--- a/00-首页/题组Word/第二轮习题集/第二轮习题集-元素与分析一-教师版.docx
+++ b/00-首页/题组Word/第二轮习题集/第二轮习题集-元素与分析一-教师版.docx
@@ -14729,15 +14729,31 @@
         <w:rPr>
           <w:rFonts w:ascii="Times New Roman" w:hAnsi="Times New Roman" w:eastAsia="Times New Roman" w:cs="Times New Roman"/>
         </w:rPr>
-        <w:t xml:space="preserve"> KClO</w:t>
-      </w:r>
-      <w:r>
-        <w:rPr>
-          <w:rFonts w:ascii="Times New Roman" w:hAnsi="Times New Roman" w:eastAsia="Times New Roman" w:cs="Times New Roman"/>
-          <w:vertAlign w:val="subscript"/>
-        </w:rPr>
-        <w:t>3</w:t>
-      </w:r>
+        <w:t xml:space="preserve"> </w:t>
+      </w:r>
+      <m:oMath>
+        <m:r>
+          <m:t>K</m:t>
+        </m:r>
+        <m:r>
+          <m:t>C</m:t>
+        </m:r>
+        <m:r>
+          <m:t>l</m:t>
+        </m:r>
+        <m:sSub>
+          <m:e>
+            <m:r>
+              <m:t>O</m:t>
+            </m:r>
+          </m:e>
+          <m:sub>
+            <m:r>
+              <m:t>3</m:t>
+            </m:r>
+          </m:sub>
+        </m:sSub>
+      </m:oMath>
       <w:r>
         <w:rPr>
           <w:rFonts w:ascii="Times New Roman" w:hAnsi="Times New Roman" w:eastAsia="Times New Roman" w:cs="Times New Roman"/>
@@ -14760,15 +14776,28 @@
         <w:rPr>
           <w:rFonts w:ascii="Times New Roman" w:hAnsi="Times New Roman" w:eastAsia="Times New Roman" w:cs="Times New Roman"/>
         </w:rPr>
-        <w:t xml:space="preserve"> MnO</w:t>
-      </w:r>
-      <w:r>
-        <w:rPr>
-          <w:rFonts w:ascii="Times New Roman" w:hAnsi="Times New Roman" w:eastAsia="Times New Roman" w:cs="Times New Roman"/>
-          <w:vertAlign w:val="subscript"/>
-        </w:rPr>
-        <w:t>2</w:t>
-      </w:r>
+        <w:t xml:space="preserve"> </w:t>
+      </w:r>
+      <m:oMath>
+        <m:r>
+          <m:t>M</m:t>
+        </m:r>
+        <m:r>
+          <m:t>n</m:t>
+        </m:r>
+        <m:sSub>
+          <m:e>
+            <m:r>
+              <m:t>O</m:t>
+            </m:r>
+          </m:e>
+          <m:sub>
+            <m:r>
+              <m:t>2</m:t>
+            </m:r>
+          </m:sub>
+        </m:sSub>
+      </m:oMath>
       <w:r>
         <w:rPr>
           <w:rFonts w:ascii="Times New Roman" w:hAnsi="Times New Roman" w:eastAsia="Times New Roman" w:cs="Times New Roman"/>
@@ -16054,6 +16083,7 @@
     <w:p>
       <w:pPr>
         <w:pStyle w:val="FirstParagraph"/>
+        <w:spacing w:after="80"/>
       </w:pPr>
       <w:r>
         <w:rPr>
@@ -16164,247 +16194,361 @@
         <w:t>:</w:t>
       </w:r>
     </w:p>
+    <w:tbl>
+      <w:tblPr>
+        <w:tblStyle w:val="Table"/>
+        <w:tblW w:type="auto" w:w="0"/>
+        <w:tblLook w:firstRow="1" w:lastRow="0" w:firstColumn="0" w:lastColumn="0" w:noHBand="0" w:noVBand="0" w:val="0020"/>
+      </w:tblPr>
+      <w:tblGrid>
+        <w:gridCol w:w="1980"/>
+        <w:gridCol w:w="1980"/>
+        <w:gridCol w:w="1980"/>
+        <w:gridCol w:w="1980"/>
+      </w:tblGrid>
+      <w:tr>
+        <w:trPr>
+          <w:tblHeader w:val="on"/>
+        </w:trPr>
+        <w:tc>
+          <w:tcPr/>
+          <w:p>
+            <w:pPr>
+              <w:pStyle w:val="Compact"/>
+              <w:jc w:val="center"/>
+            </w:pPr>
+            <w:r>
+              <w:rPr>
+                <w:rFonts w:hint="eastAsia" w:ascii="Times New Roman" w:hAnsi="Times New Roman" w:eastAsia="SimHei" w:cs="Times New Roman"/>
+                <w:b/>
+              </w:rPr>
+              <w:t xml:space="preserve">实验序号</w:t>
+            </w:r>
+          </w:p>
+        </w:tc>
+        <w:tc>
+          <w:tcPr/>
+          <w:p>
+            <w:pPr>
+              <w:pStyle w:val="Compact"/>
+              <w:jc w:val="center"/>
+            </w:pPr>
+            <w:r>
+              <w:rPr>
+                <w:rFonts w:hint="eastAsia" w:ascii="Times New Roman" w:hAnsi="Times New Roman" w:eastAsia="SimHei" w:cs="Times New Roman"/>
+                <w:b/>
+              </w:rPr>
+              <w:t>温度</w:t>
+            </w:r>
+            <w:r>
+              <w:rPr>
+                <w:rFonts w:hint="eastAsia" w:ascii="Times New Roman" w:hAnsi="Times New Roman" w:eastAsia="Times New Roman" w:cs="Times New Roman"/>
+                <w:b/>
+              </w:rPr>
+              <w:t>/°C</w:t>
+            </w:r>
+          </w:p>
+        </w:tc>
+        <w:tc>
+          <w:tcPr/>
+          <w:p>
+            <w:pPr>
+              <w:pStyle w:val="Compact"/>
+              <w:jc w:val="center"/>
+            </w:pPr>
+            <w:r>
+              <w:rPr>
+                <w:rFonts w:hint="eastAsia" w:ascii="Times New Roman" w:hAnsi="Times New Roman" w:eastAsia="SimHei" w:cs="Times New Roman"/>
+                <w:b/>
+              </w:rPr>
+              <w:t xml:space="preserve">加热条件</w:t>
+            </w:r>
+          </w:p>
+        </w:tc>
+        <w:tc>
+          <w:tcPr/>
+          <w:p>
+            <w:pPr>
+              <w:pStyle w:val="Compact"/>
+              <w:jc w:val="center"/>
+            </w:pPr>
+            <w:r>
+              <w:rPr>
+                <w:rFonts w:hint="eastAsia" w:ascii="Times New Roman" w:hAnsi="Times New Roman" w:eastAsia="SimHei" w:cs="Times New Roman"/>
+                <w:b/>
+              </w:rPr>
+              <w:t>加热后质量</w:t>
+            </w:r>
+            <w:r>
+              <w:rPr>
+                <w:rFonts w:hint="eastAsia" w:ascii="Times New Roman" w:hAnsi="Times New Roman" w:eastAsia="Times New Roman" w:cs="Times New Roman"/>
+                <w:b/>
+              </w:rPr>
+              <w:t>/</w:t>
+            </w:r>
+            <w:r>
+              <w:rPr>
+                <w:rFonts w:hint="eastAsia" w:ascii="Times New Roman" w:hAnsi="Times New Roman" w:eastAsia="SimHei" w:cs="Times New Roman"/>
+                <w:b/>
+              </w:rPr>
+              <w:t>原质量</w:t>
+            </w:r>
+          </w:p>
+        </w:tc>
+      </w:tr>
+      <w:tr>
+        <w:tc>
+          <w:tcPr/>
+          <w:p>
+            <w:pPr>
+              <w:pStyle w:val="Compact"/>
+              <w:jc w:val="center"/>
+            </w:pPr>
+            <w:r>
+              <w:rPr>
+                <w:rFonts w:ascii="Times New Roman" w:hAnsi="Times New Roman" w:eastAsia="Times New Roman" w:cs="Times New Roman"/>
+              </w:rPr>
+              <w:t xml:space="preserve">1</w:t>
+            </w:r>
+          </w:p>
+        </w:tc>
+        <w:tc>
+          <w:tcPr/>
+          <w:p>
+            <w:pPr>
+              <w:pStyle w:val="Compact"/>
+              <w:jc w:val="center"/>
+            </w:pPr>
+            <w:r>
+              <w:rPr>
+                <w:rFonts w:ascii="Times New Roman" w:hAnsi="Times New Roman" w:eastAsia="Times New Roman" w:cs="Times New Roman"/>
+              </w:rPr>
+              <w:t xml:space="preserve">50</w:t>
+            </w:r>
+          </w:p>
+        </w:tc>
+        <w:tc>
+          <w:tcPr/>
+          <w:p>
+            <w:pPr>
+              <w:pStyle w:val="Compact"/>
+              <w:jc w:val="center"/>
+            </w:pPr>
+            <w:r>
+              <w:rPr>
+                <w:rFonts w:hint="eastAsia" w:ascii="Times New Roman" w:hAnsi="Times New Roman" w:eastAsia="FangSong" w:cs="Times New Roman"/>
+              </w:rPr>
+              <w:t xml:space="preserve">真空中</w:t>
+            </w:r>
+          </w:p>
+        </w:tc>
+        <w:tc>
+          <w:tcPr/>
+          <w:p>
+            <w:pPr>
+              <w:pStyle w:val="Compact"/>
+              <w:jc w:val="center"/>
+            </w:pPr>
+            <w:r>
+              <w:rPr>
+                <w:rFonts w:ascii="Times New Roman" w:hAnsi="Times New Roman" w:eastAsia="Times New Roman" w:cs="Times New Roman"/>
+              </w:rPr>
+              <w:t xml:space="preserve">74.9%</w:t>
+            </w:r>
+          </w:p>
+        </w:tc>
+      </w:tr>
+      <w:tr>
+        <w:tc>
+          <w:tcPr/>
+          <w:p>
+            <w:pPr>
+              <w:pStyle w:val="Compact"/>
+              <w:jc w:val="center"/>
+            </w:pPr>
+            <w:r>
+              <w:rPr>
+                <w:rFonts w:ascii="Times New Roman" w:hAnsi="Times New Roman" w:eastAsia="Times New Roman" w:cs="Times New Roman"/>
+              </w:rPr>
+              <w:t xml:space="preserve">2</w:t>
+            </w:r>
+          </w:p>
+        </w:tc>
+        <w:tc>
+          <w:tcPr/>
+          <w:p>
+            <w:pPr>
+              <w:pStyle w:val="Compact"/>
+              <w:jc w:val="center"/>
+            </w:pPr>
+            <w:r>
+              <w:rPr>
+                <w:rFonts w:ascii="Times New Roman" w:hAnsi="Times New Roman" w:eastAsia="Times New Roman" w:cs="Times New Roman"/>
+              </w:rPr>
+              <w:t xml:space="preserve">120</w:t>
+            </w:r>
+          </w:p>
+        </w:tc>
+        <w:tc>
+          <w:tcPr/>
+          <w:p>
+            <w:pPr>
+              <w:pStyle w:val="Compact"/>
+              <w:jc w:val="center"/>
+            </w:pPr>
+            <w:r>
+              <w:rPr>
+                <w:rFonts w:hint="eastAsia" w:ascii="Times New Roman" w:hAnsi="Times New Roman" w:eastAsia="FangSong" w:cs="Times New Roman"/>
+              </w:rPr>
+              <w:t xml:space="preserve">真空中</w:t>
+            </w:r>
+          </w:p>
+        </w:tc>
+        <w:tc>
+          <w:tcPr/>
+          <w:p>
+            <w:pPr>
+              <w:pStyle w:val="Compact"/>
+              <w:jc w:val="center"/>
+            </w:pPr>
+            <w:r>
+              <w:rPr>
+                <w:rFonts w:ascii="Times New Roman" w:hAnsi="Times New Roman" w:eastAsia="Times New Roman" w:cs="Times New Roman"/>
+              </w:rPr>
+              <w:t xml:space="preserve">49.9%</w:t>
+            </w:r>
+          </w:p>
+        </w:tc>
+      </w:tr>
+      <w:tr>
+        <w:tc>
+          <w:tcPr/>
+          <w:p>
+            <w:pPr>
+              <w:pStyle w:val="Compact"/>
+              <w:jc w:val="center"/>
+            </w:pPr>
+            <w:r>
+              <w:rPr>
+                <w:rFonts w:ascii="Times New Roman" w:hAnsi="Times New Roman" w:eastAsia="Times New Roman" w:cs="Times New Roman"/>
+              </w:rPr>
+              <w:t xml:space="preserve">3</w:t>
+            </w:r>
+          </w:p>
+        </w:tc>
+        <w:tc>
+          <w:tcPr/>
+          <w:p>
+            <w:pPr>
+              <w:pStyle w:val="Compact"/>
+              <w:jc w:val="center"/>
+            </w:pPr>
+            <w:r>
+              <w:rPr>
+                <w:rFonts w:ascii="Times New Roman" w:hAnsi="Times New Roman" w:eastAsia="Times New Roman" w:cs="Times New Roman"/>
+              </w:rPr>
+              <w:t xml:space="preserve">170</w:t>
+            </w:r>
+          </w:p>
+        </w:tc>
+        <w:tc>
+          <w:tcPr/>
+          <w:p>
+            <w:pPr>
+              <w:pStyle w:val="Compact"/>
+              <w:jc w:val="center"/>
+            </w:pPr>
+            <w:r>
+              <w:rPr>
+                <w:rFonts w:hint="eastAsia" w:ascii="Times New Roman" w:hAnsi="Times New Roman" w:eastAsia="FangSong" w:cs="Times New Roman"/>
+              </w:rPr>
+              <w:t xml:space="preserve">氧气流中</w:t>
+            </w:r>
+          </w:p>
+        </w:tc>
+        <w:tc>
+          <w:tcPr/>
+          <w:p>
+            <w:pPr>
+              <w:pStyle w:val="Compact"/>
+              <w:jc w:val="center"/>
+            </w:pPr>
+            <w:r>
+              <w:rPr>
+                <w:rFonts w:ascii="Times New Roman" w:hAnsi="Times New Roman" w:eastAsia="Times New Roman" w:cs="Times New Roman"/>
+              </w:rPr>
+              <w:t xml:space="preserve">21.9%</w:t>
+            </w:r>
+          </w:p>
+        </w:tc>
+      </w:tr>
+      <w:tr>
+        <w:tc>
+          <w:tcPr/>
+          <w:p>
+            <w:pPr>
+              <w:pStyle w:val="Compact"/>
+              <w:jc w:val="center"/>
+            </w:pPr>
+            <w:r>
+              <w:rPr>
+                <w:rFonts w:ascii="Times New Roman" w:hAnsi="Times New Roman" w:eastAsia="Times New Roman" w:cs="Times New Roman"/>
+              </w:rPr>
+              <w:t xml:space="preserve">4</w:t>
+            </w:r>
+          </w:p>
+        </w:tc>
+        <w:tc>
+          <w:tcPr/>
+          <w:p>
+            <w:pPr>
+              <w:pStyle w:val="Compact"/>
+              <w:jc w:val="center"/>
+            </w:pPr>
+            <w:r>
+              <w:rPr>
+                <w:rFonts w:ascii="Times New Roman" w:hAnsi="Times New Roman" w:eastAsia="Times New Roman" w:cs="Times New Roman"/>
+              </w:rPr>
+              <w:t xml:space="preserve">200</w:t>
+            </w:r>
+          </w:p>
+        </w:tc>
+        <w:tc>
+          <w:tcPr/>
+          <w:p>
+            <w:pPr>
+              <w:pStyle w:val="Compact"/>
+              <w:jc w:val="center"/>
+            </w:pPr>
+            <w:r>
+              <w:rPr>
+                <w:rFonts w:hint="eastAsia" w:ascii="Times New Roman" w:hAnsi="Times New Roman" w:eastAsia="FangSong" w:cs="Times New Roman"/>
+              </w:rPr>
+              <w:t xml:space="preserve">省略</w:t>
+            </w:r>
+          </w:p>
+        </w:tc>
+        <w:tc>
+          <w:tcPr/>
+          <w:p>
+            <w:pPr>
+              <w:pStyle w:val="Compact"/>
+              <w:jc w:val="center"/>
+            </w:pPr>
+            <w:r>
+              <w:rPr>
+                <w:rFonts w:ascii="Times New Roman" w:hAnsi="Times New Roman" w:eastAsia="Times New Roman" w:cs="Times New Roman"/>
+              </w:rPr>
+              <w:t xml:space="preserve">20.4%</w:t>
+            </w:r>
+          </w:p>
+        </w:tc>
+      </w:tr>
+    </w:tbl>
     <w:p>
       <w:pPr>
         <w:pStyle w:val="BodyText"/>
-      </w:pPr>
-      <w:r>
-        <w:rPr>
-          <w:rFonts w:hint="eastAsia" w:ascii="Times New Roman" w:hAnsi="Times New Roman" w:eastAsia="FangSong" w:cs="Times New Roman"/>
-        </w:rPr>
-        <w:t xml:space="preserve">实验序号</w:t>
-      </w:r>
-    </w:p>
-    <w:p>
-      <w:pPr>
-        <w:pStyle w:val="BodyText"/>
-      </w:pPr>
-      <w:r>
-        <w:rPr>
-          <w:rFonts w:hint="eastAsia" w:ascii="Times New Roman" w:hAnsi="Times New Roman" w:eastAsia="FangSong" w:cs="Times New Roman"/>
-        </w:rPr>
-        <w:t>温度</w:t>
-      </w:r>
-      <w:r>
-        <w:rPr>
-          <w:rFonts w:hint="eastAsia" w:ascii="Times New Roman" w:hAnsi="Times New Roman" w:eastAsia="Times New Roman" w:cs="Times New Roman"/>
-        </w:rPr>
-        <w:t>/°C</w:t>
-      </w:r>
-    </w:p>
-    <w:p>
-      <w:pPr>
-        <w:pStyle w:val="BodyText"/>
-      </w:pPr>
-      <w:r>
-        <w:rPr>
-          <w:rFonts w:hint="eastAsia" w:ascii="Times New Roman" w:hAnsi="Times New Roman" w:eastAsia="FangSong" w:cs="Times New Roman"/>
-        </w:rPr>
-        <w:t xml:space="preserve">加热条件</w:t>
-      </w:r>
-    </w:p>
-    <w:p>
-      <w:pPr>
-        <w:pStyle w:val="BodyText"/>
-      </w:pPr>
-      <w:r>
-        <w:rPr>
-          <w:rFonts w:hint="eastAsia" w:ascii="Times New Roman" w:hAnsi="Times New Roman" w:eastAsia="FangSong" w:cs="Times New Roman"/>
-        </w:rPr>
-        <w:t>加热后质量</w:t>
-      </w:r>
-      <w:r>
-        <w:rPr>
-          <w:rFonts w:hint="eastAsia" w:ascii="Times New Roman" w:hAnsi="Times New Roman" w:eastAsia="Times New Roman" w:cs="Times New Roman"/>
-        </w:rPr>
-        <w:t>/</w:t>
-      </w:r>
-      <w:r>
-        <w:rPr>
-          <w:rFonts w:hint="eastAsia" w:ascii="Times New Roman" w:hAnsi="Times New Roman" w:eastAsia="FangSong" w:cs="Times New Roman"/>
-        </w:rPr>
-        <w:t>原质量</w:t>
-      </w:r>
-    </w:p>
-    <w:p>
-      <w:pPr>
-        <w:pStyle w:val="BodyText"/>
-      </w:pPr>
-      <w:r>
-        <w:rPr>
-          <w:rFonts w:ascii="Times New Roman" w:hAnsi="Times New Roman" w:eastAsia="Times New Roman" w:cs="Times New Roman"/>
-        </w:rPr>
-        <w:t xml:space="preserve">1</w:t>
-      </w:r>
-    </w:p>
-    <w:p>
-      <w:pPr>
-        <w:pStyle w:val="BodyText"/>
-      </w:pPr>
-      <w:r>
-        <w:rPr>
-          <w:rFonts w:ascii="Times New Roman" w:hAnsi="Times New Roman" w:eastAsia="Times New Roman" w:cs="Times New Roman"/>
-        </w:rPr>
-        <w:t xml:space="preserve">50</w:t>
-      </w:r>
-    </w:p>
-    <w:p>
-      <w:pPr>
-        <w:pStyle w:val="BodyText"/>
-      </w:pPr>
-      <w:r>
-        <w:rPr>
-          <w:rFonts w:hint="eastAsia" w:ascii="Times New Roman" w:hAnsi="Times New Roman" w:eastAsia="FangSong" w:cs="Times New Roman"/>
-        </w:rPr>
-        <w:t xml:space="preserve">真空中</w:t>
-      </w:r>
-    </w:p>
-    <w:p>
-      <w:pPr>
-        <w:pStyle w:val="BodyText"/>
-      </w:pPr>
-      <w:r>
-        <w:rPr>
-          <w:rFonts w:ascii="Times New Roman" w:hAnsi="Times New Roman" w:eastAsia="Times New Roman" w:cs="Times New Roman"/>
-        </w:rPr>
-        <w:t xml:space="preserve">74.9%</w:t>
-      </w:r>
-    </w:p>
-    <w:p>
-      <w:pPr>
-        <w:pStyle w:val="BodyText"/>
-      </w:pPr>
-      <w:r>
-        <w:rPr>
-          <w:rFonts w:ascii="Times New Roman" w:hAnsi="Times New Roman" w:eastAsia="Times New Roman" w:cs="Times New Roman"/>
-        </w:rPr>
-        <w:t xml:space="preserve">2</w:t>
-      </w:r>
-    </w:p>
-    <w:p>
-      <w:pPr>
-        <w:pStyle w:val="BodyText"/>
-      </w:pPr>
-      <w:r>
-        <w:rPr>
-          <w:rFonts w:ascii="Times New Roman" w:hAnsi="Times New Roman" w:eastAsia="Times New Roman" w:cs="Times New Roman"/>
-        </w:rPr>
-        <w:t xml:space="preserve">120</w:t>
-      </w:r>
-    </w:p>
-    <w:p>
-      <w:pPr>
-        <w:pStyle w:val="BodyText"/>
-      </w:pPr>
-      <w:r>
-        <w:rPr>
-          <w:rFonts w:hint="eastAsia" w:ascii="Times New Roman" w:hAnsi="Times New Roman" w:eastAsia="FangSong" w:cs="Times New Roman"/>
-        </w:rPr>
-        <w:t xml:space="preserve">真空中</w:t>
-      </w:r>
-    </w:p>
-    <w:p>
-      <w:pPr>
-        <w:pStyle w:val="BodyText"/>
-      </w:pPr>
-      <w:r>
-        <w:rPr>
-          <w:rFonts w:ascii="Times New Roman" w:hAnsi="Times New Roman" w:eastAsia="Times New Roman" w:cs="Times New Roman"/>
-        </w:rPr>
-        <w:t xml:space="preserve">49.9%</w:t>
-      </w:r>
-    </w:p>
-    <w:p>
-      <w:pPr>
-        <w:pStyle w:val="BodyText"/>
-      </w:pPr>
-      <w:r>
-        <w:rPr>
-          <w:rFonts w:ascii="Times New Roman" w:hAnsi="Times New Roman" w:eastAsia="Times New Roman" w:cs="Times New Roman"/>
-        </w:rPr>
-        <w:t xml:space="preserve">3</w:t>
-      </w:r>
-    </w:p>
-    <w:p>
-      <w:pPr>
-        <w:pStyle w:val="BodyText"/>
-      </w:pPr>
-      <w:r>
-        <w:rPr>
-          <w:rFonts w:ascii="Times New Roman" w:hAnsi="Times New Roman" w:eastAsia="Times New Roman" w:cs="Times New Roman"/>
-        </w:rPr>
-        <w:t xml:space="preserve">170</w:t>
-      </w:r>
-    </w:p>
-    <w:p>
-      <w:pPr>
-        <w:pStyle w:val="BodyText"/>
-      </w:pPr>
-      <w:r>
-        <w:rPr>
-          <w:rFonts w:hint="eastAsia" w:ascii="Times New Roman" w:hAnsi="Times New Roman" w:eastAsia="FangSong" w:cs="Times New Roman"/>
-        </w:rPr>
-        <w:t xml:space="preserve">氧气流中</w:t>
-      </w:r>
-    </w:p>
-    <w:p>
-      <w:pPr>
-        <w:pStyle w:val="BodyText"/>
-      </w:pPr>
-      <w:r>
-        <w:rPr>
-          <w:rFonts w:ascii="Times New Roman" w:hAnsi="Times New Roman" w:eastAsia="Times New Roman" w:cs="Times New Roman"/>
-        </w:rPr>
-        <w:t xml:space="preserve">21.9%</w:t>
-      </w:r>
-    </w:p>
-    <w:p>
-      <w:pPr>
-        <w:pStyle w:val="BodyText"/>
-      </w:pPr>
-      <w:r>
-        <w:rPr>
-          <w:rFonts w:ascii="Times New Roman" w:hAnsi="Times New Roman" w:eastAsia="Times New Roman" w:cs="Times New Roman"/>
-        </w:rPr>
-        <w:t xml:space="preserve">4</w:t>
-      </w:r>
-    </w:p>
-    <w:p>
-      <w:pPr>
-        <w:pStyle w:val="BodyText"/>
-      </w:pPr>
-      <w:r>
-        <w:rPr>
-          <w:rFonts w:ascii="Times New Roman" w:hAnsi="Times New Roman" w:eastAsia="Times New Roman" w:cs="Times New Roman"/>
-        </w:rPr>
-        <w:t xml:space="preserve">200</w:t>
-      </w:r>
-    </w:p>
-    <w:p>
-      <w:pPr>
-        <w:pStyle w:val="BodyText"/>
-      </w:pPr>
-      <w:r>
-        <w:rPr>
-          <w:rFonts w:hint="eastAsia" w:ascii="Times New Roman" w:hAnsi="Times New Roman" w:eastAsia="FangSong" w:cs="Times New Roman"/>
-        </w:rPr>
-        <w:t xml:space="preserve">省略</w:t>
-      </w:r>
-    </w:p>
-    <w:p>
-      <w:pPr>
-        <w:pStyle w:val="BodyText"/>
-      </w:pPr>
-      <w:r>
-        <w:rPr>
-          <w:rFonts w:ascii="Times New Roman" w:hAnsi="Times New Roman" w:eastAsia="Times New Roman" w:cs="Times New Roman"/>
-        </w:rPr>
-        <w:t xml:space="preserve">20.4%</w:t>
-      </w:r>
-    </w:p>
-    <w:p>
-      <w:pPr>
-        <w:pStyle w:val="BodyText"/>
+        <w:spacing w:before="120"/>
       </w:pPr>
       <w:r>
         <w:rPr>
@@ -16697,20 +16841,33 @@
         <w:rPr>
           <w:rFonts w:ascii="Times New Roman" w:hAnsi="Times New Roman" w:eastAsia="Times New Roman" w:cs="Times New Roman"/>
         </w:rPr>
-        <w:t>、ZnI</w:t>
-      </w:r>
-      <w:r>
-        <w:rPr>
-          <w:rFonts w:ascii="Times New Roman" w:hAnsi="Times New Roman" w:eastAsia="Times New Roman" w:cs="Times New Roman"/>
-          <w:vertAlign w:val="subscript"/>
-        </w:rPr>
-        <w:t>2</w:t>
-      </w:r>
-      <w:r>
-        <w:rPr>
-          <w:rFonts w:ascii="Times New Roman" w:hAnsi="Times New Roman" w:eastAsia="Times New Roman" w:cs="Times New Roman"/>
-        </w:rPr>
-        <w:t>、</w:t>
+        <w:t xml:space="preserve">、</w:t>
+      </w:r>
+      <m:oMath>
+        <m:r>
+          <m:t>Z</m:t>
+        </m:r>
+        <m:r>
+          <m:t>n</m:t>
+        </m:r>
+        <m:sSub>
+          <m:e>
+            <m:r>
+              <m:t>I</m:t>
+            </m:r>
+          </m:e>
+          <m:sub>
+            <m:r>
+              <m:t>2</m:t>
+            </m:r>
+          </m:sub>
+        </m:sSub>
+      </m:oMath>
+      <w:r>
+        <w:rPr>
+          <w:rFonts w:ascii="Times New Roman" w:hAnsi="Times New Roman" w:eastAsia="Times New Roman" w:cs="Times New Roman"/>
+        </w:rPr>
+        <w:t xml:space="preserve">、</w:t>
       </w:r>
       <m:oMath>
         <m:oMathPr>
@@ -16782,20 +16939,27 @@
         <w:rPr>
           <w:rFonts w:ascii="Times New Roman" w:hAnsi="Times New Roman" w:eastAsia="Times New Roman" w:cs="Times New Roman"/>
         </w:rPr>
-        <w:t>、H</w:t>
-      </w:r>
-      <w:r>
-        <w:rPr>
-          <w:rFonts w:ascii="Times New Roman" w:hAnsi="Times New Roman" w:eastAsia="Times New Roman" w:cs="Times New Roman"/>
-          <w:vertAlign w:val="subscript"/>
-        </w:rPr>
-        <w:t>2</w:t>
-      </w:r>
-      <w:r>
-        <w:rPr>
-          <w:rFonts w:ascii="Times New Roman" w:hAnsi="Times New Roman" w:eastAsia="Times New Roman" w:cs="Times New Roman"/>
-        </w:rPr>
-        <w:t>、</w:t>
+        <w:t xml:space="preserve">、</w:t>
+      </w:r>
+      <m:oMath>
+        <m:sSub>
+          <m:e>
+            <m:r>
+              <m:t>H</m:t>
+            </m:r>
+          </m:e>
+          <m:sub>
+            <m:r>
+              <m:t>2</m:t>
+            </m:r>
+          </m:sub>
+        </m:sSub>
+      </m:oMath>
+      <w:r>
+        <w:rPr>
+          <w:rFonts w:ascii="Times New Roman" w:hAnsi="Times New Roman" w:eastAsia="Times New Roman" w:cs="Times New Roman"/>
+        </w:rPr>
+        <w:t xml:space="preserve">、</w:t>
       </w:r>
       <m:oMath>
         <m:r>
@@ -18165,15 +18329,22 @@
         <w:rPr>
           <w:rFonts w:ascii="Times New Roman" w:hAnsi="Times New Roman" w:eastAsia="Times New Roman" w:cs="Times New Roman"/>
         </w:rPr>
-        <w:t xml:space="preserve"> O</w:t>
-      </w:r>
-      <w:r>
-        <w:rPr>
-          <w:rFonts w:ascii="Times New Roman" w:hAnsi="Times New Roman" w:eastAsia="Times New Roman" w:cs="Times New Roman"/>
-          <w:vertAlign w:val="subscript"/>
-        </w:rPr>
-        <w:t>2</w:t>
-      </w:r>
+        <w:t xml:space="preserve"> </w:t>
+      </w:r>
+      <m:oMath>
+        <m:sSub>
+          <m:e>
+            <m:r>
+              <m:t>O</m:t>
+            </m:r>
+          </m:e>
+          <m:sub>
+            <m:r>
+              <m:t>2</m:t>
+            </m:r>
+          </m:sub>
+        </m:sSub>
+      </m:oMath>
       <w:r>
         <w:rPr>
           <w:rFonts w:ascii="Times New Roman" w:hAnsi="Times New Roman" w:eastAsia="Times New Roman" w:cs="Times New Roman"/>
@@ -18207,22 +18378,33 @@
         <w:rPr>
           <w:rFonts w:ascii="Times New Roman" w:hAnsi="Times New Roman" w:eastAsia="Times New Roman" w:cs="Times New Roman"/>
         </w:rPr>
-        <w:t xml:space="preserve"> O</w:t>
-      </w:r>
-      <w:r>
-        <w:rPr>
-          <w:rFonts w:ascii="Times New Roman" w:hAnsi="Times New Roman" w:eastAsia="Times New Roman" w:cs="Times New Roman"/>
-          <w:vertAlign w:val="subscript"/>
-        </w:rPr>
-        <w:t>2</w:t>
-      </w:r>
-      <w:r>
-        <w:rPr>
-          <w:rFonts w:ascii="Times New Roman" w:hAnsi="Times New Roman" w:eastAsia="Times New Roman" w:cs="Times New Roman"/>
-          <w:vertAlign w:val="superscript"/>
-        </w:rPr>
-        <w:t>2-</w:t>
-      </w:r>
+        <w:t xml:space="preserve"> </w:t>
+      </w:r>
+      <m:oMath>
+        <m:sSubSup>
+          <m:e>
+            <m:r>
+              <m:t>O</m:t>
+            </m:r>
+          </m:e>
+          <m:sub>
+            <m:r>
+              <m:t>2</m:t>
+            </m:r>
+          </m:sub>
+          <m:sup>
+            <m:r>
+              <m:t>2</m:t>
+            </m:r>
+            <m:r>
+              <m:rPr>
+                <m:sty m:val="p"/>
+              </m:rPr>
+              <m:t>−</m:t>
+            </m:r>
+          </m:sup>
+        </m:sSubSup>
+      </m:oMath>
       <w:r>
         <w:rPr>
           <w:rFonts w:ascii="Times New Roman" w:hAnsi="Times New Roman" w:eastAsia="Times New Roman" w:cs="Times New Roman"/>
@@ -18727,22 +18909,30 @@
         <w:rPr>
           <w:rFonts w:ascii="Times New Roman" w:hAnsi="Times New Roman" w:eastAsia="Times New Roman" w:cs="Times New Roman"/>
         </w:rPr>
-        <w:t xml:space="preserve"> O</w:t>
-      </w:r>
-      <w:r>
-        <w:rPr>
-          <w:rFonts w:ascii="Times New Roman" w:hAnsi="Times New Roman" w:eastAsia="Times New Roman" w:cs="Times New Roman"/>
-          <w:vertAlign w:val="subscript"/>
-        </w:rPr>
-        <w:t>2</w:t>
-      </w:r>
-      <w:r>
-        <w:rPr>
-          <w:rFonts w:ascii="Times New Roman" w:hAnsi="Times New Roman" w:eastAsia="Times New Roman" w:cs="Times New Roman"/>
-          <w:vertAlign w:val="superscript"/>
-        </w:rPr>
-        <w:t>-</w:t>
-      </w:r>
+        <w:t xml:space="preserve"> </w:t>
+      </w:r>
+      <m:oMath>
+        <m:sSubSup>
+          <m:e>
+            <m:r>
+              <m:t>O</m:t>
+            </m:r>
+          </m:e>
+          <m:sub>
+            <m:r>
+              <m:t>2</m:t>
+            </m:r>
+          </m:sub>
+          <m:sup>
+            <m:r>
+              <m:rPr>
+                <m:sty m:val="p"/>
+              </m:rPr>
+              <m:t>−</m:t>
+            </m:r>
+          </m:sup>
+        </m:sSubSup>
+      </m:oMath>
       <w:r>
         <w:rPr>
           <w:rFonts w:ascii="Times New Roman" w:hAnsi="Times New Roman" w:eastAsia="Times New Roman" w:cs="Times New Roman"/>
@@ -19787,79 +19977,143 @@
       <w:pPr>
         <w:pStyle w:val="BodyText"/>
       </w:pPr>
-      <w:r>
-        <w:rPr>
-          <w:rFonts w:ascii="Times New Roman" w:hAnsi="Times New Roman" w:eastAsia="Times New Roman" w:cs="Times New Roman"/>
-        </w:rPr>
-        <w:t>O</w:t>
-      </w:r>
-      <w:r>
-        <w:rPr>
-          <w:rFonts w:ascii="Times New Roman" w:hAnsi="Times New Roman" w:eastAsia="Times New Roman" w:cs="Times New Roman"/>
-          <w:vertAlign w:val="subscript"/>
-        </w:rPr>
-        <w:t>2</w:t>
-      </w:r>
-      <w:r>
-        <w:rPr>
-          <w:rFonts w:ascii="Times New Roman" w:hAnsi="Times New Roman" w:eastAsia="Times New Roman" w:cs="Times New Roman"/>
-          <w:vertAlign w:val="superscript"/>
-        </w:rPr>
-        <w:t>2-</w:t>
-      </w:r>
-      <w:r>
-        <w:rPr>
-          <w:rFonts w:ascii="Times New Roman" w:hAnsi="Times New Roman" w:eastAsia="Times New Roman" w:cs="Times New Roman"/>
-        </w:rPr>
-        <w:t xml:space="preserve"> 、 O</w:t>
-      </w:r>
-      <w:r>
-        <w:rPr>
-          <w:rFonts w:ascii="Times New Roman" w:hAnsi="Times New Roman" w:eastAsia="Times New Roman" w:cs="Times New Roman"/>
-          <w:vertAlign w:val="subscript"/>
-        </w:rPr>
-        <w:t>2</w:t>
-      </w:r>
-      <w:r>
-        <w:rPr>
-          <w:rFonts w:ascii="Times New Roman" w:hAnsi="Times New Roman" w:eastAsia="Times New Roman" w:cs="Times New Roman"/>
-          <w:vertAlign w:val="superscript"/>
-        </w:rPr>
-        <w:t>-</w:t>
-      </w:r>
-      <w:r>
-        <w:rPr>
-          <w:rFonts w:ascii="Times New Roman" w:hAnsi="Times New Roman" w:eastAsia="Times New Roman" w:cs="Times New Roman"/>
-        </w:rPr>
-        <w:t xml:space="preserve"> 、 O</w:t>
-      </w:r>
-      <w:r>
-        <w:rPr>
-          <w:rFonts w:ascii="Times New Roman" w:hAnsi="Times New Roman" w:eastAsia="Times New Roman" w:cs="Times New Roman"/>
-          <w:vertAlign w:val="subscript"/>
-        </w:rPr>
-        <w:t>2</w:t>
-      </w:r>
-      <w:r>
-        <w:rPr>
-          <w:rFonts w:ascii="Times New Roman" w:hAnsi="Times New Roman" w:eastAsia="Times New Roman" w:cs="Times New Roman"/>
-        </w:rPr>
-        <w:t xml:space="preserve"> 、 O</w:t>
-      </w:r>
-      <w:r>
-        <w:rPr>
-          <w:rFonts w:ascii="Times New Roman" w:hAnsi="Times New Roman" w:eastAsia="Times New Roman" w:cs="Times New Roman"/>
-          <w:vertAlign w:val="subscript"/>
-        </w:rPr>
-        <w:t>2</w:t>
-      </w:r>
-      <w:r>
-        <w:rPr>
-          <w:rFonts w:ascii="Times New Roman" w:hAnsi="Times New Roman" w:eastAsia="Times New Roman" w:cs="Times New Roman"/>
-          <w:vertAlign w:val="superscript"/>
-        </w:rPr>
-        <w:t>+</w:t>
-      </w:r>
+      <m:oMath>
+        <m:sSubSup>
+          <m:e>
+            <m:r>
+              <m:t>O</m:t>
+            </m:r>
+          </m:e>
+          <m:sub>
+            <m:r>
+              <m:t>2</m:t>
+            </m:r>
+          </m:sub>
+          <m:sup>
+            <m:r>
+              <m:t>2</m:t>
+            </m:r>
+            <m:r>
+              <m:rPr>
+                <m:sty m:val="p"/>
+              </m:rPr>
+              <m:t>−</m:t>
+            </m:r>
+          </m:sup>
+        </m:sSubSup>
+      </m:oMath>
+      <w:r>
+        <w:rPr>
+          <w:rFonts w:ascii="Times New Roman" w:hAnsi="Times New Roman" w:eastAsia="Times New Roman" w:cs="Times New Roman"/>
+        </w:rPr>
+        <w:t xml:space="preserve"> </w:t>
+      </w:r>
+      <w:r>
+        <w:rPr>
+          <w:rFonts w:ascii="Times New Roman" w:hAnsi="Times New Roman" w:eastAsia="Times New Roman" w:cs="Times New Roman"/>
+        </w:rPr>
+        <w:t xml:space="preserve">、</w:t>
+      </w:r>
+      <w:r>
+        <w:rPr>
+          <w:rFonts w:ascii="Times New Roman" w:hAnsi="Times New Roman" w:eastAsia="Times New Roman" w:cs="Times New Roman"/>
+        </w:rPr>
+        <w:t xml:space="preserve"> </w:t>
+      </w:r>
+      <m:oMath>
+        <m:sSubSup>
+          <m:e>
+            <m:r>
+              <m:t>O</m:t>
+            </m:r>
+          </m:e>
+          <m:sub>
+            <m:r>
+              <m:t>2</m:t>
+            </m:r>
+          </m:sub>
+          <m:sup>
+            <m:r>
+              <m:rPr>
+                <m:sty m:val="p"/>
+              </m:rPr>
+              <m:t>−</m:t>
+            </m:r>
+          </m:sup>
+        </m:sSubSup>
+      </m:oMath>
+      <w:r>
+        <w:rPr>
+          <w:rFonts w:ascii="Times New Roman" w:hAnsi="Times New Roman" w:eastAsia="Times New Roman" w:cs="Times New Roman"/>
+        </w:rPr>
+        <w:t xml:space="preserve"> </w:t>
+      </w:r>
+      <w:r>
+        <w:rPr>
+          <w:rFonts w:ascii="Times New Roman" w:hAnsi="Times New Roman" w:eastAsia="Times New Roman" w:cs="Times New Roman"/>
+        </w:rPr>
+        <w:t xml:space="preserve">、</w:t>
+      </w:r>
+      <w:r>
+        <w:rPr>
+          <w:rFonts w:ascii="Times New Roman" w:hAnsi="Times New Roman" w:eastAsia="Times New Roman" w:cs="Times New Roman"/>
+        </w:rPr>
+        <w:t xml:space="preserve"> </w:t>
+      </w:r>
+      <m:oMath>
+        <m:sSub>
+          <m:e>
+            <m:r>
+              <m:t>O</m:t>
+            </m:r>
+          </m:e>
+          <m:sub>
+            <m:r>
+              <m:t>2</m:t>
+            </m:r>
+          </m:sub>
+        </m:sSub>
+      </m:oMath>
+      <w:r>
+        <w:rPr>
+          <w:rFonts w:ascii="Times New Roman" w:hAnsi="Times New Roman" w:eastAsia="Times New Roman" w:cs="Times New Roman"/>
+        </w:rPr>
+        <w:t xml:space="preserve"> </w:t>
+      </w:r>
+      <w:r>
+        <w:rPr>
+          <w:rFonts w:ascii="Times New Roman" w:hAnsi="Times New Roman" w:eastAsia="Times New Roman" w:cs="Times New Roman"/>
+        </w:rPr>
+        <w:t xml:space="preserve">、</w:t>
+      </w:r>
+      <w:r>
+        <w:rPr>
+          <w:rFonts w:ascii="Times New Roman" w:hAnsi="Times New Roman" w:eastAsia="Times New Roman" w:cs="Times New Roman"/>
+        </w:rPr>
+        <w:t xml:space="preserve"> </w:t>
+      </w:r>
+      <m:oMath>
+        <m:sSubSup>
+          <m:e>
+            <m:r>
+              <m:t>O</m:t>
+            </m:r>
+          </m:e>
+          <m:sub>
+            <m:r>
+              <m:t>2</m:t>
+            </m:r>
+          </m:sub>
+          <m:sup>
+            <m:r>
+              <m:rPr>
+                <m:sty m:val="p"/>
+              </m:rPr>
+              <m:t>+</m:t>
+            </m:r>
+          </m:sup>
+        </m:sSubSup>
+      </m:oMath>
       <w:r>
         <w:rPr>
           <w:rFonts w:ascii="Times New Roman" w:hAnsi="Times New Roman" w:eastAsia="Times New Roman" w:cs="Times New Roman"/>
@@ -19888,42 +20142,73 @@
         <w:rPr>
           <w:rFonts w:ascii="Times New Roman" w:hAnsi="Times New Roman" w:eastAsia="Times New Roman" w:cs="Times New Roman"/>
         </w:rPr>
-        <w:t xml:space="preserve"> O</w:t>
-      </w:r>
-      <w:r>
-        <w:rPr>
-          <w:rFonts w:ascii="Times New Roman" w:hAnsi="Times New Roman" w:eastAsia="Times New Roman" w:cs="Times New Roman"/>
-          <w:vertAlign w:val="subscript"/>
-        </w:rPr>
-        <w:t>2</w:t>
-      </w:r>
-      <w:r>
-        <w:rPr>
-          <w:rFonts w:ascii="Times New Roman" w:hAnsi="Times New Roman" w:eastAsia="Times New Roman" w:cs="Times New Roman"/>
-          <w:vertAlign w:val="superscript"/>
-        </w:rPr>
-        <w:t>2-</w:t>
-      </w:r>
-      <w:r>
-        <w:rPr>
-          <w:rFonts w:ascii="Times New Roman" w:hAnsi="Times New Roman" w:eastAsia="Times New Roman" w:cs="Times New Roman"/>
-        </w:rPr>
-        <w:t xml:space="preserve"> 、 O</w:t>
-      </w:r>
-      <w:r>
-        <w:rPr>
-          <w:rFonts w:ascii="Times New Roman" w:hAnsi="Times New Roman" w:eastAsia="Times New Roman" w:cs="Times New Roman"/>
-          <w:vertAlign w:val="subscript"/>
-        </w:rPr>
-        <w:t>2</w:t>
-      </w:r>
-      <w:r>
-        <w:rPr>
-          <w:rFonts w:ascii="Times New Roman" w:hAnsi="Times New Roman" w:eastAsia="Times New Roman" w:cs="Times New Roman"/>
-          <w:vertAlign w:val="superscript"/>
-        </w:rPr>
-        <w:t>-</w:t>
-      </w:r>
+        <w:t xml:space="preserve"> </w:t>
+      </w:r>
+      <m:oMath>
+        <m:sSubSup>
+          <m:e>
+            <m:r>
+              <m:t>O</m:t>
+            </m:r>
+          </m:e>
+          <m:sub>
+            <m:r>
+              <m:t>2</m:t>
+            </m:r>
+          </m:sub>
+          <m:sup>
+            <m:r>
+              <m:t>2</m:t>
+            </m:r>
+            <m:r>
+              <m:rPr>
+                <m:sty m:val="p"/>
+              </m:rPr>
+              <m:t>−</m:t>
+            </m:r>
+          </m:sup>
+        </m:sSubSup>
+      </m:oMath>
+      <w:r>
+        <w:rPr>
+          <w:rFonts w:ascii="Times New Roman" w:hAnsi="Times New Roman" w:eastAsia="Times New Roman" w:cs="Times New Roman"/>
+        </w:rPr>
+        <w:t xml:space="preserve"> </w:t>
+      </w:r>
+      <w:r>
+        <w:rPr>
+          <w:rFonts w:ascii="Times New Roman" w:hAnsi="Times New Roman" w:eastAsia="Times New Roman" w:cs="Times New Roman"/>
+        </w:rPr>
+        <w:t xml:space="preserve">、</w:t>
+      </w:r>
+      <w:r>
+        <w:rPr>
+          <w:rFonts w:ascii="Times New Roman" w:hAnsi="Times New Roman" w:eastAsia="Times New Roman" w:cs="Times New Roman"/>
+        </w:rPr>
+        <w:t xml:space="preserve"> </w:t>
+      </w:r>
+      <m:oMath>
+        <m:sSubSup>
+          <m:e>
+            <m:r>
+              <m:t>O</m:t>
+            </m:r>
+          </m:e>
+          <m:sub>
+            <m:r>
+              <m:t>2</m:t>
+            </m:r>
+          </m:sub>
+          <m:sup>
+            <m:r>
+              <m:rPr>
+                <m:sty m:val="p"/>
+              </m:rPr>
+              <m:t>−</m:t>
+            </m:r>
+          </m:sup>
+        </m:sSubSup>
+      </m:oMath>
       <w:r>
         <w:rPr>
           <w:rFonts w:ascii="Times New Roman" w:hAnsi="Times New Roman" w:eastAsia="Times New Roman" w:cs="Times New Roman"/>
@@ -23232,12 +23517,44 @@
         </w:rPr>
         <w:t xml:space="preserve"> </w:t>
       </w:r>
-      <w:r>
-        <w:rPr>
-          <w:rFonts w:ascii="Times New Roman" w:hAnsi="Times New Roman" w:eastAsia="Times New Roman" w:cs="Times New Roman"/>
-        </w:rPr>
-        <w:t xml:space="preserve">$\mathrm { { \bf S e C l } _ { 4 } }$</w:t>
-      </w:r>
+      <m:oMath>
+        <m:sSub>
+          <m:e>
+            <m:r>
+              <m:rPr>
+                <m:sty m:val="bi"/>
+              </m:rPr>
+              <m:t>S</m:t>
+            </m:r>
+            <m:r>
+              <m:rPr>
+                <m:sty m:val="bi"/>
+              </m:rPr>
+              <m:t>e</m:t>
+            </m:r>
+            <m:r>
+              <m:rPr>
+                <m:sty m:val="bi"/>
+              </m:rPr>
+              <m:t>C</m:t>
+            </m:r>
+            <m:r>
+              <m:rPr>
+                <m:sty m:val="bi"/>
+              </m:rPr>
+              <m:t>l</m:t>
+            </m:r>
+          </m:e>
+          <m:sub>
+            <m:r>
+              <m:rPr>
+                <m:sty m:val="p"/>
+              </m:rPr>
+              <m:t>4</m:t>
+            </m:r>
+          </m:sub>
+        </m:sSub>
+      </m:oMath>
       <w:r>
         <w:rPr>
           <w:rFonts w:ascii="Times New Roman" w:hAnsi="Times New Roman" w:eastAsia="Times New Roman" w:cs="Times New Roman"/>
@@ -23931,126 +24248,7 @@
         <w:rPr>
           <w:rFonts w:ascii="Times New Roman" w:hAnsi="Times New Roman" w:eastAsia="Times New Roman" w:cs="Times New Roman"/>
         </w:rPr>
-        <w:t>Q : SeOCl</w:t>
-      </w:r>
-      <w:r>
-        <w:rPr>
-          <w:rFonts w:ascii="Times New Roman" w:hAnsi="Times New Roman" w:eastAsia="Times New Roman" w:cs="Times New Roman"/>
-          <w:vertAlign w:val="subscript"/>
-        </w:rPr>
-        <w:t>2</w:t>
-      </w:r>
-    </w:p>
-    <w:p>
-      <w:pPr>
-        <w:pStyle w:val="BodyText"/>
-      </w:pPr>
-      <w:r>
-        <w:rPr>
-          <w:rFonts w:ascii="Times New Roman" w:hAnsi="Times New Roman" w:eastAsia="Times New Roman" w:cs="Times New Roman"/>
-        </w:rPr>
-        <w:t xml:space="preserve">1-4-2 </w:t>
-      </w:r>
-      <w:r>
-        <w:rPr>
-          <w:rFonts w:hint="eastAsia" w:ascii="Times New Roman" w:hAnsi="Times New Roman" w:eastAsia="FangSong" w:cs="Times New Roman"/>
-        </w:rPr>
-        <w:t xml:space="preserve">根据</w:t>
-      </w:r>
-      <w:r>
-        <w:rPr>
-          <w:rFonts w:ascii="Times New Roman" w:hAnsi="Times New Roman" w:eastAsia="Times New Roman" w:cs="Times New Roman"/>
-        </w:rPr>
-        <w:t xml:space="preserve"> Se、Ga </w:t>
-      </w:r>
-      <w:r>
-        <w:rPr>
-          <w:rFonts w:hint="eastAsia" w:ascii="Times New Roman" w:hAnsi="Times New Roman" w:eastAsia="FangSong" w:cs="Times New Roman"/>
-        </w:rPr>
-        <w:t>氯化物和氧化物的相关性质</w:t>
-      </w:r>
-      <w:r>
-        <w:rPr>
-          <w:rFonts w:hint="eastAsia" w:ascii="Times New Roman" w:hAnsi="Times New Roman" w:eastAsia="Times New Roman" w:cs="Times New Roman"/>
-        </w:rPr>
-        <w:t>，</w:t>
-      </w:r>
-      <w:r>
-        <w:rPr>
-          <w:rFonts w:hint="eastAsia" w:ascii="Times New Roman" w:hAnsi="Times New Roman" w:eastAsia="FangSong" w:cs="Times New Roman"/>
-        </w:rPr>
-        <w:t>推导出</w:t>
-      </w:r>
-      <w:r>
-        <w:rPr>
-          <w:rFonts w:ascii="Times New Roman" w:hAnsi="Times New Roman" w:eastAsia="Times New Roman" w:cs="Times New Roman"/>
-        </w:rPr>
-        <w:t xml:space="preserve"> </w:t>
-      </w:r>
-      <w:r>
-        <w:rPr>
-          <w:rFonts w:hint="eastAsia" w:ascii="Times New Roman" w:hAnsi="Times New Roman" w:eastAsia="Times New Roman" w:cs="Times New Roman"/>
-        </w:rPr>
-        <w:t>P</w:t>
-      </w:r>
-      <w:r>
-        <w:rPr>
-          <w:rFonts w:hint="eastAsia" w:ascii="Times New Roman" w:hAnsi="Times New Roman" w:eastAsia="FangSong" w:cs="Times New Roman"/>
-        </w:rPr>
-        <w:t>的热分解产物</w:t>
-      </w:r>
-      <w:r>
-        <w:rPr>
-          <w:rFonts w:hint="eastAsia" w:ascii="Times New Roman" w:hAnsi="Times New Roman" w:eastAsia="Times New Roman" w:cs="Times New Roman"/>
-        </w:rPr>
-        <w:t>，</w:t>
-      </w:r>
-      <w:r>
-        <w:rPr>
-          <w:rFonts w:hint="eastAsia" w:ascii="Times New Roman" w:hAnsi="Times New Roman" w:eastAsia="FangSong" w:cs="Times New Roman"/>
-        </w:rPr>
-        <w:t>并写出化学反应方程式</w:t>
-      </w:r>
-      <w:r>
-        <w:rPr>
-          <w:rFonts w:hint="eastAsia" w:ascii="Times New Roman" w:hAnsi="Times New Roman" w:eastAsia="Times New Roman" w:cs="Times New Roman"/>
-        </w:rPr>
-        <w:t>。</w:t>
-      </w:r>
-    </w:p>
-    <w:p>
-      <w:pPr>
-        <w:pStyle w:val="BodyText"/>
-      </w:pPr>
-      <w:r>
-        <w:rPr>
-          <w:rFonts w:ascii="Times New Roman" w:hAnsi="Times New Roman" w:eastAsia="Times New Roman" w:cs="Times New Roman"/>
-        </w:rPr>
-        <w:t xml:space="preserve">1-4-2</w:t>
-      </w:r>
-      <w:r>
-        <w:rPr>
-          <w:rFonts w:ascii="Times New Roman" w:hAnsi="Times New Roman" w:eastAsia="Times New Roman" w:cs="Times New Roman"/>
-        </w:rPr>
-        <w:t xml:space="preserve"> </w:t>
-      </w:r>
-      <w:r>
-        <w:rPr>
-          <w:rFonts w:hint="eastAsia" w:ascii="Times New Roman" w:hAnsi="Times New Roman" w:eastAsia="FangSong" w:cs="Times New Roman"/>
-        </w:rPr>
-        <w:t>计算</w:t>
-      </w:r>
-      <w:r>
-        <w:rPr>
-          <w:rFonts w:hint="eastAsia" w:ascii="Times New Roman" w:hAnsi="Times New Roman" w:eastAsia="Times New Roman" w:cs="Times New Roman"/>
-        </w:rPr>
-        <w:t>：</w:t>
-      </w:r>
-      <w:r>
-        <w:rPr>
-          <w:rFonts w:hint="eastAsia" w:ascii="Times New Roman" w:hAnsi="Times New Roman" w:eastAsia="FangSong" w:cs="Times New Roman"/>
-        </w:rPr>
-        <w:t>因为</w:t>
+        <w:t xml:space="preserve">Q :</w:t>
       </w:r>
       <w:r>
         <w:rPr>
@@ -24068,16 +24266,13 @@
           </m:ctrlPr>
         </m:oMathPr>
         <m:r>
-          <m:t>G</m:t>
-        </m:r>
-        <m:r>
-          <m:t>a</m:t>
-        </m:r>
-        <m:r>
           <m:t>S</m:t>
         </m:r>
         <m:r>
           <m:t>e</m:t>
+        </m:r>
+        <m:r>
+          <m:t>O</m:t>
         </m:r>
         <m:r>
           <m:t>C</m:t>
@@ -24090,111 +24285,122 @@
           </m:e>
           <m:sub>
             <m:r>
-              <m:t>5</m:t>
+              <m:t>2</m:t>
             </m:r>
           </m:sub>
         </m:sSub>
-        <m:r>
-          <m:t>O</m:t>
-        </m:r>
       </m:oMath>
-      <w:r>
-        <w:rPr>
-          <w:rFonts w:ascii="Times New Roman" w:hAnsi="Times New Roman" w:eastAsia="Times New Roman" w:cs="Times New Roman"/>
-        </w:rPr>
-        <w:t xml:space="preserve"> </w:t>
-      </w:r>
-      <w:r>
-        <w:rPr>
-          <w:rFonts w:hint="eastAsia" w:ascii="Times New Roman" w:hAnsi="Times New Roman" w:eastAsia="FangSong" w:cs="Times New Roman"/>
-        </w:rPr>
-        <w:t xml:space="preserve">中</w:t>
-      </w:r>
-      <w:r>
-        <w:rPr>
-          <w:rFonts w:ascii="Times New Roman" w:hAnsi="Times New Roman" w:eastAsia="Times New Roman" w:cs="Times New Roman"/>
-        </w:rPr>
-        <w:t xml:space="preserve"> Se:Cl </w:t>
-      </w:r>
-      <w:r>
-        <w:rPr>
-          <w:rFonts w:hint="eastAsia" w:ascii="Times New Roman" w:hAnsi="Times New Roman" w:eastAsia="FangSong" w:cs="Times New Roman"/>
-        </w:rPr>
-        <w:t xml:space="preserve">为</w:t>
-      </w:r>
-      <w:r>
-        <w:rPr>
-          <w:rFonts w:ascii="Times New Roman" w:hAnsi="Times New Roman" w:eastAsia="Times New Roman" w:cs="Times New Roman"/>
-        </w:rPr>
-        <w:t xml:space="preserve"> </w:t>
-      </w:r>
-      <w:r>
-        <w:rPr>
-          <w:rFonts w:hint="eastAsia" w:ascii="Times New Roman" w:hAnsi="Times New Roman" w:eastAsia="Times New Roman" w:cs="Times New Roman"/>
-        </w:rPr>
-        <w:t>1:5，</w:t>
-      </w:r>
-      <w:r>
-        <w:rPr>
-          <w:rFonts w:hint="eastAsia" w:ascii="Times New Roman" w:hAnsi="Times New Roman" w:eastAsia="FangSong" w:cs="Times New Roman"/>
-        </w:rPr>
-        <w:t>故产物中必定同时有</w:t>
-      </w:r>
-      <w:r>
-        <w:rPr>
-          <w:rFonts w:ascii="Times New Roman" w:hAnsi="Times New Roman" w:eastAsia="Times New Roman" w:cs="Times New Roman"/>
-        </w:rPr>
-        <w:t xml:space="preserve"> SeCl</w:t>
-      </w:r>
-      <w:r>
-        <w:rPr>
-          <w:rFonts w:ascii="Times New Roman" w:hAnsi="Times New Roman" w:eastAsia="Times New Roman" w:cs="Times New Roman"/>
-          <w:vertAlign w:val="subscript"/>
-        </w:rPr>
-        <w:t>4</w:t>
-      </w:r>
-      <w:r>
-        <w:rPr>
-          <w:rFonts w:ascii="Times New Roman" w:hAnsi="Times New Roman" w:eastAsia="Times New Roman" w:cs="Times New Roman"/>
-        </w:rPr>
-        <w:t xml:space="preserve"> </w:t>
-      </w:r>
-      <w:r>
-        <w:rPr>
-          <w:rFonts w:hint="eastAsia" w:ascii="Times New Roman" w:hAnsi="Times New Roman" w:eastAsia="FangSong" w:cs="Times New Roman"/>
-        </w:rPr>
-        <w:t xml:space="preserve">和</w:t>
-      </w:r>
-      <w:r>
-        <w:rPr>
-          <w:rFonts w:ascii="Times New Roman" w:hAnsi="Times New Roman" w:eastAsia="Times New Roman" w:cs="Times New Roman"/>
-        </w:rPr>
-        <w:t xml:space="preserve"> GaCl</w:t>
-      </w:r>
-      <w:r>
-        <w:rPr>
-          <w:rFonts w:ascii="Times New Roman" w:hAnsi="Times New Roman" w:eastAsia="Times New Roman" w:cs="Times New Roman"/>
-          <w:vertAlign w:val="subscript"/>
-        </w:rPr>
-        <w:t>3</w:t>
-      </w:r>
-      <w:r>
-        <w:rPr>
-          <w:rFonts w:ascii="Times New Roman" w:hAnsi="Times New Roman" w:eastAsia="Times New Roman" w:cs="Times New Roman"/>
-        </w:rPr>
-        <w:t xml:space="preserve"> 。</w:t>
-      </w:r>
-      <w:r>
-        <w:rPr>
-          <w:rFonts w:ascii="Times New Roman" w:hAnsi="Times New Roman" w:eastAsia="Times New Roman" w:cs="Times New Roman"/>
-        </w:rPr>
-        <w:t xml:space="preserve"> </w:t>
-      </w:r>
-      <w:r>
-        <w:rPr>
-          <w:rFonts w:hint="eastAsia" w:ascii="Times New Roman" w:hAnsi="Times New Roman" w:eastAsia="FangSong" w:cs="Times New Roman"/>
-        </w:rPr>
-        <w:t xml:space="preserve">因为</w:t>
+    </w:p>
+    <w:p>
+      <w:pPr>
+        <w:pStyle w:val="BodyText"/>
+      </w:pPr>
+      <w:r>
+        <w:rPr>
+          <w:rFonts w:ascii="Times New Roman" w:hAnsi="Times New Roman" w:eastAsia="Times New Roman" w:cs="Times New Roman"/>
+        </w:rPr>
+        <w:t xml:space="preserve">1-4-2 </w:t>
+      </w:r>
+      <w:r>
+        <w:rPr>
+          <w:rFonts w:hint="eastAsia" w:ascii="Times New Roman" w:hAnsi="Times New Roman" w:eastAsia="FangSong" w:cs="Times New Roman"/>
+        </w:rPr>
+        <w:t xml:space="preserve">根据</w:t>
+      </w:r>
+      <w:r>
+        <w:rPr>
+          <w:rFonts w:ascii="Times New Roman" w:hAnsi="Times New Roman" w:eastAsia="Times New Roman" w:cs="Times New Roman"/>
+        </w:rPr>
+        <w:t xml:space="preserve"> Se、Ga </w:t>
+      </w:r>
+      <w:r>
+        <w:rPr>
+          <w:rFonts w:hint="eastAsia" w:ascii="Times New Roman" w:hAnsi="Times New Roman" w:eastAsia="FangSong" w:cs="Times New Roman"/>
+        </w:rPr>
+        <w:t>氯化物和氧化物的相关性质</w:t>
+      </w:r>
+      <w:r>
+        <w:rPr>
+          <w:rFonts w:hint="eastAsia" w:ascii="Times New Roman" w:hAnsi="Times New Roman" w:eastAsia="Times New Roman" w:cs="Times New Roman"/>
+        </w:rPr>
+        <w:t>，</w:t>
+      </w:r>
+      <w:r>
+        <w:rPr>
+          <w:rFonts w:hint="eastAsia" w:ascii="Times New Roman" w:hAnsi="Times New Roman" w:eastAsia="FangSong" w:cs="Times New Roman"/>
+        </w:rPr>
+        <w:t>推导出</w:t>
+      </w:r>
+      <w:r>
+        <w:rPr>
+          <w:rFonts w:ascii="Times New Roman" w:hAnsi="Times New Roman" w:eastAsia="Times New Roman" w:cs="Times New Roman"/>
+        </w:rPr>
+        <w:t xml:space="preserve"> </w:t>
+      </w:r>
+      <w:r>
+        <w:rPr>
+          <w:rFonts w:hint="eastAsia" w:ascii="Times New Roman" w:hAnsi="Times New Roman" w:eastAsia="Times New Roman" w:cs="Times New Roman"/>
+        </w:rPr>
+        <w:t>P</w:t>
+      </w:r>
+      <w:r>
+        <w:rPr>
+          <w:rFonts w:hint="eastAsia" w:ascii="Times New Roman" w:hAnsi="Times New Roman" w:eastAsia="FangSong" w:cs="Times New Roman"/>
+        </w:rPr>
+        <w:t>的热分解产物</w:t>
+      </w:r>
+      <w:r>
+        <w:rPr>
+          <w:rFonts w:hint="eastAsia" w:ascii="Times New Roman" w:hAnsi="Times New Roman" w:eastAsia="Times New Roman" w:cs="Times New Roman"/>
+        </w:rPr>
+        <w:t>，</w:t>
+      </w:r>
+      <w:r>
+        <w:rPr>
+          <w:rFonts w:hint="eastAsia" w:ascii="Times New Roman" w:hAnsi="Times New Roman" w:eastAsia="FangSong" w:cs="Times New Roman"/>
+        </w:rPr>
+        <w:t>并写出化学反应方程式</w:t>
+      </w:r>
+      <w:r>
+        <w:rPr>
+          <w:rFonts w:hint="eastAsia" w:ascii="Times New Roman" w:hAnsi="Times New Roman" w:eastAsia="Times New Roman" w:cs="Times New Roman"/>
+        </w:rPr>
+        <w:t>。</w:t>
+      </w:r>
+    </w:p>
+    <w:p>
+      <w:pPr>
+        <w:pStyle w:val="BodyText"/>
+      </w:pPr>
+      <w:r>
+        <w:rPr>
+          <w:rFonts w:ascii="Times New Roman" w:hAnsi="Times New Roman" w:eastAsia="Times New Roman" w:cs="Times New Roman"/>
+        </w:rPr>
+        <w:t xml:space="preserve">1-4-2</w:t>
+      </w:r>
+      <w:r>
+        <w:rPr>
+          <w:rFonts w:ascii="Times New Roman" w:hAnsi="Times New Roman" w:eastAsia="Times New Roman" w:cs="Times New Roman"/>
+        </w:rPr>
+        <w:t xml:space="preserve"> </w:t>
+      </w:r>
+      <w:r>
+        <w:rPr>
+          <w:rFonts w:hint="eastAsia" w:ascii="Times New Roman" w:hAnsi="Times New Roman" w:eastAsia="FangSong" w:cs="Times New Roman"/>
+        </w:rPr>
+        <w:t>计算</w:t>
+      </w:r>
+      <w:r>
+        <w:rPr>
+          <w:rFonts w:hint="eastAsia" w:ascii="Times New Roman" w:hAnsi="Times New Roman" w:eastAsia="Times New Roman" w:cs="Times New Roman"/>
+        </w:rPr>
+        <w:t>：</w:t>
+      </w:r>
+      <w:r>
+        <w:rPr>
+          <w:rFonts w:hint="eastAsia" w:ascii="Times New Roman" w:hAnsi="Times New Roman" w:eastAsia="FangSong" w:cs="Times New Roman"/>
+        </w:rPr>
+        <w:t>因为</w:t>
       </w:r>
       <w:r>
         <w:rPr>
@@ -24258,6 +24464,188 @@
         <w:rPr>
           <w:rFonts w:ascii="Times New Roman" w:hAnsi="Times New Roman" w:eastAsia="Times New Roman" w:cs="Times New Roman"/>
         </w:rPr>
+        <w:t xml:space="preserve"> Se:Cl </w:t>
+      </w:r>
+      <w:r>
+        <w:rPr>
+          <w:rFonts w:hint="eastAsia" w:ascii="Times New Roman" w:hAnsi="Times New Roman" w:eastAsia="FangSong" w:cs="Times New Roman"/>
+        </w:rPr>
+        <w:t xml:space="preserve">为</w:t>
+      </w:r>
+      <w:r>
+        <w:rPr>
+          <w:rFonts w:ascii="Times New Roman" w:hAnsi="Times New Roman" w:eastAsia="Times New Roman" w:cs="Times New Roman"/>
+        </w:rPr>
+        <w:t xml:space="preserve"> </w:t>
+      </w:r>
+      <w:r>
+        <w:rPr>
+          <w:rFonts w:hint="eastAsia" w:ascii="Times New Roman" w:hAnsi="Times New Roman" w:eastAsia="Times New Roman" w:cs="Times New Roman"/>
+        </w:rPr>
+        <w:t>1:5，</w:t>
+      </w:r>
+      <w:r>
+        <w:rPr>
+          <w:rFonts w:hint="eastAsia" w:ascii="Times New Roman" w:hAnsi="Times New Roman" w:eastAsia="FangSong" w:cs="Times New Roman"/>
+        </w:rPr>
+        <w:t>故产物中必定同时有</w:t>
+      </w:r>
+      <w:r>
+        <w:rPr>
+          <w:rFonts w:ascii="Times New Roman" w:hAnsi="Times New Roman" w:eastAsia="Times New Roman" w:cs="Times New Roman"/>
+        </w:rPr>
+        <w:t xml:space="preserve"> </w:t>
+      </w:r>
+      <m:oMath>
+        <m:r>
+          <m:t>S</m:t>
+        </m:r>
+        <m:r>
+          <m:t>e</m:t>
+        </m:r>
+        <m:r>
+          <m:t>C</m:t>
+        </m:r>
+        <m:sSub>
+          <m:e>
+            <m:r>
+              <m:t>l</m:t>
+            </m:r>
+          </m:e>
+          <m:sub>
+            <m:r>
+              <m:t>4</m:t>
+            </m:r>
+          </m:sub>
+        </m:sSub>
+      </m:oMath>
+      <w:r>
+        <w:rPr>
+          <w:rFonts w:ascii="Times New Roman" w:hAnsi="Times New Roman" w:eastAsia="Times New Roman" w:cs="Times New Roman"/>
+        </w:rPr>
+        <w:t xml:space="preserve"> </w:t>
+      </w:r>
+      <w:r>
+        <w:rPr>
+          <w:rFonts w:hint="eastAsia" w:ascii="Times New Roman" w:hAnsi="Times New Roman" w:eastAsia="FangSong" w:cs="Times New Roman"/>
+        </w:rPr>
+        <w:t xml:space="preserve">和</w:t>
+      </w:r>
+      <w:r>
+        <w:rPr>
+          <w:rFonts w:ascii="Times New Roman" w:hAnsi="Times New Roman" w:eastAsia="Times New Roman" w:cs="Times New Roman"/>
+        </w:rPr>
+        <w:t xml:space="preserve"> </w:t>
+      </w:r>
+      <m:oMath>
+        <m:r>
+          <m:t>G</m:t>
+        </m:r>
+        <m:r>
+          <m:t>a</m:t>
+        </m:r>
+        <m:r>
+          <m:t>C</m:t>
+        </m:r>
+        <m:sSub>
+          <m:e>
+            <m:r>
+              <m:t>l</m:t>
+            </m:r>
+          </m:e>
+          <m:sub>
+            <m:r>
+              <m:t>3</m:t>
+            </m:r>
+          </m:sub>
+        </m:sSub>
+      </m:oMath>
+      <w:r>
+        <w:rPr>
+          <w:rFonts w:ascii="Times New Roman" w:hAnsi="Times New Roman" w:eastAsia="Times New Roman" w:cs="Times New Roman"/>
+        </w:rPr>
+        <w:t xml:space="preserve"> </w:t>
+      </w:r>
+      <w:r>
+        <w:rPr>
+          <w:rFonts w:ascii="Times New Roman" w:hAnsi="Times New Roman" w:eastAsia="Times New Roman" w:cs="Times New Roman"/>
+        </w:rPr>
+        <w:t xml:space="preserve">。</w:t>
+      </w:r>
+      <w:r>
+        <w:rPr>
+          <w:rFonts w:ascii="Times New Roman" w:hAnsi="Times New Roman" w:eastAsia="Times New Roman" w:cs="Times New Roman"/>
+        </w:rPr>
+        <w:t xml:space="preserve"> </w:t>
+      </w:r>
+      <w:r>
+        <w:rPr>
+          <w:rFonts w:hint="eastAsia" w:ascii="Times New Roman" w:hAnsi="Times New Roman" w:eastAsia="FangSong" w:cs="Times New Roman"/>
+        </w:rPr>
+        <w:t xml:space="preserve">因为</w:t>
+      </w:r>
+      <w:r>
+        <w:rPr>
+          <w:rFonts w:ascii="Times New Roman" w:hAnsi="Times New Roman" w:eastAsia="Times New Roman" w:cs="Times New Roman"/>
+        </w:rPr>
+        <w:t xml:space="preserve"> </w:t>
+      </w:r>
+      <m:oMath>
+        <m:oMathPr>
+          <m:ctrlPr>
+            <w:rPr>
+              <w:sz w:val="28"/>
+              <w:szCs w:val="28"/>
+            </w:rPr>
+          </m:ctrlPr>
+        </m:oMathPr>
+        <m:r>
+          <m:t>G</m:t>
+        </m:r>
+        <m:r>
+          <m:t>a</m:t>
+        </m:r>
+        <m:r>
+          <m:t>S</m:t>
+        </m:r>
+        <m:r>
+          <m:t>e</m:t>
+        </m:r>
+        <m:r>
+          <m:t>C</m:t>
+        </m:r>
+        <m:sSub>
+          <m:e>
+            <m:r>
+              <m:t>l</m:t>
+            </m:r>
+          </m:e>
+          <m:sub>
+            <m:r>
+              <m:t>5</m:t>
+            </m:r>
+          </m:sub>
+        </m:sSub>
+        <m:r>
+          <m:t>O</m:t>
+        </m:r>
+      </m:oMath>
+      <w:r>
+        <w:rPr>
+          <w:rFonts w:ascii="Times New Roman" w:hAnsi="Times New Roman" w:eastAsia="Times New Roman" w:cs="Times New Roman"/>
+        </w:rPr>
+        <w:t xml:space="preserve"> </w:t>
+      </w:r>
+      <w:r>
+        <w:rPr>
+          <w:rFonts w:hint="eastAsia" w:ascii="Times New Roman" w:hAnsi="Times New Roman" w:eastAsia="FangSong" w:cs="Times New Roman"/>
+        </w:rPr>
+        <w:t xml:space="preserve">中</w:t>
+      </w:r>
+      <w:r>
+        <w:rPr>
+          <w:rFonts w:ascii="Times New Roman" w:hAnsi="Times New Roman" w:eastAsia="Times New Roman" w:cs="Times New Roman"/>
+        </w:rPr>
         <w:t xml:space="preserve"> Ga:O </w:t>
       </w:r>
       <w:r>
@@ -24288,15 +24676,28 @@
         <w:rPr>
           <w:rFonts w:ascii="Times New Roman" w:hAnsi="Times New Roman" w:eastAsia="Times New Roman" w:cs="Times New Roman"/>
         </w:rPr>
-        <w:t xml:space="preserve"> SeO</w:t>
-      </w:r>
-      <w:r>
-        <w:rPr>
-          <w:rFonts w:ascii="Times New Roman" w:hAnsi="Times New Roman" w:eastAsia="Times New Roman" w:cs="Times New Roman"/>
-          <w:vertAlign w:val="subscript"/>
-        </w:rPr>
-        <w:t>2</w:t>
-      </w:r>
+        <w:t xml:space="preserve"> </w:t>
+      </w:r>
+      <m:oMath>
+        <m:r>
+          <m:t>S</m:t>
+        </m:r>
+        <m:r>
+          <m:t>e</m:t>
+        </m:r>
+        <m:sSub>
+          <m:e>
+            <m:r>
+              <m:t>O</m:t>
+            </m:r>
+          </m:e>
+          <m:sub>
+            <m:r>
+              <m:t>2</m:t>
+            </m:r>
+          </m:sub>
+        </m:sSub>
+      </m:oMath>
       <w:r>
         <w:rPr>
           <w:rFonts w:ascii="Times New Roman" w:hAnsi="Times New Roman" w:eastAsia="Times New Roman" w:cs="Times New Roman"/>
@@ -24372,41 +24773,110 @@
         <w:rPr>
           <w:rFonts w:ascii="Times New Roman" w:hAnsi="Times New Roman" w:eastAsia="Times New Roman" w:cs="Times New Roman"/>
         </w:rPr>
-        <w:t xml:space="preserve"> SeCl</w:t>
-      </w:r>
-      <w:r>
-        <w:rPr>
-          <w:rFonts w:ascii="Times New Roman" w:hAnsi="Times New Roman" w:eastAsia="Times New Roman" w:cs="Times New Roman"/>
-          <w:vertAlign w:val="subscript"/>
-        </w:rPr>
-        <w:t>4</w:t>
-      </w:r>
-      <w:r>
-        <w:rPr>
-          <w:rFonts w:ascii="Times New Roman" w:hAnsi="Times New Roman" w:eastAsia="Times New Roman" w:cs="Times New Roman"/>
-        </w:rPr>
-        <w:t xml:space="preserve"> 、 GaCl</w:t>
-      </w:r>
-      <w:r>
-        <w:rPr>
-          <w:rFonts w:ascii="Times New Roman" w:hAnsi="Times New Roman" w:eastAsia="Times New Roman" w:cs="Times New Roman"/>
-          <w:vertAlign w:val="subscript"/>
-        </w:rPr>
-        <w:t>3</w:t>
-      </w:r>
-      <w:r>
-        <w:rPr>
-          <w:rFonts w:ascii="Times New Roman" w:hAnsi="Times New Roman" w:eastAsia="Times New Roman" w:cs="Times New Roman"/>
-        </w:rPr>
-        <w:t xml:space="preserve"> 、 SeO</w:t>
-      </w:r>
-      <w:r>
-        <w:rPr>
-          <w:rFonts w:ascii="Times New Roman" w:hAnsi="Times New Roman" w:eastAsia="Times New Roman" w:cs="Times New Roman"/>
-          <w:vertAlign w:val="subscript"/>
-        </w:rPr>
-        <w:t>2</w:t>
-      </w:r>
+        <w:t xml:space="preserve"> </w:t>
+      </w:r>
+      <m:oMath>
+        <m:r>
+          <m:t>S</m:t>
+        </m:r>
+        <m:r>
+          <m:t>e</m:t>
+        </m:r>
+        <m:r>
+          <m:t>C</m:t>
+        </m:r>
+        <m:sSub>
+          <m:e>
+            <m:r>
+              <m:t>l</m:t>
+            </m:r>
+          </m:e>
+          <m:sub>
+            <m:r>
+              <m:t>4</m:t>
+            </m:r>
+          </m:sub>
+        </m:sSub>
+      </m:oMath>
+      <w:r>
+        <w:rPr>
+          <w:rFonts w:ascii="Times New Roman" w:hAnsi="Times New Roman" w:eastAsia="Times New Roman" w:cs="Times New Roman"/>
+        </w:rPr>
+        <w:t xml:space="preserve"> </w:t>
+      </w:r>
+      <w:r>
+        <w:rPr>
+          <w:rFonts w:ascii="Times New Roman" w:hAnsi="Times New Roman" w:eastAsia="Times New Roman" w:cs="Times New Roman"/>
+        </w:rPr>
+        <w:t xml:space="preserve">、</w:t>
+      </w:r>
+      <w:r>
+        <w:rPr>
+          <w:rFonts w:ascii="Times New Roman" w:hAnsi="Times New Roman" w:eastAsia="Times New Roman" w:cs="Times New Roman"/>
+        </w:rPr>
+        <w:t xml:space="preserve"> </w:t>
+      </w:r>
+      <m:oMath>
+        <m:r>
+          <m:t>G</m:t>
+        </m:r>
+        <m:r>
+          <m:t>a</m:t>
+        </m:r>
+        <m:r>
+          <m:t>C</m:t>
+        </m:r>
+        <m:sSub>
+          <m:e>
+            <m:r>
+              <m:t>l</m:t>
+            </m:r>
+          </m:e>
+          <m:sub>
+            <m:r>
+              <m:t>3</m:t>
+            </m:r>
+          </m:sub>
+        </m:sSub>
+      </m:oMath>
+      <w:r>
+        <w:rPr>
+          <w:rFonts w:ascii="Times New Roman" w:hAnsi="Times New Roman" w:eastAsia="Times New Roman" w:cs="Times New Roman"/>
+        </w:rPr>
+        <w:t xml:space="preserve"> </w:t>
+      </w:r>
+      <w:r>
+        <w:rPr>
+          <w:rFonts w:ascii="Times New Roman" w:hAnsi="Times New Roman" w:eastAsia="Times New Roman" w:cs="Times New Roman"/>
+        </w:rPr>
+        <w:t xml:space="preserve">、</w:t>
+      </w:r>
+      <w:r>
+        <w:rPr>
+          <w:rFonts w:ascii="Times New Roman" w:hAnsi="Times New Roman" w:eastAsia="Times New Roman" w:cs="Times New Roman"/>
+        </w:rPr>
+        <w:t xml:space="preserve"> </w:t>
+      </w:r>
+      <m:oMath>
+        <m:r>
+          <m:t>S</m:t>
+        </m:r>
+        <m:r>
+          <m:t>e</m:t>
+        </m:r>
+        <m:sSub>
+          <m:e>
+            <m:r>
+              <m:t>O</m:t>
+            </m:r>
+          </m:e>
+          <m:sub>
+            <m:r>
+              <m:t>2</m:t>
+            </m:r>
+          </m:sub>
+        </m:sSub>
+      </m:oMath>
       <w:r>
         <w:rPr>
           <w:rFonts w:ascii="Times New Roman" w:hAnsi="Times New Roman" w:eastAsia="Times New Roman" w:cs="Times New Roman"/>
@@ -24460,32 +24930,70 @@
         </w:rPr>
         <w:t xml:space="preserve"> </w:t>
       </w:r>
-      <w:r>
-        <w:rPr>
-          <w:rFonts w:ascii="Times New Roman" w:hAnsi="Times New Roman" w:eastAsia="Times New Roman" w:cs="Times New Roman"/>
-        </w:rPr>
-        <w:t>SeCl</w:t>
-      </w:r>
-      <w:r>
-        <w:rPr>
-          <w:rFonts w:ascii="Times New Roman" w:hAnsi="Times New Roman" w:eastAsia="Times New Roman" w:cs="Times New Roman"/>
-          <w:vertAlign w:val="subscript"/>
-        </w:rPr>
-        <w:t>4</w:t>
-      </w:r>
-      <w:r>
-        <w:rPr>
-          <w:rFonts w:ascii="Times New Roman" w:hAnsi="Times New Roman" w:eastAsia="Times New Roman" w:cs="Times New Roman"/>
-        </w:rPr>
-        <w:t xml:space="preserve"> 、 GaCl</w:t>
-      </w:r>
-      <w:r>
-        <w:rPr>
-          <w:rFonts w:ascii="Times New Roman" w:hAnsi="Times New Roman" w:eastAsia="Times New Roman" w:cs="Times New Roman"/>
-          <w:vertAlign w:val="subscript"/>
-        </w:rPr>
-        <w:t>3</w:t>
-      </w:r>
+      <m:oMath>
+        <m:r>
+          <m:t>S</m:t>
+        </m:r>
+        <m:r>
+          <m:t>e</m:t>
+        </m:r>
+        <m:r>
+          <m:t>C</m:t>
+        </m:r>
+        <m:sSub>
+          <m:e>
+            <m:r>
+              <m:t>l</m:t>
+            </m:r>
+          </m:e>
+          <m:sub>
+            <m:r>
+              <m:t>4</m:t>
+            </m:r>
+          </m:sub>
+        </m:sSub>
+      </m:oMath>
+      <w:r>
+        <w:rPr>
+          <w:rFonts w:ascii="Times New Roman" w:hAnsi="Times New Roman" w:eastAsia="Times New Roman" w:cs="Times New Roman"/>
+        </w:rPr>
+        <w:t xml:space="preserve"> </w:t>
+      </w:r>
+      <w:r>
+        <w:rPr>
+          <w:rFonts w:ascii="Times New Roman" w:hAnsi="Times New Roman" w:eastAsia="Times New Roman" w:cs="Times New Roman"/>
+        </w:rPr>
+        <w:t xml:space="preserve">、</w:t>
+      </w:r>
+      <w:r>
+        <w:rPr>
+          <w:rFonts w:ascii="Times New Roman" w:hAnsi="Times New Roman" w:eastAsia="Times New Roman" w:cs="Times New Roman"/>
+        </w:rPr>
+        <w:t xml:space="preserve"> </w:t>
+      </w:r>
+      <m:oMath>
+        <m:r>
+          <m:t>G</m:t>
+        </m:r>
+        <m:r>
+          <m:t>a</m:t>
+        </m:r>
+        <m:r>
+          <m:t>C</m:t>
+        </m:r>
+        <m:sSub>
+          <m:e>
+            <m:r>
+              <m:t>l</m:t>
+            </m:r>
+          </m:e>
+          <m:sub>
+            <m:r>
+              <m:t>3</m:t>
+            </m:r>
+          </m:sub>
+        </m:sSub>
+      </m:oMath>
       <w:r>
         <w:rPr>
           <w:rFonts w:ascii="Times New Roman" w:hAnsi="Times New Roman" w:eastAsia="Times New Roman" w:cs="Times New Roman"/>
@@ -24502,15 +25010,28 @@
         <w:rPr>
           <w:rFonts w:ascii="Times New Roman" w:hAnsi="Times New Roman" w:eastAsia="Times New Roman" w:cs="Times New Roman"/>
         </w:rPr>
-        <w:t xml:space="preserve"> SeO</w:t>
-      </w:r>
-      <w:r>
-        <w:rPr>
-          <w:rFonts w:ascii="Times New Roman" w:hAnsi="Times New Roman" w:eastAsia="Times New Roman" w:cs="Times New Roman"/>
-          <w:vertAlign w:val="subscript"/>
-        </w:rPr>
-        <w:t>2</w:t>
-      </w:r>
+        <w:t xml:space="preserve"> </w:t>
+      </w:r>
+      <m:oMath>
+        <m:r>
+          <m:t>S</m:t>
+        </m:r>
+        <m:r>
+          <m:t>e</m:t>
+        </m:r>
+        <m:sSub>
+          <m:e>
+            <m:r>
+              <m:t>O</m:t>
+            </m:r>
+          </m:e>
+          <m:sub>
+            <m:r>
+              <m:t>2</m:t>
+            </m:r>
+          </m:sub>
+        </m:sSub>
+      </m:oMath>
       <w:r>
         <w:rPr>
           <w:rFonts w:ascii="Times New Roman" w:hAnsi="Times New Roman" w:eastAsia="Times New Roman" w:cs="Times New Roman"/>
@@ -49268,15 +49789,22 @@
         <w:rPr>
           <w:rFonts w:ascii="Times New Roman" w:hAnsi="Times New Roman" w:eastAsia="Times New Roman" w:cs="Times New Roman"/>
         </w:rPr>
-        <w:t xml:space="preserve"> I</w:t>
-      </w:r>
-      <w:r>
-        <w:rPr>
-          <w:rFonts w:ascii="Times New Roman" w:hAnsi="Times New Roman" w:eastAsia="Times New Roman" w:cs="Times New Roman"/>
-          <w:vertAlign w:val="subscript"/>
-        </w:rPr>
-        <w:t>2</w:t>
-      </w:r>
+        <w:t xml:space="preserve"> </w:t>
+      </w:r>
+      <m:oMath>
+        <m:sSub>
+          <m:e>
+            <m:r>
+              <m:t>I</m:t>
+            </m:r>
+          </m:e>
+          <m:sub>
+            <m:r>
+              <m:t>2</m:t>
+            </m:r>
+          </m:sub>
+        </m:sSub>
+      </m:oMath>
       <w:r>
         <w:rPr>
           <w:rFonts w:ascii="Times New Roman" w:hAnsi="Times New Roman" w:eastAsia="Times New Roman" w:cs="Times New Roman"/>
@@ -53049,19 +53577,20 @@
           <w:numId w:val="1029"/>
         </w:numPr>
       </w:pPr>
-      <w:r>
-        <w:rPr>
-          <w:rFonts w:ascii="Times New Roman" w:hAnsi="Times New Roman" w:eastAsia="Times New Roman" w:cs="Times New Roman"/>
-        </w:rPr>
-        <w:t>I</w:t>
-      </w:r>
-      <w:r>
-        <w:rPr>
-          <w:rFonts w:ascii="Times New Roman" w:hAnsi="Times New Roman" w:eastAsia="Times New Roman" w:cs="Times New Roman"/>
-          <w:vertAlign w:val="subscript"/>
-        </w:rPr>
-        <w:t>2</w:t>
-      </w:r>
+      <m:oMath>
+        <m:sSub>
+          <m:e>
+            <m:r>
+              <m:t>I</m:t>
+            </m:r>
+          </m:e>
+          <m:sub>
+            <m:r>
+              <m:t>2</m:t>
+            </m:r>
+          </m:sub>
+        </m:sSub>
+      </m:oMath>
       <w:r>
         <w:rPr>
           <w:rFonts w:ascii="Times New Roman" w:hAnsi="Times New Roman" w:eastAsia="Times New Roman" w:cs="Times New Roman"/>
@@ -53364,15 +53893,22 @@
         <w:rPr>
           <w:rFonts w:ascii="Times New Roman" w:hAnsi="Times New Roman" w:eastAsia="Times New Roman" w:cs="Times New Roman"/>
         </w:rPr>
-        <w:t xml:space="preserve"> I</w:t>
-      </w:r>
-      <w:r>
-        <w:rPr>
-          <w:rFonts w:ascii="Times New Roman" w:hAnsi="Times New Roman" w:eastAsia="Times New Roman" w:cs="Times New Roman"/>
-          <w:vertAlign w:val="subscript"/>
-        </w:rPr>
-        <w:t>2</w:t>
-      </w:r>
+        <w:t xml:space="preserve"> </w:t>
+      </w:r>
+      <m:oMath>
+        <m:sSub>
+          <m:e>
+            <m:r>
+              <m:t>I</m:t>
+            </m:r>
+          </m:e>
+          <m:sub>
+            <m:r>
+              <m:t>2</m:t>
+            </m:r>
+          </m:sub>
+        </m:sSub>
+      </m:oMath>
       <w:r>
         <w:rPr>
           <w:rFonts w:ascii="Times New Roman" w:hAnsi="Times New Roman" w:eastAsia="Times New Roman" w:cs="Times New Roman"/>
@@ -53389,15 +53925,25 @@
         <w:rPr>
           <w:rFonts w:ascii="Times New Roman" w:hAnsi="Times New Roman" w:eastAsia="Times New Roman" w:cs="Times New Roman"/>
         </w:rPr>
-        <w:t xml:space="preserve"> KI</w:t>
-      </w:r>
-      <w:r>
-        <w:rPr>
-          <w:rFonts w:ascii="Times New Roman" w:hAnsi="Times New Roman" w:eastAsia="Times New Roman" w:cs="Times New Roman"/>
-          <w:vertAlign w:val="subscript"/>
-        </w:rPr>
-        <w:t>3</w:t>
-      </w:r>
+        <w:t xml:space="preserve"> </w:t>
+      </w:r>
+      <m:oMath>
+        <m:r>
+          <m:t>K</m:t>
+        </m:r>
+        <m:sSub>
+          <m:e>
+            <m:r>
+              <m:t>I</m:t>
+            </m:r>
+          </m:e>
+          <m:sub>
+            <m:r>
+              <m:t>3</m:t>
+            </m:r>
+          </m:sub>
+        </m:sSub>
+      </m:oMath>
       <w:r>
         <w:rPr>
           <w:rFonts w:ascii="Times New Roman" w:hAnsi="Times New Roman" w:eastAsia="Times New Roman" w:cs="Times New Roman"/>
@@ -53444,15 +53990,22 @@
         <w:rPr>
           <w:rFonts w:ascii="Times New Roman" w:hAnsi="Times New Roman" w:eastAsia="Times New Roman" w:cs="Times New Roman"/>
         </w:rPr>
-        <w:t xml:space="preserve"> I</w:t>
-      </w:r>
-      <w:r>
-        <w:rPr>
-          <w:rFonts w:ascii="Times New Roman" w:hAnsi="Times New Roman" w:eastAsia="Times New Roman" w:cs="Times New Roman"/>
-          <w:vertAlign w:val="subscript"/>
-        </w:rPr>
-        <w:t>2</w:t>
-      </w:r>
+        <w:t xml:space="preserve"> </w:t>
+      </w:r>
+      <m:oMath>
+        <m:sSub>
+          <m:e>
+            <m:r>
+              <m:t>I</m:t>
+            </m:r>
+          </m:e>
+          <m:sub>
+            <m:r>
+              <m:t>2</m:t>
+            </m:r>
+          </m:sub>
+        </m:sSub>
+      </m:oMath>
       <w:r>
         <w:rPr>
           <w:rFonts w:ascii="Times New Roman" w:hAnsi="Times New Roman" w:eastAsia="Times New Roman" w:cs="Times New Roman"/>
@@ -53514,20 +54067,33 @@
         <w:rPr>
           <w:rFonts w:ascii="Times New Roman" w:hAnsi="Times New Roman" w:eastAsia="Times New Roman" w:cs="Times New Roman"/>
         </w:rPr>
-        <w:t xml:space="preserve"> I</w:t>
-      </w:r>
-      <w:r>
-        <w:rPr>
-          <w:rFonts w:ascii="Times New Roman" w:hAnsi="Times New Roman" w:eastAsia="Times New Roman" w:cs="Times New Roman"/>
-          <w:vertAlign w:val="subscript"/>
-        </w:rPr>
-        <w:t>2</w:t>
-      </w:r>
-      <w:r>
-        <w:rPr>
-          <w:rFonts w:ascii="Times New Roman" w:hAnsi="Times New Roman" w:eastAsia="Times New Roman" w:cs="Times New Roman"/>
-        </w:rPr>
-        <w:t xml:space="preserve"> 。</w:t>
+        <w:t xml:space="preserve"> </w:t>
+      </w:r>
+      <m:oMath>
+        <m:sSub>
+          <m:e>
+            <m:r>
+              <m:t>I</m:t>
+            </m:r>
+          </m:e>
+          <m:sub>
+            <m:r>
+              <m:t>2</m:t>
+            </m:r>
+          </m:sub>
+        </m:sSub>
+      </m:oMath>
+      <w:r>
+        <w:rPr>
+          <w:rFonts w:ascii="Times New Roman" w:hAnsi="Times New Roman" w:eastAsia="Times New Roman" w:cs="Times New Roman"/>
+        </w:rPr>
+        <w:t xml:space="preserve"> </w:t>
+      </w:r>
+      <w:r>
+        <w:rPr>
+          <w:rFonts w:ascii="Times New Roman" w:hAnsi="Times New Roman" w:eastAsia="Times New Roman" w:cs="Times New Roman"/>
+        </w:rPr>
+        <w:t xml:space="preserve">。</w:t>
       </w:r>
     </w:p>
     <w:p>
@@ -53936,15 +54502,31 @@
         <w:rPr>
           <w:rFonts w:ascii="Times New Roman" w:hAnsi="Times New Roman" w:eastAsia="Times New Roman" w:cs="Times New Roman"/>
         </w:rPr>
-        <w:t>; Br</w:t>
-      </w:r>
-      <w:r>
-        <w:rPr>
-          <w:rFonts w:ascii="Times New Roman" w:hAnsi="Times New Roman" w:eastAsia="Times New Roman" w:cs="Times New Roman"/>
-          <w:vertAlign w:val="subscript"/>
-        </w:rPr>
-        <w:t>2</w:t>
-      </w:r>
+        <w:t xml:space="preserve">;</w:t>
+      </w:r>
+      <w:r>
+        <w:rPr>
+          <w:rFonts w:ascii="Times New Roman" w:hAnsi="Times New Roman" w:eastAsia="Times New Roman" w:cs="Times New Roman"/>
+        </w:rPr>
+        <w:t xml:space="preserve"> </w:t>
+      </w:r>
+      <m:oMath>
+        <m:r>
+          <m:t>B</m:t>
+        </m:r>
+        <m:sSub>
+          <m:e>
+            <m:r>
+              <m:t>r</m:t>
+            </m:r>
+          </m:e>
+          <m:sub>
+            <m:r>
+              <m:t>2</m:t>
+            </m:r>
+          </m:sub>
+        </m:sSub>
+      </m:oMath>
       <w:r>
         <w:rPr>
           <w:rFonts w:ascii="Times New Roman" w:hAnsi="Times New Roman" w:eastAsia="Times New Roman" w:cs="Times New Roman"/>
@@ -53967,15 +54549,25 @@
         <w:rPr>
           <w:rFonts w:ascii="Times New Roman" w:hAnsi="Times New Roman" w:eastAsia="Times New Roman" w:cs="Times New Roman"/>
         </w:rPr>
-        <w:t xml:space="preserve"> I</w:t>
-      </w:r>
-      <w:r>
-        <w:rPr>
-          <w:rFonts w:ascii="Times New Roman" w:hAnsi="Times New Roman" w:eastAsia="Times New Roman" w:cs="Times New Roman"/>
-          <w:vertAlign w:val="superscript"/>
-        </w:rPr>
-        <w:t>-</w:t>
-      </w:r>
+        <w:t xml:space="preserve"> </w:t>
+      </w:r>
+      <m:oMath>
+        <m:sSup>
+          <m:e>
+            <m:r>
+              <m:t>I</m:t>
+            </m:r>
+          </m:e>
+          <m:sup>
+            <m:r>
+              <m:rPr>
+                <m:sty m:val="p"/>
+              </m:rPr>
+              <m:t>−</m:t>
+            </m:r>
+          </m:sup>
+        </m:sSup>
+      </m:oMath>
       <w:r>
         <w:rPr>
           <w:rFonts w:ascii="Times New Roman" w:hAnsi="Times New Roman" w:eastAsia="Times New Roman" w:cs="Times New Roman"/>
@@ -54129,15 +54721,31 @@
         <w:rPr>
           <w:rFonts w:ascii="Times New Roman" w:hAnsi="Times New Roman" w:eastAsia="Times New Roman" w:cs="Times New Roman"/>
         </w:rPr>
-        <w:t xml:space="preserve"> KBrO</w:t>
-      </w:r>
-      <w:r>
-        <w:rPr>
-          <w:rFonts w:ascii="Times New Roman" w:hAnsi="Times New Roman" w:eastAsia="Times New Roman" w:cs="Times New Roman"/>
-          <w:vertAlign w:val="subscript"/>
-        </w:rPr>
-        <w:t>3</w:t>
-      </w:r>
+        <w:t xml:space="preserve"> </w:t>
+      </w:r>
+      <m:oMath>
+        <m:r>
+          <m:t>K</m:t>
+        </m:r>
+        <m:r>
+          <m:t>B</m:t>
+        </m:r>
+        <m:r>
+          <m:t>r</m:t>
+        </m:r>
+        <m:sSub>
+          <m:e>
+            <m:r>
+              <m:t>O</m:t>
+            </m:r>
+          </m:e>
+          <m:sub>
+            <m:r>
+              <m:t>3</m:t>
+            </m:r>
+          </m:sub>
+        </m:sSub>
+      </m:oMath>
       <w:r>
         <w:rPr>
           <w:rFonts w:ascii="Times New Roman" w:hAnsi="Times New Roman" w:eastAsia="Times New Roman" w:cs="Times New Roman"/>
@@ -54154,20 +54762,36 @@
         <w:rPr>
           <w:rFonts w:ascii="Times New Roman" w:hAnsi="Times New Roman" w:eastAsia="Times New Roman" w:cs="Times New Roman"/>
         </w:rPr>
-        <w:t xml:space="preserve"> Br</w:t>
-      </w:r>
-      <w:r>
-        <w:rPr>
-          <w:rFonts w:ascii="Times New Roman" w:hAnsi="Times New Roman" w:eastAsia="Times New Roman" w:cs="Times New Roman"/>
-          <w:vertAlign w:val="subscript"/>
-        </w:rPr>
-        <w:t>2</w:t>
-      </w:r>
-      <w:r>
-        <w:rPr>
-          <w:rFonts w:ascii="Times New Roman" w:hAnsi="Times New Roman" w:eastAsia="Times New Roman" w:cs="Times New Roman"/>
-        </w:rPr>
-        <w:t xml:space="preserve"> 。</w:t>
+        <w:t xml:space="preserve"> </w:t>
+      </w:r>
+      <m:oMath>
+        <m:r>
+          <m:t>B</m:t>
+        </m:r>
+        <m:sSub>
+          <m:e>
+            <m:r>
+              <m:t>r</m:t>
+            </m:r>
+          </m:e>
+          <m:sub>
+            <m:r>
+              <m:t>2</m:t>
+            </m:r>
+          </m:sub>
+        </m:sSub>
+      </m:oMath>
+      <w:r>
+        <w:rPr>
+          <w:rFonts w:ascii="Times New Roman" w:hAnsi="Times New Roman" w:eastAsia="Times New Roman" w:cs="Times New Roman"/>
+        </w:rPr>
+        <w:t xml:space="preserve"> </w:t>
+      </w:r>
+      <w:r>
+        <w:rPr>
+          <w:rFonts w:ascii="Times New Roman" w:hAnsi="Times New Roman" w:eastAsia="Times New Roman" w:cs="Times New Roman"/>
+        </w:rPr>
+        <w:t xml:space="preserve">。</w:t>
       </w:r>
     </w:p>
     <w:p>
@@ -54659,15 +55283,22 @@
         <w:rPr>
           <w:rFonts w:ascii="Times New Roman" w:hAnsi="Times New Roman" w:eastAsia="Times New Roman" w:cs="Times New Roman"/>
         </w:rPr>
-        <w:t xml:space="preserve"> I</w:t>
-      </w:r>
-      <w:r>
-        <w:rPr>
-          <w:rFonts w:ascii="Times New Roman" w:hAnsi="Times New Roman" w:eastAsia="Times New Roman" w:cs="Times New Roman"/>
-          <w:vertAlign w:val="subscript"/>
-        </w:rPr>
-        <w:t>2</w:t>
-      </w:r>
+        <w:t xml:space="preserve"> </w:t>
+      </w:r>
+      <m:oMath>
+        <m:sSub>
+          <m:e>
+            <m:r>
+              <m:t>I</m:t>
+            </m:r>
+          </m:e>
+          <m:sub>
+            <m:r>
+              <m:t>2</m:t>
+            </m:r>
+          </m:sub>
+        </m:sSub>
+      </m:oMath>
       <w:r>
         <w:rPr>
           <w:rFonts w:ascii="Times New Roman" w:hAnsi="Times New Roman" w:eastAsia="Times New Roman" w:cs="Times New Roman"/>
@@ -55032,15 +55663,22 @@
         <w:rPr>
           <w:rFonts w:ascii="Times New Roman" w:hAnsi="Times New Roman" w:eastAsia="Times New Roman" w:cs="Times New Roman"/>
         </w:rPr>
-        <w:t xml:space="preserve"> I</w:t>
-      </w:r>
-      <w:r>
-        <w:rPr>
-          <w:rFonts w:ascii="Times New Roman" w:hAnsi="Times New Roman" w:eastAsia="Times New Roman" w:cs="Times New Roman"/>
-          <w:vertAlign w:val="subscript"/>
-        </w:rPr>
-        <w:t>2</w:t>
-      </w:r>
+        <w:t xml:space="preserve"> </w:t>
+      </w:r>
+      <m:oMath>
+        <m:sSub>
+          <m:e>
+            <m:r>
+              <m:t>I</m:t>
+            </m:r>
+          </m:e>
+          <m:sub>
+            <m:r>
+              <m:t>2</m:t>
+            </m:r>
+          </m:sub>
+        </m:sSub>
+      </m:oMath>
       <w:r>
         <w:rPr>
           <w:rFonts w:ascii="Times New Roman" w:hAnsi="Times New Roman" w:eastAsia="Times New Roman" w:cs="Times New Roman"/>
@@ -55057,15 +55695,31 @@
         <w:rPr>
           <w:rFonts w:ascii="Times New Roman" w:hAnsi="Times New Roman" w:eastAsia="Times New Roman" w:cs="Times New Roman"/>
         </w:rPr>
-        <w:t xml:space="preserve"> Fe</w:t>
-      </w:r>
-      <w:r>
-        <w:rPr>
-          <w:rFonts w:ascii="Times New Roman" w:hAnsi="Times New Roman" w:eastAsia="Times New Roman" w:cs="Times New Roman"/>
-          <w:vertAlign w:val="superscript"/>
-        </w:rPr>
-        <w:t>2+</w:t>
-      </w:r>
+        <w:t xml:space="preserve"> </w:t>
+      </w:r>
+      <m:oMath>
+        <m:r>
+          <m:t>F</m:t>
+        </m:r>
+        <m:sSup>
+          <m:e>
+            <m:r>
+              <m:t>e</m:t>
+            </m:r>
+          </m:e>
+          <m:sup>
+            <m:r>
+              <m:t>2</m:t>
+            </m:r>
+            <m:r>
+              <m:rPr>
+                <m:sty m:val="p"/>
+              </m:rPr>
+              <m:t>+</m:t>
+            </m:r>
+          </m:sup>
+        </m:sSup>
+      </m:oMath>
       <w:r>
         <w:rPr>
           <w:rFonts w:ascii="Times New Roman" w:hAnsi="Times New Roman" w:eastAsia="Times New Roman" w:cs="Times New Roman"/>
@@ -55099,15 +55753,42 @@
         <w:rPr>
           <w:rFonts w:ascii="Times New Roman" w:hAnsi="Times New Roman" w:eastAsia="Times New Roman" w:cs="Times New Roman"/>
         </w:rPr>
-        <w:t xml:space="preserve"> NaHCO</w:t>
-      </w:r>
-      <w:r>
-        <w:rPr>
-          <w:rFonts w:ascii="Times New Roman" w:hAnsi="Times New Roman" w:eastAsia="Times New Roman" w:cs="Times New Roman"/>
-          <w:vertAlign w:val="subscript"/>
-        </w:rPr>
-        <w:t>3</w:t>
-      </w:r>
+        <w:t xml:space="preserve"> </w:t>
+      </w:r>
+      <m:oMath>
+        <m:oMathPr>
+          <m:ctrlPr>
+            <w:rPr>
+              <w:sz w:val="28"/>
+              <w:szCs w:val="28"/>
+            </w:rPr>
+          </m:ctrlPr>
+        </m:oMathPr>
+        <m:r>
+          <m:t>N</m:t>
+        </m:r>
+        <m:r>
+          <m:t>a</m:t>
+        </m:r>
+        <m:r>
+          <m:t>H</m:t>
+        </m:r>
+        <m:r>
+          <m:t>C</m:t>
+        </m:r>
+        <m:sSub>
+          <m:e>
+            <m:r>
+              <m:t>O</m:t>
+            </m:r>
+          </m:e>
+          <m:sub>
+            <m:r>
+              <m:t>3</m:t>
+            </m:r>
+          </m:sub>
+        </m:sSub>
+      </m:oMath>
       <w:r>
         <w:rPr>
           <w:rFonts w:ascii="Times New Roman" w:hAnsi="Times New Roman" w:eastAsia="Times New Roman" w:cs="Times New Roman"/>
@@ -55142,15 +55823,42 @@
         <w:rPr>
           <w:rFonts w:ascii="Times New Roman" w:hAnsi="Times New Roman" w:eastAsia="Times New Roman" w:cs="Times New Roman"/>
         </w:rPr>
-        <w:t xml:space="preserve"> NaHCO</w:t>
-      </w:r>
-      <w:r>
-        <w:rPr>
-          <w:rFonts w:ascii="Times New Roman" w:hAnsi="Times New Roman" w:eastAsia="Times New Roman" w:cs="Times New Roman"/>
-          <w:vertAlign w:val="subscript"/>
-        </w:rPr>
-        <w:t>3</w:t>
-      </w:r>
+        <w:t xml:space="preserve"> </w:t>
+      </w:r>
+      <m:oMath>
+        <m:oMathPr>
+          <m:ctrlPr>
+            <w:rPr>
+              <w:sz w:val="28"/>
+              <w:szCs w:val="28"/>
+            </w:rPr>
+          </m:ctrlPr>
+        </m:oMathPr>
+        <m:r>
+          <m:t>N</m:t>
+        </m:r>
+        <m:r>
+          <m:t>a</m:t>
+        </m:r>
+        <m:r>
+          <m:t>H</m:t>
+        </m:r>
+        <m:r>
+          <m:t>C</m:t>
+        </m:r>
+        <m:sSub>
+          <m:e>
+            <m:r>
+              <m:t>O</m:t>
+            </m:r>
+          </m:e>
+          <m:sub>
+            <m:r>
+              <m:t>3</m:t>
+            </m:r>
+          </m:sub>
+        </m:sSub>
+      </m:oMath>
       <w:r>
         <w:rPr>
           <w:rFonts w:ascii="Times New Roman" w:hAnsi="Times New Roman" w:eastAsia="Times New Roman" w:cs="Times New Roman"/>
@@ -55202,15 +55910,31 @@
         <w:rPr>
           <w:rFonts w:ascii="Times New Roman" w:hAnsi="Times New Roman" w:eastAsia="Times New Roman" w:cs="Times New Roman"/>
         </w:rPr>
-        <w:t xml:space="preserve"> FeCl</w:t>
-      </w:r>
-      <w:r>
-        <w:rPr>
-          <w:rFonts w:ascii="Times New Roman" w:hAnsi="Times New Roman" w:eastAsia="Times New Roman" w:cs="Times New Roman"/>
-          <w:vertAlign w:val="subscript"/>
-        </w:rPr>
-        <w:t>2</w:t>
-      </w:r>
+        <w:t xml:space="preserve"> </w:t>
+      </w:r>
+      <m:oMath>
+        <m:r>
+          <m:t>F</m:t>
+        </m:r>
+        <m:r>
+          <m:t>e</m:t>
+        </m:r>
+        <m:r>
+          <m:t>C</m:t>
+        </m:r>
+        <m:sSub>
+          <m:e>
+            <m:r>
+              <m:t>l</m:t>
+            </m:r>
+          </m:e>
+          <m:sub>
+            <m:r>
+              <m:t>2</m:t>
+            </m:r>
+          </m:sub>
+        </m:sSub>
+      </m:oMath>
       <w:r>
         <w:rPr>
           <w:rFonts w:ascii="Times New Roman" w:hAnsi="Times New Roman" w:eastAsia="Times New Roman" w:cs="Times New Roman"/>
@@ -55227,15 +55951,42 @@
         <w:rPr>
           <w:rFonts w:ascii="Times New Roman" w:hAnsi="Times New Roman" w:eastAsia="Times New Roman" w:cs="Times New Roman"/>
         </w:rPr>
-        <w:t xml:space="preserve"> NaHCO</w:t>
-      </w:r>
-      <w:r>
-        <w:rPr>
-          <w:rFonts w:ascii="Times New Roman" w:hAnsi="Times New Roman" w:eastAsia="Times New Roman" w:cs="Times New Roman"/>
-          <w:vertAlign w:val="subscript"/>
-        </w:rPr>
-        <w:t>3</w:t>
-      </w:r>
+        <w:t xml:space="preserve"> </w:t>
+      </w:r>
+      <m:oMath>
+        <m:oMathPr>
+          <m:ctrlPr>
+            <w:rPr>
+              <w:sz w:val="28"/>
+              <w:szCs w:val="28"/>
+            </w:rPr>
+          </m:ctrlPr>
+        </m:oMathPr>
+        <m:r>
+          <m:t>N</m:t>
+        </m:r>
+        <m:r>
+          <m:t>a</m:t>
+        </m:r>
+        <m:r>
+          <m:t>H</m:t>
+        </m:r>
+        <m:r>
+          <m:t>C</m:t>
+        </m:r>
+        <m:sSub>
+          <m:e>
+            <m:r>
+              <m:t>O</m:t>
+            </m:r>
+          </m:e>
+          <m:sub>
+            <m:r>
+              <m:t>3</m:t>
+            </m:r>
+          </m:sub>
+        </m:sSub>
+      </m:oMath>
       <w:r>
         <w:rPr>
           <w:rFonts w:ascii="Times New Roman" w:hAnsi="Times New Roman" w:eastAsia="Times New Roman" w:cs="Times New Roman"/>
@@ -55264,15 +56015,31 @@
         <w:rPr>
           <w:rFonts w:ascii="Times New Roman" w:hAnsi="Times New Roman" w:eastAsia="Times New Roman" w:cs="Times New Roman"/>
         </w:rPr>
-        <w:t xml:space="preserve"> Fe</w:t>
-      </w:r>
-      <w:r>
-        <w:rPr>
-          <w:rFonts w:ascii="Times New Roman" w:hAnsi="Times New Roman" w:eastAsia="Times New Roman" w:cs="Times New Roman"/>
-          <w:vertAlign w:val="superscript"/>
-        </w:rPr>
-        <w:t>2+</w:t>
-      </w:r>
+        <w:t xml:space="preserve"> </w:t>
+      </w:r>
+      <m:oMath>
+        <m:r>
+          <m:t>F</m:t>
+        </m:r>
+        <m:sSup>
+          <m:e>
+            <m:r>
+              <m:t>e</m:t>
+            </m:r>
+          </m:e>
+          <m:sup>
+            <m:r>
+              <m:t>2</m:t>
+            </m:r>
+            <m:r>
+              <m:rPr>
+                <m:sty m:val="p"/>
+              </m:rPr>
+              <m:t>+</m:t>
+            </m:r>
+          </m:sup>
+        </m:sSup>
+      </m:oMath>
       <w:r>
         <w:rPr>
           <w:rFonts w:ascii="Times New Roman" w:hAnsi="Times New Roman" w:eastAsia="Times New Roman" w:cs="Times New Roman"/>
@@ -58893,7 +59660,7 @@
     <ns0:name ns0:val="Verbatim Char"/>
     <ns0:basedOn ns0:val="BodyTextChar"/>
     <ns0:rPr>
-      <ns0:rFonts ns0:ascii="Times New Roman" ns0:cs="Times New Roman" ns0:eastAsia="FangSong" ns0:hAnsi="Times New Roman"/>
+      <ns0:rFonts ns0:ascii="SimSun" ns0:cs="SimSun" ns0:eastAsia="SimSun" ns0:hAnsi="SimSun"/>
       <ns0:b ns0:val="0"/>
       <ns0:sz ns0:val="20"/>
     </ns0:rPr>
@@ -58955,7 +59722,7 @@
       <w:wordWrap w:val="off"/>
     </w:pPr>
     <ns0:rPr>
-      <w:rFonts ns0:ascii="Times New Roman" ns0:hAnsi="Times New Roman" ns0:eastAsia="FangSong" ns0:cs="Times New Roman"/>
+      <w:rFonts ns0:ascii="SimSun" ns0:hAnsi="SimSun" ns0:eastAsia="SimSun" ns0:cs="SimSun"/>
     </ns0:rPr>
   </w:style>
   <w:style w:type="character" w:customStyle="1" w:styleId="KeywordTok">

--- a/00-首页/题组Word/第二轮习题集/第二轮习题集-元素与分析一-教师版.docx
+++ b/00-首页/题组Word/第二轮习题集/第二轮习题集-元素与分析一-教师版.docx
@@ -2,7 +2,7 @@
 <file path=word/document.xml><?xml version="1.0" encoding="utf-8"?>
 <w:document xmlns:w="http://schemas.openxmlformats.org/wordprocessingml/2006/main" xmlns:m="http://schemas.openxmlformats.org/officeDocument/2006/math" xmlns:r="http://schemas.openxmlformats.org/officeDocument/2006/relationships" xmlns:o="urn:schemas-microsoft-com:office:office" xmlns:v="urn:schemas-microsoft-com:vml" xmlns:w10="urn:schemas-microsoft-com:office:word" xmlns:a="http://schemas.openxmlformats.org/drawingml/2006/main" xmlns:pic="http://schemas.openxmlformats.org/drawingml/2006/picture" xmlns:wp="http://schemas.openxmlformats.org/drawingml/2006/wordprocessingDrawing">
   <w:body>
-    <w:bookmarkStart w:id="82" w:name="第二轮习题集-元素与分析一"/>
+    <w:bookmarkStart w:id="85" w:name="第二轮习题集-元素与分析一"/>
     <w:p>
       <w:pPr>
         <w:pStyle w:val="Heading1"/>
@@ -163,66 +163,6 @@
       <w:pPr>
         <w:pStyle w:val="FirstParagraph"/>
       </w:pPr>
-      <w:r>
-        <w:rPr>
-          <w:rFonts w:ascii="Times New Roman" w:hAnsi="Times New Roman" w:eastAsia="Times New Roman" w:cs="Times New Roman"/>
-        </w:rPr>
-        <w:t xml:space="preserve">used_in:</w:t>
-      </w:r>
-      <w:r>
-        <w:rPr>
-          <w:rFonts w:ascii="Times New Roman" w:hAnsi="Times New Roman" w:eastAsia="Times New Roman" w:cs="Times New Roman"/>
-        </w:rPr>
-        <w:t xml:space="preserve"> </w:t>
-      </w:r>
-      <w:r>
-        <w:rPr>
-          <w:rFonts w:hint="eastAsia" w:ascii="Times New Roman" w:hAnsi="Times New Roman" w:eastAsia="Times New Roman" w:cs="Times New Roman"/>
-        </w:rPr>
-        <w:t>“</w:t>
-      </w:r>
-      <w:r>
-        <w:rPr>
-          <w:rFonts w:hint="eastAsia" w:ascii="Times New Roman" w:hAnsi="Times New Roman" w:eastAsia="FangSong" w:cs="Times New Roman"/>
-        </w:rPr>
-        <w:t>第二轮习题集</w:t>
-      </w:r>
-      <w:r>
-        <w:rPr>
-          <w:rFonts w:hint="eastAsia" w:ascii="Times New Roman" w:hAnsi="Times New Roman" w:eastAsia="Times New Roman" w:cs="Times New Roman"/>
-        </w:rPr>
-        <w:t>-</w:t>
-      </w:r>
-      <w:r>
-        <w:rPr>
-          <w:rFonts w:hint="eastAsia" w:ascii="Times New Roman" w:hAnsi="Times New Roman" w:eastAsia="FangSong" w:cs="Times New Roman"/>
-        </w:rPr>
-        <w:t>元素与分析一</w:t>
-      </w:r>
-      <w:r>
-        <w:rPr>
-          <w:rFonts w:hint="eastAsia" w:ascii="Times New Roman" w:hAnsi="Times New Roman" w:eastAsia="Times New Roman" w:cs="Times New Roman"/>
-        </w:rPr>
-        <w:t>”</w:t>
-      </w:r>
-      <w:r>
-        <w:rPr>
-          <w:rFonts w:ascii="Times New Roman" w:hAnsi="Times New Roman" w:eastAsia="Times New Roman" w:cs="Times New Roman"/>
-        </w:rPr>
-        <w:t xml:space="preserve"> </w:t>
-      </w:r>
-      <w:r>
-        <w:rPr>
-          <w:rFonts w:ascii="Times New Roman" w:hAnsi="Times New Roman" w:eastAsia="Times New Roman" w:cs="Times New Roman"/>
-        </w:rPr>
-        <w:t xml:space="preserve">___</w:t>
-      </w:r>
-      <w:r>
-        <w:rPr>
-          <w:rFonts w:ascii="Times New Roman" w:hAnsi="Times New Roman" w:eastAsia="Times New Roman" w:cs="Times New Roman"/>
-        </w:rPr>
-        <w:t xml:space="preserve"> </w:t>
-      </w:r>
       <w:r>
         <w:rPr>
           <w:rFonts w:hint="eastAsia" w:ascii="Times New Roman" w:hAnsi="Times New Roman" w:eastAsia="FangSong" w:cs="Times New Roman"/>
@@ -988,10 +928,7 @@
                 </m:e>
                 <m:sub>
                   <m:r>
-                    <m:t>1</m:t>
-                  </m:r>
-                  <m:r>
-                    <m:t>8</m:t>
+                    <m:t>18</m:t>
                   </m:r>
                 </m:sub>
               </m:sSub>
@@ -1002,10 +939,7 @@
                 <m:t>+</m:t>
               </m:r>
               <m:r>
-                <m:t>2</m:t>
-              </m:r>
-              <m:r>
-                <m:t>5</m:t>
+                <m:t>25</m:t>
               </m:r>
               <m:sSub>
                 <m:e>
@@ -1029,10 +963,7 @@
                 <m:t>→</m:t>
               </m:r>
               <m:r>
-                <m:t>1</m:t>
-              </m:r>
-              <m:r>
-                <m:t>6</m:t>
+                <m:t>16</m:t>
               </m:r>
               <m:sSub>
                 <m:e>
@@ -1062,10 +993,7 @@
                 <m:t>+</m:t>
               </m:r>
               <m:r>
-                <m:t>1</m:t>
-              </m:r>
-              <m:r>
-                <m:t>8</m:t>
+                <m:t>18</m:t>
               </m:r>
               <m:sSub>
                 <m:e>
@@ -1106,13 +1034,7 @@
                 <m:t>×</m:t>
               </m:r>
               <m:r>
-                <m:t>1</m:t>
-              </m:r>
-              <m:r>
-                <m:t>1</m:t>
-              </m:r>
-              <m:r>
-                <m:t>4</m:t>
+                <m:t>114</m:t>
               </m:r>
               <m:r>
                 <m:rPr>
@@ -1124,19 +1046,7 @@
                 <m:t> </m:t>
               </m:r>
               <m:r>
-                <m:t>2</m:t>
-              </m:r>
-              <m:r>
-                <m:t>5</m:t>
-              </m:r>
-              <m:r>
-                <m:rPr>
-                  <m:sty m:val="p"/>
-                </m:rPr>
-                <m:t>.</m:t>
-              </m:r>
-              <m:r>
-                <m:t>0</m:t>
+                <m:t>25.0</m:t>
               </m:r>
               <m:r>
                 <m:rPr>
@@ -1165,13 +1075,7 @@
                 <m:t>  </m:t>
               </m:r>
               <m:r>
-                <m:t>1</m:t>
-              </m:r>
-              <m:r>
-                <m:t>0</m:t>
-              </m:r>
-              <m:r>
-                <m:t>0</m:t>
+                <m:t>100</m:t>
               </m:r>
               <m:r>
                 <m:rPr>
@@ -1259,19 +1163,7 @@
                 </m:fPr>
                 <m:num>
                   <m:r>
-                    <m:t>2</m:t>
-                  </m:r>
-                  <m:r>
-                    <m:t>5</m:t>
-                  </m:r>
-                  <m:r>
-                    <m:rPr>
-                      <m:sty m:val="p"/>
-                    </m:rPr>
-                    <m:t>.</m:t>
-                  </m:r>
-                  <m:r>
-                    <m:t>0</m:t>
+                    <m:t>25.0</m:t>
                   </m:r>
                   <m:r>
                     <m:rPr>
@@ -1298,13 +1190,7 @@
                     <m:t>×</m:t>
                   </m:r>
                   <m:r>
-                    <m:t>1</m:t>
-                  </m:r>
-                  <m:r>
-                    <m:t>0</m:t>
-                  </m:r>
-                  <m:r>
-                    <m:t>0</m:t>
+                    <m:t>100</m:t>
                   </m:r>
                   <m:r>
                     <m:rPr>
@@ -1324,13 +1210,7 @@
                     <m:t>×</m:t>
                   </m:r>
                   <m:r>
-                    <m:t>1</m:t>
-                  </m:r>
-                  <m:r>
-                    <m:t>1</m:t>
-                  </m:r>
-                  <m:r>
-                    <m:t>4</m:t>
+                    <m:t>114</m:t>
                   </m:r>
                   <m:r>
                     <m:rPr>
@@ -1347,19 +1227,7 @@
                 <m:t>=</m:t>
               </m:r>
               <m:r>
-                <m:t>1</m:t>
-              </m:r>
-              <m:r>
-                <m:t>1</m:t>
-              </m:r>
-              <m:r>
-                <m:rPr>
-                  <m:sty m:val="p"/>
-                </m:rPr>
-                <m:t>.</m:t>
-              </m:r>
-              <m:r>
-                <m:t>0</m:t>
+                <m:t>11.0</m:t>
               </m:r>
               <m:r>
                 <m:rPr>
@@ -1422,19 +1290,7 @@
                 </m:fPr>
                 <m:num>
                   <m:r>
-                    <m:t>1</m:t>
-                  </m:r>
-                  <m:r>
-                    <m:t>1</m:t>
-                  </m:r>
-                  <m:r>
-                    <m:rPr>
-                      <m:sty m:val="p"/>
-                    </m:rPr>
-                    <m:t>.</m:t>
-                  </m:r>
-                  <m:r>
-                    <m:t>0</m:t>
+                    <m:t>11.0</m:t>
                   </m:r>
                   <m:r>
                     <m:rPr>
@@ -1457,19 +1313,7 @@
                 </m:num>
                 <m:den>
                   <m:r>
-                    <m:t>0</m:t>
-                  </m:r>
-                  <m:r>
-                    <m:rPr>
-                      <m:sty m:val="p"/>
-                    </m:rPr>
-                    <m:t>.</m:t>
-                  </m:r>
-                  <m:r>
-                    <m:t>2</m:t>
-                  </m:r>
-                  <m:r>
-                    <m:t>1</m:t>
+                    <m:t>0.21</m:t>
                   </m:r>
                 </m:den>
               </m:f>
@@ -1480,10 +1324,7 @@
                 <m:t>=</m:t>
               </m:r>
               <m:r>
-                <m:t>5</m:t>
-              </m:r>
-              <m:r>
-                <m:t>2</m:t>
+                <m:t>52</m:t>
               </m:r>
               <m:r>
                 <m:rPr>
@@ -1588,10 +1429,7 @@
                 </m:fPr>
                 <m:num>
                   <m:r>
-                    <m:t>5</m:t>
-                  </m:r>
-                  <m:r>
-                    <m:t>2</m:t>
+                    <m:t>52</m:t>
                   </m:r>
                   <m:r>
                     <m:rPr>
@@ -1618,19 +1456,7 @@
                     <m:t>×</m:t>
                   </m:r>
                   <m:r>
-                    <m:t>8</m:t>
-                  </m:r>
-                  <m:r>
-                    <m:rPr>
-                      <m:sty m:val="p"/>
-                    </m:rPr>
-                    <m:t>.</m:t>
-                  </m:r>
-                  <m:r>
-                    <m:t>3</m:t>
-                  </m:r>
-                  <m:r>
-                    <m:t>1</m:t>
+                    <m:t>8.31</m:t>
                   </m:r>
                   <m:r>
                     <m:rPr>
@@ -1750,22 +1576,7 @@
                     <m:t>×</m:t>
                   </m:r>
                   <m:r>
-                    <m:t>2</m:t>
-                  </m:r>
-                  <m:r>
-                    <m:t>9</m:t>
-                  </m:r>
-                  <m:r>
-                    <m:t>5</m:t>
-                  </m:r>
-                  <m:r>
-                    <m:rPr>
-                      <m:sty m:val="p"/>
-                    </m:rPr>
-                    <m:t>.</m:t>
-                  </m:r>
-                  <m:r>
-                    <m:t>7</m:t>
+                    <m:t>295.7</m:t>
                   </m:r>
                   <m:r>
                     <m:rPr>
@@ -1776,13 +1587,7 @@
                 </m:num>
                 <m:den>
                   <m:r>
-                    <m:t>1</m:t>
-                  </m:r>
-                  <m:r>
-                    <m:t>0</m:t>
-                  </m:r>
-                  <m:r>
-                    <m:t>1</m:t>
+                    <m:t>101</m:t>
                   </m:r>
                   <m:r>
                     <m:rPr>
@@ -1811,30 +1616,18 @@
                 <m:t>=</m:t>
               </m:r>
               <m:r>
-                <m:t>1</m:t>
-              </m:r>
-              <m:r>
-                <m:rPr>
-                  <m:sty m:val="p"/>
-                </m:rPr>
-                <m:t>.</m:t>
-              </m:r>
-              <m:r>
-                <m:t>3</m:t>
+                <m:t>1.3</m:t>
               </m:r>
               <m:r>
                 <m:rPr>
                   <m:sty m:val="p"/>
                 </m:rPr>
                 <m:t>×</m:t>
-              </m:r>
-              <m:r>
-                <m:t>1</m:t>
               </m:r>
               <m:sSup>
                 <m:e>
                   <m:r>
-                    <m:t>0</m:t>
+                    <m:t>10</m:t>
                   </m:r>
                 </m:e>
                 <m:sup>
@@ -2694,19 +2487,7 @@
                     <m:t>(</m:t>
                   </m:r>
                   <m:r>
-                    <m:t>1</m:t>
-                  </m:r>
-                  <m:r>
-                    <m:t>2</m:t>
-                  </m:r>
-                  <m:r>
-                    <m:rPr>
-                      <m:sty m:val="p"/>
-                    </m:rPr>
-                    <m:t>.</m:t>
-                  </m:r>
-                  <m:r>
-                    <m:t>6</m:t>
+                    <m:t>12.6</m:t>
                   </m:r>
                   <m:r>
                     <m:rPr>
@@ -2715,19 +2496,7 @@
                     <m:t>−</m:t>
                   </m:r>
                   <m:r>
-                    <m:t>1</m:t>
-                  </m:r>
-                  <m:r>
-                    <m:t>0</m:t>
-                  </m:r>
-                  <m:r>
-                    <m:rPr>
-                      <m:sty m:val="p"/>
-                    </m:rPr>
-                    <m:t>.</m:t>
-                  </m:r>
-                  <m:r>
-                    <m:t>1</m:t>
+                    <m:t>10.1</m:t>
                   </m:r>
                   <m:r>
                     <m:rPr>
@@ -2759,13 +2528,10 @@
                     </m:rPr>
                     <m:t>×</m:t>
                   </m:r>
-                  <m:r>
-                    <m:t>1</m:t>
-                  </m:r>
                   <m:sSup>
                     <m:e>
                       <m:r>
-                        <m:t>0</m:t>
+                        <m:t>10</m:t>
                       </m:r>
                     </m:e>
                     <m:sup>
@@ -2823,19 +2589,7 @@
                     <m:t>×</m:t>
                   </m:r>
                   <m:r>
-                    <m:t>4</m:t>
-                  </m:r>
-                  <m:r>
-                    <m:t>0</m:t>
-                  </m:r>
-                  <m:r>
-                    <m:rPr>
-                      <m:sty m:val="p"/>
-                    </m:rPr>
-                    <m:t>.</m:t>
-                  </m:r>
-                  <m:r>
-                    <m:t>0</m:t>
+                    <m:t>40.0</m:t>
                   </m:r>
                   <m:sSup>
                     <m:e>
@@ -2861,19 +2615,7 @@
                 </m:num>
                 <m:den>
                   <m:r>
-                    <m:t>8</m:t>
-                  </m:r>
-                  <m:r>
-                    <m:rPr>
-                      <m:sty m:val="p"/>
-                    </m:rPr>
-                    <m:t>.</m:t>
-                  </m:r>
-                  <m:r>
-                    <m:t>3</m:t>
-                  </m:r>
-                  <m:r>
-                    <m:t>1</m:t>
+                    <m:t>8.31</m:t>
                   </m:r>
                   <m:r>
                     <m:rPr>
@@ -2993,22 +2735,7 @@
                     <m:t>×</m:t>
                   </m:r>
                   <m:r>
-                    <m:t>2</m:t>
-                  </m:r>
-                  <m:r>
-                    <m:t>9</m:t>
-                  </m:r>
-                  <m:r>
-                    <m:t>5</m:t>
-                  </m:r>
-                  <m:r>
-                    <m:rPr>
-                      <m:sty m:val="p"/>
-                    </m:rPr>
-                    <m:t>.</m:t>
-                  </m:r>
-                  <m:r>
-                    <m:t>7</m:t>
+                    <m:t>295.7</m:t>
                   </m:r>
                   <m:r>
                     <m:rPr>
@@ -3030,10 +2757,7 @@
                 <m:t>=</m:t>
               </m:r>
               <m:r>
-                <m:t>4</m:t>
-              </m:r>
-              <m:r>
-                <m:t>1</m:t>
+                <m:t>41</m:t>
               </m:r>
               <m:r>
                 <m:rPr>
@@ -3095,10 +2819,7 @@
                 <m:t>=</m:t>
               </m:r>
               <m:r>
-                <m:t>4</m:t>
-              </m:r>
-              <m:r>
-                <m:t>1</m:t>
+                <m:t>41</m:t>
               </m:r>
               <m:r>
                 <m:rPr>
@@ -3125,33 +2846,18 @@
                 <m:t>×</m:t>
               </m:r>
               <m:r>
-                <m:t>2</m:t>
-              </m:r>
-              <m:r>
-                <m:t>8</m:t>
-              </m:r>
-              <m:r>
-                <m:rPr>
-                  <m:sty m:val="p"/>
-                </m:rPr>
-                <m:t>.</m:t>
-              </m:r>
-              <m:r>
-                <m:t>0</m:t>
+                <m:t>28.0</m:t>
               </m:r>
               <m:r>
                 <m:rPr>
                   <m:sty m:val="p"/>
                 </m:rPr>
                 <m:t>×</m:t>
-              </m:r>
-              <m:r>
-                <m:t>1</m:t>
               </m:r>
               <m:sSup>
                 <m:e>
                   <m:r>
-                    <m:t>0</m:t>
+                    <m:t>10</m:t>
                   </m:r>
                 </m:e>
                 <m:sup>
@@ -3224,16 +2930,7 @@
                 <m:t>=</m:t>
               </m:r>
               <m:r>
-                <m:t>1</m:t>
-              </m:r>
-              <m:r>
-                <m:rPr>
-                  <m:sty m:val="p"/>
-                </m:rPr>
-                <m:t>.</m:t>
-              </m:r>
-              <m:r>
-                <m:t>1</m:t>
+                <m:t>1.1</m:t>
               </m:r>
               <m:r>
                 <m:rPr>
@@ -7627,68 +7324,18 @@
     </w:p>
     <w:p>
       <w:pPr>
-        <w:pStyle w:val="BodyText"/>
+        <w:spacing w:before="160" w:after="80"/>
       </w:pPr>
       <w:r>
-        <w:rPr>
-          <w:rFonts w:ascii="Times New Roman" w:hAnsi="Times New Roman" w:eastAsia="Times New Roman" w:cs="Times New Roman"/>
-        </w:rPr>
-        <w:t xml:space="preserve">used_in:</w:t>
-      </w:r>
-      <w:r>
-        <w:rPr>
-          <w:rFonts w:ascii="Times New Roman" w:hAnsi="Times New Roman" w:eastAsia="Times New Roman" w:cs="Times New Roman"/>
-        </w:rPr>
-        <w:t xml:space="preserve"> </w:t>
-      </w:r>
-      <w:r>
-        <w:rPr>
-          <w:rFonts w:hint="eastAsia" w:ascii="Times New Roman" w:hAnsi="Times New Roman" w:eastAsia="Times New Roman" w:cs="Times New Roman"/>
-        </w:rPr>
-        <w:t>“</w:t>
-      </w:r>
-      <w:r>
-        <w:rPr>
-          <w:rFonts w:hint="eastAsia" w:ascii="Times New Roman" w:hAnsi="Times New Roman" w:eastAsia="FangSong" w:cs="Times New Roman"/>
-        </w:rPr>
-        <w:t>第二轮习题集</w:t>
-      </w:r>
-      <w:r>
-        <w:rPr>
-          <w:rFonts w:hint="eastAsia" w:ascii="Times New Roman" w:hAnsi="Times New Roman" w:eastAsia="Times New Roman" w:cs="Times New Roman"/>
-        </w:rPr>
-        <w:t>-</w:t>
-      </w:r>
-      <w:r>
-        <w:rPr>
-          <w:rFonts w:hint="eastAsia" w:ascii="Times New Roman" w:hAnsi="Times New Roman" w:eastAsia="FangSong" w:cs="Times New Roman"/>
-        </w:rPr>
-        <w:t>元素与分析一</w:t>
-      </w:r>
-      <w:r>
-        <w:rPr>
-          <w:rFonts w:hint="eastAsia" w:ascii="Times New Roman" w:hAnsi="Times New Roman" w:eastAsia="Times New Roman" w:cs="Times New Roman"/>
-        </w:rPr>
-        <w:t>”</w:t>
-      </w:r>
-      <w:r>
-        <w:rPr>
-          <w:rFonts w:ascii="Times New Roman" w:hAnsi="Times New Roman" w:eastAsia="Times New Roman" w:cs="Times New Roman"/>
-        </w:rPr>
-        <w:t xml:space="preserve"> </w:t>
-      </w:r>
-      <w:r>
-        <w:rPr>
-          <w:rFonts w:ascii="Times New Roman" w:hAnsi="Times New Roman" w:eastAsia="Times New Roman" w:cs="Times New Roman"/>
-        </w:rPr>
-        <w:t xml:space="preserve">___</w:t>
-      </w:r>
-      <w:r>
-        <w:rPr>
-          <w:rFonts w:ascii="Times New Roman" w:hAnsi="Times New Roman" w:eastAsia="Times New Roman" w:cs="Times New Roman"/>
-        </w:rPr>
-        <w:t xml:space="preserve"> </w:t>
-      </w:r>
+        <w:pict>
+          <v:rect style="width:0;height:1.5pt" o:hralign="center" o:hrstd="t" o:hr="t"/>
+        </w:pict>
+      </w:r>
+    </w:p>
+    <w:p>
+      <w:pPr>
+        <w:pStyle w:val="FirstParagraph"/>
+      </w:pPr>
       <w:r>
         <w:rPr>
           <w:rFonts w:ascii="Times New Roman" w:hAnsi="Times New Roman" w:eastAsia="Times New Roman" w:cs="Times New Roman"/>
@@ -11763,68 +11410,18 @@
     </w:p>
     <w:p>
       <w:pPr>
+        <w:spacing w:before="160" w:after="80"/>
+      </w:pPr>
+      <w:r>
+        <w:pict>
+          <v:rect style="width:0;height:1.5pt" o:hralign="center" o:hrstd="t" o:hr="t"/>
+        </w:pict>
+      </w:r>
+    </w:p>
+    <w:p>
+      <w:pPr>
         <w:pStyle w:val="FirstParagraph"/>
       </w:pPr>
-      <w:r>
-        <w:rPr>
-          <w:rFonts w:ascii="Times New Roman" w:hAnsi="Times New Roman" w:eastAsia="Times New Roman" w:cs="Times New Roman"/>
-        </w:rPr>
-        <w:t xml:space="preserve">used_in:</w:t>
-      </w:r>
-      <w:r>
-        <w:rPr>
-          <w:rFonts w:ascii="Times New Roman" w:hAnsi="Times New Roman" w:eastAsia="Times New Roman" w:cs="Times New Roman"/>
-        </w:rPr>
-        <w:t xml:space="preserve"> </w:t>
-      </w:r>
-      <w:r>
-        <w:rPr>
-          <w:rFonts w:hint="eastAsia" w:ascii="Times New Roman" w:hAnsi="Times New Roman" w:eastAsia="Times New Roman" w:cs="Times New Roman"/>
-        </w:rPr>
-        <w:t>“</w:t>
-      </w:r>
-      <w:r>
-        <w:rPr>
-          <w:rFonts w:hint="eastAsia" w:ascii="Times New Roman" w:hAnsi="Times New Roman" w:eastAsia="FangSong" w:cs="Times New Roman"/>
-        </w:rPr>
-        <w:t>第二轮习题集</w:t>
-      </w:r>
-      <w:r>
-        <w:rPr>
-          <w:rFonts w:hint="eastAsia" w:ascii="Times New Roman" w:hAnsi="Times New Roman" w:eastAsia="Times New Roman" w:cs="Times New Roman"/>
-        </w:rPr>
-        <w:t>-</w:t>
-      </w:r>
-      <w:r>
-        <w:rPr>
-          <w:rFonts w:hint="eastAsia" w:ascii="Times New Roman" w:hAnsi="Times New Roman" w:eastAsia="FangSong" w:cs="Times New Roman"/>
-        </w:rPr>
-        <w:t>元素与分析一</w:t>
-      </w:r>
-      <w:r>
-        <w:rPr>
-          <w:rFonts w:hint="eastAsia" w:ascii="Times New Roman" w:hAnsi="Times New Roman" w:eastAsia="Times New Roman" w:cs="Times New Roman"/>
-        </w:rPr>
-        <w:t>”</w:t>
-      </w:r>
-      <w:r>
-        <w:rPr>
-          <w:rFonts w:ascii="Times New Roman" w:hAnsi="Times New Roman" w:eastAsia="Times New Roman" w:cs="Times New Roman"/>
-        </w:rPr>
-        <w:t xml:space="preserve"> </w:t>
-      </w:r>
-      <w:r>
-        <w:rPr>
-          <w:rFonts w:ascii="Times New Roman" w:hAnsi="Times New Roman" w:eastAsia="Times New Roman" w:cs="Times New Roman"/>
-        </w:rPr>
-        <w:t xml:space="preserve">___</w:t>
-      </w:r>
-      <w:r>
-        <w:rPr>
-          <w:rFonts w:ascii="Times New Roman" w:hAnsi="Times New Roman" w:eastAsia="Times New Roman" w:cs="Times New Roman"/>
-        </w:rPr>
-        <w:t xml:space="preserve"> </w:t>
-      </w:r>
       <w:r>
         <w:rPr>
           <w:rFonts w:ascii="Times New Roman" w:hAnsi="Times New Roman" w:eastAsia="Times New Roman" w:cs="Times New Roman"/>
@@ -12818,30 +12415,18 @@
             </m:fPr>
             <m:num>
               <m:r>
-                <m:t>6</m:t>
-              </m:r>
-              <m:r>
-                <m:rPr>
-                  <m:sty m:val="p"/>
-                </m:rPr>
-                <m:t>.</m:t>
-              </m:r>
-              <m:r>
-                <m:t>6</m:t>
+                <m:t>6.6</m:t>
               </m:r>
               <m:r>
                 <m:rPr>
                   <m:sty m:val="p"/>
                 </m:rPr>
                 <m:t>×</m:t>
-              </m:r>
-              <m:r>
-                <m:t>1</m:t>
               </m:r>
               <m:sSup>
                 <m:e>
                   <m:r>
-                    <m:t>0</m:t>
+                    <m:t>10</m:t>
                   </m:r>
                 </m:e>
                 <m:sup>
@@ -12910,13 +12495,7 @@
             </m:num>
             <m:den>
               <m:r>
-                <m:t>1</m:t>
-              </m:r>
-              <m:r>
-                <m:t>0</m:t>
-              </m:r>
-              <m:r>
-                <m:t>0</m:t>
+                <m:t>100</m:t>
               </m:r>
               <m:r>
                 <m:rPr>
@@ -12945,16 +12524,7 @@
             <m:t>=</m:t>
           </m:r>
           <m:r>
-            <m:t>6</m:t>
-          </m:r>
-          <m:r>
-            <m:rPr>
-              <m:sty m:val="p"/>
-            </m:rPr>
-            <m:t>.</m:t>
-          </m:r>
-          <m:r>
-            <m:t>6</m:t>
+            <m:t>6.6</m:t>
           </m:r>
           <m:r>
             <m:rPr>
@@ -12962,13 +12532,10 @@
             </m:rPr>
             <m:t>×</m:t>
           </m:r>
-          <m:r>
-            <m:t>1</m:t>
-          </m:r>
           <m:sSup>
             <m:e>
               <m:r>
-                <m:t>0</m:t>
+                <m:t>10</m:t>
               </m:r>
             </m:e>
             <m:sup>
@@ -13148,16 +12715,7 @@
             <m:t>=</m:t>
           </m:r>
           <m:r>
-            <m:t>6</m:t>
-          </m:r>
-          <m:r>
-            <m:rPr>
-              <m:sty m:val="p"/>
-            </m:rPr>
-            <m:t>.</m:t>
-          </m:r>
-          <m:r>
-            <m:t>6</m:t>
+            <m:t>6.6</m:t>
           </m:r>
           <m:r>
             <m:rPr>
@@ -13165,13 +12723,10 @@
             </m:rPr>
             <m:t>×</m:t>
           </m:r>
-          <m:r>
-            <m:t>1</m:t>
-          </m:r>
           <m:sSup>
             <m:e>
               <m:r>
-                <m:t>0</m:t>
+                <m:t>10</m:t>
               </m:r>
             </m:e>
             <m:sup>
@@ -13283,16 +12838,7 @@
             <m:t>×</m:t>
           </m:r>
           <m:r>
-            <m:t>1</m:t>
-          </m:r>
-          <m:r>
-            <m:t>0</m:t>
-          </m:r>
-          <m:r>
-            <m:t>0</m:t>
-          </m:r>
-          <m:r>
-            <m:t>0</m:t>
+            <m:t>1000</m:t>
           </m:r>
           <m:r>
             <m:rPr>
@@ -13319,16 +12865,7 @@
             <m:t>=</m:t>
           </m:r>
           <m:r>
-            <m:t>6</m:t>
-          </m:r>
-          <m:r>
-            <m:rPr>
-              <m:sty m:val="p"/>
-            </m:rPr>
-            <m:t>.</m:t>
-          </m:r>
-          <m:r>
-            <m:t>6</m:t>
+            <m:t>6.6</m:t>
           </m:r>
           <m:r>
             <m:rPr>
@@ -13336,13 +12873,10 @@
             </m:rPr>
             <m:t>×</m:t>
           </m:r>
-          <m:r>
-            <m:t>1</m:t>
-          </m:r>
           <m:sSup>
             <m:e>
               <m:r>
-                <m:t>0</m:t>
+                <m:t>10</m:t>
               </m:r>
             </m:e>
             <m:sup>
@@ -13527,30 +13061,18 @@
                 <m:t>(</m:t>
               </m:r>
               <m:r>
-                <m:t>6</m:t>
-              </m:r>
-              <m:r>
-                <m:rPr>
-                  <m:sty m:val="p"/>
-                </m:rPr>
-                <m:t>.</m:t>
-              </m:r>
-              <m:r>
-                <m:t>6</m:t>
+                <m:t>6.6</m:t>
               </m:r>
               <m:r>
                 <m:rPr>
                   <m:sty m:val="p"/>
                 </m:rPr>
                 <m:t>×</m:t>
-              </m:r>
-              <m:r>
-                <m:t>1</m:t>
               </m:r>
               <m:sSup>
                 <m:e>
                   <m:r>
-                    <m:t>0</m:t>
+                    <m:t>10</m:t>
                   </m:r>
                 </m:e>
                 <m:sup>
@@ -13572,30 +13094,18 @@
                 <m:t>−</m:t>
               </m:r>
               <m:r>
-                <m:t>6</m:t>
-              </m:r>
-              <m:r>
-                <m:rPr>
-                  <m:sty m:val="p"/>
-                </m:rPr>
-                <m:t>.</m:t>
-              </m:r>
-              <m:r>
-                <m:t>6</m:t>
+                <m:t>6.6</m:t>
               </m:r>
               <m:r>
                 <m:rPr>
                   <m:sty m:val="p"/>
                 </m:rPr>
                 <m:t>×</m:t>
-              </m:r>
-              <m:r>
-                <m:t>1</m:t>
               </m:r>
               <m:sSup>
                 <m:e>
                   <m:r>
-                    <m:t>0</m:t>
+                    <m:t>10</m:t>
                   </m:r>
                 </m:e>
                 <m:sup>
@@ -13674,30 +13184,18 @@
                 <m:t>=</m:t>
               </m:r>
               <m:r>
-                <m:t>5</m:t>
-              </m:r>
-              <m:r>
-                <m:rPr>
-                  <m:sty m:val="p"/>
-                </m:rPr>
-                <m:t>.</m:t>
-              </m:r>
-              <m:r>
-                <m:t>9</m:t>
+                <m:t>5.9</m:t>
               </m:r>
               <m:r>
                 <m:rPr>
                   <m:sty m:val="p"/>
                 </m:rPr>
                 <m:t>×</m:t>
-              </m:r>
-              <m:r>
-                <m:t>1</m:t>
               </m:r>
               <m:sSup>
                 <m:e>
                   <m:r>
-                    <m:t>0</m:t>
+                    <m:t>10</m:t>
                   </m:r>
                 </m:e>
                 <m:sup>
@@ -13775,30 +13273,18 @@
                 <m:t>=</m:t>
               </m:r>
               <m:r>
-                <m:t>5</m:t>
-              </m:r>
-              <m:r>
-                <m:rPr>
-                  <m:sty m:val="p"/>
-                </m:rPr>
-                <m:t>.</m:t>
-              </m:r>
-              <m:r>
-                <m:t>9</m:t>
+                <m:t>5.9</m:t>
               </m:r>
               <m:r>
                 <m:rPr>
                   <m:sty m:val="p"/>
                 </m:rPr>
                 <m:t>×</m:t>
-              </m:r>
-              <m:r>
-                <m:t>1</m:t>
               </m:r>
               <m:sSup>
                 <m:e>
                   <m:r>
-                    <m:t>0</m:t>
+                    <m:t>10</m:t>
                   </m:r>
                 </m:e>
                 <m:sup>
@@ -14014,30 +13500,18 @@
             </m:fPr>
             <m:num>
               <m:r>
-                <m:t>5</m:t>
-              </m:r>
-              <m:r>
-                <m:rPr>
-                  <m:sty m:val="p"/>
-                </m:rPr>
-                <m:t>.</m:t>
-              </m:r>
-              <m:r>
-                <m:t>9</m:t>
+                <m:t>5.9</m:t>
               </m:r>
               <m:r>
                 <m:rPr>
                   <m:sty m:val="p"/>
                 </m:rPr>
                 <m:t>×</m:t>
-              </m:r>
-              <m:r>
-                <m:t>1</m:t>
               </m:r>
               <m:sSup>
                 <m:e>
                   <m:r>
-                    <m:t>0</m:t>
+                    <m:t>10</m:t>
                   </m:r>
                 </m:e>
                 <m:sup>
@@ -14077,19 +13551,7 @@
                 <m:t>×</m:t>
               </m:r>
               <m:r>
-                <m:t>8</m:t>
-              </m:r>
-              <m:r>
-                <m:rPr>
-                  <m:sty m:val="p"/>
-                </m:rPr>
-                <m:t>.</m:t>
-              </m:r>
-              <m:r>
-                <m:t>3</m:t>
-              </m:r>
-              <m:r>
-                <m:t>1</m:t>
+                <m:t>8.31</m:t>
               </m:r>
               <m:r>
                 <m:rPr>
@@ -14209,13 +13671,7 @@
                 <m:t>×</m:t>
               </m:r>
               <m:r>
-                <m:t>3</m:t>
-              </m:r>
-              <m:r>
-                <m:t>1</m:t>
-              </m:r>
-              <m:r>
-                <m:t>0</m:t>
+                <m:t>310</m:t>
               </m:r>
               <m:r>
                 <m:rPr>
@@ -14226,13 +13682,7 @@
             </m:num>
             <m:den>
               <m:r>
-                <m:t>1</m:t>
-              </m:r>
-              <m:r>
-                <m:t>0</m:t>
-              </m:r>
-              <m:r>
-                <m:t>0</m:t>
+                <m:t>100</m:t>
               </m:r>
               <m:r>
                 <m:rPr>
@@ -14261,16 +13711,7 @@
             <m:t>=</m:t>
           </m:r>
           <m:r>
-            <m:t>1</m:t>
-          </m:r>
-          <m:r>
-            <m:rPr>
-              <m:sty m:val="p"/>
-            </m:rPr>
-            <m:t>.</m:t>
-          </m:r>
-          <m:r>
-            <m:t>5</m:t>
+            <m:t>1.5</m:t>
           </m:r>
           <m:r>
             <m:rPr>
@@ -14278,13 +13719,10 @@
             </m:rPr>
             <m:t>×</m:t>
           </m:r>
-          <m:r>
-            <m:t>1</m:t>
-          </m:r>
           <m:sSup>
             <m:e>
               <m:r>
-                <m:t>0</m:t>
+                <m:t>10</m:t>
               </m:r>
             </m:e>
             <m:sup>
@@ -14327,19 +13765,7 @@
             <m:t>=</m:t>
           </m:r>
           <m:r>
-            <m:t>0</m:t>
-          </m:r>
-          <m:r>
-            <m:rPr>
-              <m:sty m:val="p"/>
-            </m:rPr>
-            <m:t>.</m:t>
-          </m:r>
-          <m:r>
-            <m:t>1</m:t>
-          </m:r>
-          <m:r>
-            <m:t>5</m:t>
+            <m:t>0.15</m:t>
           </m:r>
           <m:sSup>
             <m:e>
@@ -15173,19 +14599,7 @@
                     <m:t>(</m:t>
                   </m:r>
                   <m:r>
-                    <m:t>9</m:t>
-                  </m:r>
-                  <m:r>
-                    <m:t>9</m:t>
-                  </m:r>
-                  <m:r>
-                    <m:rPr>
-                      <m:sty m:val="p"/>
-                    </m:rPr>
-                    <m:t>.</m:t>
-                  </m:r>
-                  <m:r>
-                    <m:t>0</m:t>
+                    <m:t>99.0</m:t>
                   </m:r>
                   <m:r>
                     <m:rPr>
@@ -15194,19 +14608,7 @@
                     <m:t>−</m:t>
                   </m:r>
                   <m:r>
-                    <m:t>2</m:t>
-                  </m:r>
-                  <m:r>
-                    <m:rPr>
-                      <m:sty m:val="p"/>
-                    </m:rPr>
-                    <m:t>.</m:t>
-                  </m:r>
-                  <m:r>
-                    <m:t>3</m:t>
-                  </m:r>
-                  <m:r>
-                    <m:t>4</m:t>
+                    <m:t>2.34</m:t>
                   </m:r>
                   <m:r>
                     <m:rPr>
@@ -15239,19 +14641,7 @@
                     <m:t>×</m:t>
                   </m:r>
                   <m:r>
-                    <m:t>1</m:t>
-                  </m:r>
-                  <m:r>
-                    <m:rPr>
-                      <m:sty m:val="p"/>
-                    </m:rPr>
-                    <m:t>.</m:t>
-                  </m:r>
-                  <m:r>
-                    <m:t>5</m:t>
-                  </m:r>
-                  <m:r>
-                    <m:t>0</m:t>
+                    <m:t>1.50</m:t>
                   </m:r>
                   <m:sSup>
                     <m:e>
@@ -15277,19 +14667,7 @@
                 </m:num>
                 <m:den>
                   <m:r>
-                    <m:t>8</m:t>
-                  </m:r>
-                  <m:r>
-                    <m:rPr>
-                      <m:sty m:val="p"/>
-                    </m:rPr>
-                    <m:t>.</m:t>
-                  </m:r>
-                  <m:r>
-                    <m:t>3</m:t>
-                  </m:r>
-                  <m:r>
-                    <m:t>1</m:t>
+                    <m:t>8.31</m:t>
                   </m:r>
                   <m:r>
                     <m:rPr>
@@ -15409,13 +14787,7 @@
                     <m:t>×</m:t>
                   </m:r>
                   <m:r>
-                    <m:t>2</m:t>
-                  </m:r>
-                  <m:r>
-                    <m:t>9</m:t>
-                  </m:r>
-                  <m:r>
-                    <m:t>3</m:t>
+                    <m:t>293</m:t>
                   </m:r>
                   <m:r>
                     <m:rPr>
@@ -15432,33 +14804,18 @@
                 <m:t>=</m:t>
               </m:r>
               <m:r>
-                <m:t>5</m:t>
-              </m:r>
-              <m:r>
-                <m:rPr>
-                  <m:sty m:val="p"/>
-                </m:rPr>
-                <m:t>.</m:t>
-              </m:r>
-              <m:r>
-                <m:t>9</m:t>
-              </m:r>
-              <m:r>
-                <m:t>5</m:t>
+                <m:t>5.95</m:t>
               </m:r>
               <m:r>
                 <m:rPr>
                   <m:sty m:val="p"/>
                 </m:rPr>
                 <m:t>×</m:t>
-              </m:r>
-              <m:r>
-                <m:t>1</m:t>
               </m:r>
               <m:sSup>
                 <m:e>
                   <m:r>
-                    <m:t>0</m:t>
+                    <m:t>10</m:t>
                   </m:r>
                 </m:e>
                 <m:sup>
@@ -15589,19 +14946,7 @@
                 <m:t>&amp;</m:t>
               </m:r>
               <m:r>
-                <m:t>2</m:t>
-              </m:r>
-              <m:r>
-                <m:rPr>
-                  <m:sty m:val="p"/>
-                </m:rPr>
-                <m:t>.</m:t>
-              </m:r>
-              <m:r>
-                <m:t>0</m:t>
-              </m:r>
-              <m:r>
-                <m:t>0</m:t>
+                <m:t>2.00</m:t>
               </m:r>
               <m:r>
                 <m:rPr>
@@ -15610,13 +14955,7 @@
                 <m:t>×</m:t>
               </m:r>
               <m:r>
-                <m:t>1</m:t>
-              </m:r>
-              <m:r>
-                <m:t>2</m:t>
-              </m:r>
-              <m:r>
-                <m:t>3</m:t>
+                <m:t>123</m:t>
               </m:r>
               <m:r>
                 <m:rPr>
@@ -15628,19 +14967,7 @@
                 <m:t> </m:t>
               </m:r>
               <m:r>
-                <m:t>3</m:t>
-              </m:r>
-              <m:r>
-                <m:rPr>
-                  <m:sty m:val="p"/>
-                </m:rPr>
-                <m:t>.</m:t>
-              </m:r>
-              <m:r>
-                <m:t>0</m:t>
-              </m:r>
-              <m:r>
-                <m:t>0</m:t>
+                <m:t>3.00</m:t>
               </m:r>
               <m:r>
                 <m:rPr>
@@ -15672,33 +14999,18 @@
                 <m:t> </m:t>
               </m:r>
               <m:r>
-                <m:t>5</m:t>
-              </m:r>
-              <m:r>
-                <m:rPr>
-                  <m:sty m:val="p"/>
-                </m:rPr>
-                <m:t>.</m:t>
-              </m:r>
-              <m:r>
-                <m:t>9</m:t>
-              </m:r>
-              <m:r>
-                <m:t>5</m:t>
+                <m:t>5.95</m:t>
               </m:r>
               <m:r>
                 <m:rPr>
                   <m:sty m:val="p"/>
                 </m:rPr>
                 <m:t>×</m:t>
-              </m:r>
-              <m:r>
-                <m:t>1</m:t>
               </m:r>
               <m:sSup>
                 <m:e>
                   <m:r>
-                    <m:t>0</m:t>
+                    <m:t>10</m:t>
                   </m:r>
                 </m:e>
                 <m:sup>
@@ -15796,19 +15108,7 @@
                 </m:fPr>
                 <m:num>
                   <m:r>
-                    <m:t>2</m:t>
-                  </m:r>
-                  <m:r>
-                    <m:rPr>
-                      <m:sty m:val="p"/>
-                    </m:rPr>
-                    <m:t>.</m:t>
-                  </m:r>
-                  <m:r>
-                    <m:t>0</m:t>
-                  </m:r>
-                  <m:r>
-                    <m:t>0</m:t>
+                    <m:t>2.00</m:t>
                   </m:r>
                   <m:r>
                     <m:rPr>
@@ -15817,13 +15117,7 @@
                     <m:t>×</m:t>
                   </m:r>
                   <m:r>
-                    <m:t>1</m:t>
-                  </m:r>
-                  <m:r>
-                    <m:t>2</m:t>
-                  </m:r>
-                  <m:r>
-                    <m:t>3</m:t>
+                    <m:t>123</m:t>
                   </m:r>
                   <m:r>
                     <m:rPr>
@@ -15838,19 +15132,7 @@
                     <m:t>×</m:t>
                   </m:r>
                   <m:r>
-                    <m:t>5</m:t>
-                  </m:r>
-                  <m:r>
-                    <m:rPr>
-                      <m:sty m:val="p"/>
-                    </m:rPr>
-                    <m:t>.</m:t>
-                  </m:r>
-                  <m:r>
-                    <m:t>9</m:t>
-                  </m:r>
-                  <m:r>
-                    <m:t>5</m:t>
+                    <m:t>5.95</m:t>
                   </m:r>
                   <m:r>
                     <m:rPr>
@@ -15858,13 +15140,10 @@
                     </m:rPr>
                     <m:t>×</m:t>
                   </m:r>
-                  <m:r>
-                    <m:t>1</m:t>
-                  </m:r>
                   <m:sSup>
                     <m:e>
                       <m:r>
-                        <m:t>0</m:t>
+                        <m:t>10</m:t>
                       </m:r>
                     </m:e>
                     <m:sup>
@@ -15900,19 +15179,7 @@
                 </m:num>
                 <m:den>
                   <m:r>
-                    <m:t>3</m:t>
-                  </m:r>
-                  <m:r>
-                    <m:rPr>
-                      <m:sty m:val="p"/>
-                    </m:rPr>
-                    <m:t>.</m:t>
-                  </m:r>
-                  <m:r>
-                    <m:t>0</m:t>
-                  </m:r>
-                  <m:r>
-                    <m:t>0</m:t>
+                    <m:t>3.00</m:t>
                   </m:r>
                   <m:r>
                     <m:rPr>
@@ -15941,19 +15208,7 @@
                 <m:t>=</m:t>
               </m:r>
               <m:r>
-                <m:t>4</m:t>
-              </m:r>
-              <m:r>
-                <m:rPr>
-                  <m:sty m:val="p"/>
-                </m:rPr>
-                <m:t>.</m:t>
-              </m:r>
-              <m:r>
-                <m:t>8</m:t>
-              </m:r>
-              <m:r>
-                <m:t>8</m:t>
+                <m:t>4.88</m:t>
               </m:r>
               <m:r>
                 <m:rPr>
@@ -16696,17 +15951,7 @@
     </w:p>
     <w:p>
       <w:pPr>
-        <w:spacing w:before="160" w:after="80"/>
-      </w:pPr>
-      <w:r>
-        <w:pict>
-          <v:rect style="width:0;height:1.5pt" o:hralign="center" o:hrstd="t" o:hr="t"/>
-        </w:pict>
-      </w:r>
-    </w:p>
-    <w:p>
-      <w:pPr>
-        <w:pStyle w:val="FirstParagraph"/>
+        <w:pStyle w:val="BodyText"/>
       </w:pPr>
       <w:r>
         <w:rPr>
@@ -17054,77 +16299,24 @@
     </w:p>
     <w:p>
       <w:pPr>
-        <w:pStyle w:val="FirstParagraph"/>
+        <w:spacing w:before="160" w:after="80"/>
       </w:pPr>
       <w:r>
-        <w:rPr>
-          <w:rFonts w:ascii="Times New Roman" w:hAnsi="Times New Roman" w:eastAsia="Times New Roman" w:cs="Times New Roman"/>
-        </w:rPr>
-        <w:t xml:space="preserve">used_in:</w:t>
-      </w:r>
-      <w:r>
-        <w:rPr>
-          <w:rFonts w:ascii="Times New Roman" w:hAnsi="Times New Roman" w:eastAsia="Times New Roman" w:cs="Times New Roman"/>
-        </w:rPr>
-        <w:t xml:space="preserve"> </w:t>
-      </w:r>
-      <w:r>
-        <w:rPr>
-          <w:rFonts w:hint="eastAsia" w:ascii="Times New Roman" w:hAnsi="Times New Roman" w:eastAsia="Times New Roman" w:cs="Times New Roman"/>
-        </w:rPr>
-        <w:t>“</w:t>
-      </w:r>
-      <w:r>
-        <w:rPr>
-          <w:rFonts w:hint="eastAsia" w:ascii="Times New Roman" w:hAnsi="Times New Roman" w:eastAsia="FangSong" w:cs="Times New Roman"/>
-        </w:rPr>
-        <w:t>第二轮习题集</w:t>
-      </w:r>
-      <w:r>
-        <w:rPr>
-          <w:rFonts w:hint="eastAsia" w:ascii="Times New Roman" w:hAnsi="Times New Roman" w:eastAsia="Times New Roman" w:cs="Times New Roman"/>
-        </w:rPr>
-        <w:t>-</w:t>
-      </w:r>
-      <w:r>
-        <w:rPr>
-          <w:rFonts w:hint="eastAsia" w:ascii="Times New Roman" w:hAnsi="Times New Roman" w:eastAsia="FangSong" w:cs="Times New Roman"/>
-        </w:rPr>
-        <w:t>元素与分析一</w:t>
-      </w:r>
-      <w:r>
-        <w:rPr>
-          <w:rFonts w:hint="eastAsia" w:ascii="Times New Roman" w:hAnsi="Times New Roman" w:eastAsia="Times New Roman" w:cs="Times New Roman"/>
-        </w:rPr>
-        <w:t>”</w:t>
-      </w:r>
-      <w:r>
-        <w:rPr>
-          <w:rFonts w:ascii="Times New Roman" w:hAnsi="Times New Roman" w:eastAsia="Times New Roman" w:cs="Times New Roman"/>
-        </w:rPr>
-        <w:t xml:space="preserve"> </w:t>
-      </w:r>
-      <w:r>
-        <w:rPr>
-          <w:rFonts w:ascii="Times New Roman" w:hAnsi="Times New Roman" w:eastAsia="Times New Roman" w:cs="Times New Roman"/>
-        </w:rPr>
-        <w:t xml:space="preserve">___</w:t>
-      </w:r>
-      <w:r>
-        <w:rPr>
-          <w:rFonts w:ascii="Times New Roman" w:hAnsi="Times New Roman" w:eastAsia="Times New Roman" w:cs="Times New Roman"/>
-        </w:rPr>
-        <w:t xml:space="preserve"> </w:t>
-      </w:r>
-      <w:r>
-        <w:rPr>
-          <w:rFonts w:ascii="Times New Roman" w:hAnsi="Times New Roman" w:eastAsia="Times New Roman" w:cs="Times New Roman"/>
-        </w:rPr>
-        <w:t xml:space="preserve">## </w:t>
-      </w:r>
-      <w:r>
-        <w:rPr>
-          <w:rFonts w:hint="eastAsia" w:ascii="Times New Roman" w:hAnsi="Times New Roman" w:eastAsia="FangSong" w:cs="Times New Roman"/>
+        <w:pict>
+          <v:rect style="width:0;height:1.5pt" o:hralign="center" o:hrstd="t" o:hr="t"/>
+        </w:pict>
+      </w:r>
+    </w:p>
+    <w:bookmarkEnd w:id="35"/>
+    <w:bookmarkStart w:id="36" w:name="相关题目"/>
+    <w:p>
+      <w:pPr>
+        <w:pStyle w:val="Heading2"/>
+        <w:spacing w:before="280" w:after="120"/>
+      </w:pPr>
+      <w:r>
+        <w:rPr>
+          <w:rFonts w:hint="eastAsia" w:ascii="Times New Roman" w:hAnsi="Times New Roman" w:eastAsia="SimHei" w:cs="Times New Roman"/>
         </w:rPr>
         <w:t xml:space="preserve">相关题目</w:t>
       </w:r>
@@ -17299,8 +16491,8 @@
         <w:t>答案</w:t>
       </w:r>
     </w:p>
-    <w:bookmarkEnd w:id="35"/>
-    <w:bookmarkStart w:id="39" w:name="第-10-题"/>
+    <w:bookmarkEnd w:id="36"/>
+    <w:bookmarkStart w:id="40" w:name="第-10-题"/>
     <w:p>
       <w:pPr>
         <w:pStyle w:val="Heading2"/>
@@ -17427,18 +16619,18 @@
           <wp:inline>
             <wp:extent cx="3600000" cy="2400000"/>
             <wp:effectExtent b="0" l="0" r="0" t="0"/>
-            <wp:docPr descr="" title="" id="37" name="Picture"/>
+            <wp:docPr descr="" title="" id="38" name="Picture"/>
             <a:graphic>
               <a:graphicData uri="http://schemas.openxmlformats.org/drawingml/2006/picture">
                 <pic:pic>
                   <pic:nvPicPr>
-                    <pic:cNvPr descr="media/o2_mo_diagram.jpg" id="38" name="Picture"/>
+                    <pic:cNvPr descr="media/o2_mo_diagram.jpg" id="39" name="Picture"/>
                     <pic:cNvPicPr>
                       <a:picLocks noChangeArrowheads="1" noChangeAspect="1"/>
                     </pic:cNvPicPr>
                   </pic:nvPicPr>
                   <pic:blipFill>
-                    <a:blip r:embed="rId36"/>
+                    <a:blip r:embed="rId37"/>
                     <a:stretch>
                       <a:fillRect/>
                     </a:stretch>
@@ -17686,8 +16878,8 @@
         <w:t xml:space="preserve">参考答案</w:t>
       </w:r>
     </w:p>
-    <w:bookmarkEnd w:id="39"/>
-    <w:bookmarkStart w:id="40" w:name="参考答案-7"/>
+    <w:bookmarkEnd w:id="40"/>
+    <w:bookmarkStart w:id="41" w:name="参考答案-7"/>
     <w:p>
       <w:pPr>
         <w:pStyle w:val="Heading2"/>
@@ -20228,8 +19420,8 @@
         <w:t>。</w:t>
       </w:r>
     </w:p>
-    <w:bookmarkEnd w:id="40"/>
-    <w:bookmarkStart w:id="41" w:name="知识点映射-4"/>
+    <w:bookmarkEnd w:id="41"/>
+    <w:bookmarkStart w:id="42" w:name="知识点映射-4"/>
     <w:p>
       <w:pPr>
         <w:pStyle w:val="Heading2"/>
@@ -20257,8 +19449,8 @@
         <w:t xml:space="preserve">氧族元素</w:t>
       </w:r>
     </w:p>
-    <w:bookmarkEnd w:id="41"/>
-    <w:bookmarkStart w:id="42" w:name="第-11-题"/>
+    <w:bookmarkEnd w:id="42"/>
+    <w:bookmarkStart w:id="43" w:name="第-11-题"/>
     <w:p>
       <w:pPr>
         <w:pStyle w:val="Heading2"/>
@@ -20704,8 +19896,8 @@
         <w:t xml:space="preserve">参考答案</w:t>
       </w:r>
     </w:p>
-    <w:bookmarkEnd w:id="42"/>
-    <w:bookmarkStart w:id="43" w:name="参考答案-8"/>
+    <w:bookmarkEnd w:id="43"/>
+    <w:bookmarkStart w:id="44" w:name="参考答案-8"/>
     <w:p>
       <w:pPr>
         <w:pStyle w:val="Heading2"/>
@@ -21238,8 +20430,8 @@
         <w:t>答案</w:t>
       </w:r>
     </w:p>
-    <w:bookmarkEnd w:id="43"/>
-    <w:bookmarkStart w:id="44" w:name="第-12-题"/>
+    <w:bookmarkEnd w:id="44"/>
+    <w:bookmarkStart w:id="45" w:name="第-12-题"/>
     <w:p>
       <w:pPr>
         <w:pStyle w:val="Heading2"/>
@@ -21489,8 +20681,8 @@
         <w:t xml:space="preserve">参考答案</w:t>
       </w:r>
     </w:p>
-    <w:bookmarkEnd w:id="44"/>
-    <w:bookmarkStart w:id="45" w:name="参考答案-9"/>
+    <w:bookmarkEnd w:id="45"/>
+    <w:bookmarkStart w:id="46" w:name="参考答案-9"/>
     <w:p>
       <w:pPr>
         <w:pStyle w:val="Heading2"/>
@@ -21850,19 +21042,7 @@
                 <m:t>×</m:t>
               </m:r>
               <m:r>
-                <m:t>0</m:t>
-              </m:r>
-              <m:r>
-                <m:rPr>
-                  <m:sty m:val="p"/>
-                </m:rPr>
-                <m:t>.</m:t>
-              </m:r>
-              <m:r>
-                <m:t>7</m:t>
-              </m:r>
-              <m:r>
-                <m:t>0</m:t>
+                <m:t>0.70</m:t>
               </m:r>
               <m:r>
                 <m:rPr>
@@ -21922,28 +21102,7 @@
                 <m:t>×</m:t>
               </m:r>
               <m:r>
-                <m:t>0</m:t>
-              </m:r>
-              <m:r>
-                <m:rPr>
-                  <m:sty m:val="p"/>
-                </m:rPr>
-                <m:t>.</m:t>
-              </m:r>
-              <m:r>
-                <m:t>0</m:t>
-              </m:r>
-              <m:r>
-                <m:t>0</m:t>
-              </m:r>
-              <m:r>
-                <m:t>8</m:t>
-              </m:r>
-              <m:r>
-                <m:t>3</m:t>
-              </m:r>
-              <m:r>
-                <m:t>1</m:t>
+                <m:t>0.00831</m:t>
               </m:r>
               <m:r>
                 <m:rPr>
@@ -22063,13 +21222,7 @@
                 <m:t>×</m:t>
               </m:r>
               <m:r>
-                <m:t>2</m:t>
-              </m:r>
-              <m:r>
-                <m:t>9</m:t>
-              </m:r>
-              <m:r>
-                <m:t>8</m:t>
+                <m:t>298</m:t>
               </m:r>
               <m:r>
                 <m:rPr>
@@ -22089,16 +21242,7 @@
                 <m:t>=</m:t>
               </m:r>
               <m:r>
-                <m:t>3</m:t>
-              </m:r>
-              <m:r>
-                <m:rPr>
-                  <m:sty m:val="p"/>
-                </m:rPr>
-                <m:t>.</m:t>
-              </m:r>
-              <m:r>
-                <m:t>5</m:t>
+                <m:t>3.5</m:t>
               </m:r>
               <m:r>
                 <m:rPr>
@@ -22212,16 +21356,7 @@
             <m:t>×</m:t>
           </m:r>
           <m:r>
-            <m:t>3</m:t>
-          </m:r>
-          <m:r>
-            <m:rPr>
-              <m:sty m:val="p"/>
-            </m:rPr>
-            <m:t>.</m:t>
-          </m:r>
-          <m:r>
-            <m:t>5</m:t>
+            <m:t>3.5</m:t>
           </m:r>
           <m:r>
             <m:rPr>
@@ -22248,16 +21383,7 @@
             <m:t>=</m:t>
           </m:r>
           <m:r>
-            <m:t>7</m:t>
-          </m:r>
-          <m:r>
-            <m:rPr>
-              <m:sty m:val="p"/>
-            </m:rPr>
-            <m:t>.</m:t>
-          </m:r>
-          <m:r>
-            <m:t>0</m:t>
+            <m:t>7.0</m:t>
           </m:r>
           <m:r>
             <m:rPr>
@@ -22280,8 +21406,8 @@
         </m:oMath>
       </m:oMathPara>
     </w:p>
-    <w:bookmarkEnd w:id="45"/>
-    <w:bookmarkStart w:id="46" w:name="知识点映射-5"/>
+    <w:bookmarkEnd w:id="46"/>
+    <w:bookmarkStart w:id="47" w:name="知识点映射-5"/>
     <w:p>
       <w:pPr>
         <w:pStyle w:val="Heading2"/>
@@ -22339,8 +21465,8 @@
         <w:t xml:space="preserve">分散相与连续相</w:t>
       </w:r>
     </w:p>
-    <w:bookmarkEnd w:id="46"/>
-    <w:bookmarkStart w:id="47" w:name="第-13-题"/>
+    <w:bookmarkEnd w:id="47"/>
+    <w:bookmarkStart w:id="48" w:name="第-13-题"/>
     <w:p>
       <w:pPr>
         <w:pStyle w:val="Heading2"/>
@@ -23265,18 +22391,12 @@
           </m:e>
           <m:sub>
             <m:r>
-              <m:t>3</m:t>
-            </m:r>
-            <m:r>
-              <m:t>4</m:t>
+              <m:t>34</m:t>
             </m:r>
           </m:sub>
           <m:sup>
             <m:r>
-              <m:t>8</m:t>
-            </m:r>
-            <m:r>
-              <m:t>2</m:t>
+              <m:t>82</m:t>
             </m:r>
           </m:sup>
         </m:sSubSup>
@@ -23728,13 +22848,10 @@
         <w:t xml:space="preserve"> </w:t>
       </w:r>
       <m:oMath>
-        <m:r>
-          <m:t>5</m:t>
-        </m:r>
         <m:sSup>
           <m:e>
             <m:r>
-              <m:t>0</m:t>
+              <m:t>50</m:t>
             </m:r>
           </m:e>
           <m:sup>
@@ -23928,16 +23045,10 @@
         <w:t>在</w:t>
       </w:r>
       <m:oMath>
-        <m:r>
-          <m:t>8</m:t>
-        </m:r>
-        <m:r>
-          <m:t>0</m:t>
-        </m:r>
         <m:sSup>
           <m:e>
             <m:r>
-              <m:t>0</m:t>
+              <m:t>800</m:t>
             </m:r>
           </m:e>
           <m:sup>
@@ -25680,17 +24791,7 @@
     </w:p>
     <w:p>
       <w:pPr>
-        <w:spacing w:before="160" w:after="80"/>
-      </w:pPr>
-      <w:r>
-        <w:pict>
-          <v:rect style="width:0;height:1.5pt" o:hralign="center" o:hrstd="t" o:hr="t"/>
-        </w:pict>
-      </w:r>
-    </w:p>
-    <w:p>
-      <w:pPr>
-        <w:pStyle w:val="FirstParagraph"/>
+        <w:pStyle w:val="BodyText"/>
       </w:pPr>
       <w:r>
         <w:rPr>
@@ -25701,8 +24802,8 @@
         <w:t xml:space="preserve">参考答案</w:t>
       </w:r>
     </w:p>
-    <w:bookmarkEnd w:id="47"/>
-    <w:bookmarkStart w:id="48" w:name="参考答案-10"/>
+    <w:bookmarkEnd w:id="48"/>
+    <w:bookmarkStart w:id="49" w:name="参考答案-10"/>
     <w:p>
       <w:pPr>
         <w:pStyle w:val="Heading2"/>
@@ -25754,8 +24855,8 @@
         </w:pict>
       </w:r>
     </w:p>
-    <w:bookmarkEnd w:id="48"/>
-    <w:bookmarkStart w:id="49" w:name="考点抽象"/>
+    <w:bookmarkEnd w:id="49"/>
+    <w:bookmarkStart w:id="50" w:name="考点抽象"/>
     <w:p>
       <w:pPr>
         <w:pStyle w:val="Heading2"/>
@@ -25996,8 +25097,8 @@
         </w:pict>
       </w:r>
     </w:p>
-    <w:bookmarkEnd w:id="49"/>
-    <w:bookmarkStart w:id="50" w:name="知识点映射-6"/>
+    <w:bookmarkEnd w:id="50"/>
+    <w:bookmarkStart w:id="51" w:name="知识点映射-6"/>
     <w:p>
       <w:pPr>
         <w:pStyle w:val="Heading2"/>
@@ -26244,8 +25345,8 @@
         </w:pict>
       </w:r>
     </w:p>
-    <w:bookmarkEnd w:id="50"/>
-    <w:bookmarkStart w:id="51" w:name="解题思路-1"/>
+    <w:bookmarkEnd w:id="51"/>
+    <w:bookmarkStart w:id="52" w:name="解题思路-1"/>
     <w:p>
       <w:pPr>
         <w:pStyle w:val="Heading2"/>
@@ -26486,8 +25587,8 @@
         </w:pict>
       </w:r>
     </w:p>
-    <w:bookmarkEnd w:id="51"/>
-    <w:bookmarkStart w:id="52" w:name="知识点映射-7"/>
+    <w:bookmarkEnd w:id="52"/>
+    <w:bookmarkStart w:id="53" w:name="知识点映射-7"/>
     <w:p>
       <w:pPr>
         <w:pStyle w:val="Heading2"/>
@@ -26822,8 +25923,8 @@
         </w:pict>
       </w:r>
     </w:p>
-    <w:bookmarkEnd w:id="52"/>
-    <w:bookmarkStart w:id="53" w:name="解题思路-2"/>
+    <w:bookmarkEnd w:id="53"/>
+    <w:bookmarkStart w:id="54" w:name="解题思路-2"/>
     <w:p>
       <w:pPr>
         <w:pStyle w:val="Heading2"/>
@@ -28224,8 +27325,8 @@
         </w:pict>
       </w:r>
     </w:p>
-    <w:bookmarkEnd w:id="53"/>
-    <w:bookmarkStart w:id="54" w:name="变式拓展"/>
+    <w:bookmarkEnd w:id="54"/>
+    <w:bookmarkStart w:id="55" w:name="变式拓展"/>
     <w:p>
       <w:pPr>
         <w:pStyle w:val="Heading2"/>
@@ -28818,8 +27919,8 @@
         </w:pict>
       </w:r>
     </w:p>
-    <w:bookmarkEnd w:id="54"/>
-    <w:bookmarkStart w:id="55" w:name="易错分析"/>
+    <w:bookmarkEnd w:id="55"/>
+    <w:bookmarkStart w:id="56" w:name="易错分析"/>
     <w:p>
       <w:pPr>
         <w:pStyle w:val="Heading2"/>
@@ -29539,70 +28640,20 @@
     </w:p>
     <w:p>
       <w:pPr>
+        <w:spacing w:before="160" w:after="80"/>
+      </w:pPr>
+      <w:r>
+        <w:pict>
+          <v:rect style="width:0;height:1.5pt" o:hralign="center" o:hrstd="t" o:hr="t"/>
+        </w:pict>
+      </w:r>
+    </w:p>
+    <w:p>
+      <w:pPr>
         <w:pStyle w:val="FirstParagraph"/>
       </w:pPr>
       <w:r>
         <w:rPr>
-          <w:rFonts w:ascii="Times New Roman" w:hAnsi="Times New Roman" w:eastAsia="Times New Roman" w:cs="Times New Roman"/>
-        </w:rPr>
-        <w:t xml:space="preserve">used_in:</w:t>
-      </w:r>
-      <w:r>
-        <w:rPr>
-          <w:rFonts w:ascii="Times New Roman" w:hAnsi="Times New Roman" w:eastAsia="Times New Roman" w:cs="Times New Roman"/>
-        </w:rPr>
-        <w:t xml:space="preserve"> </w:t>
-      </w:r>
-      <w:r>
-        <w:rPr>
-          <w:rFonts w:hint="eastAsia" w:ascii="Times New Roman" w:hAnsi="Times New Roman" w:eastAsia="Times New Roman" w:cs="Times New Roman"/>
-        </w:rPr>
-        <w:t>“</w:t>
-      </w:r>
-      <w:r>
-        <w:rPr>
-          <w:rFonts w:hint="eastAsia" w:ascii="Times New Roman" w:hAnsi="Times New Roman" w:eastAsia="FangSong" w:cs="Times New Roman"/>
-        </w:rPr>
-        <w:t>第二轮习题集</w:t>
-      </w:r>
-      <w:r>
-        <w:rPr>
-          <w:rFonts w:hint="eastAsia" w:ascii="Times New Roman" w:hAnsi="Times New Roman" w:eastAsia="Times New Roman" w:cs="Times New Roman"/>
-        </w:rPr>
-        <w:t>-</w:t>
-      </w:r>
-      <w:r>
-        <w:rPr>
-          <w:rFonts w:hint="eastAsia" w:ascii="Times New Roman" w:hAnsi="Times New Roman" w:eastAsia="FangSong" w:cs="Times New Roman"/>
-        </w:rPr>
-        <w:t>元素与分析一</w:t>
-      </w:r>
-      <w:r>
-        <w:rPr>
-          <w:rFonts w:hint="eastAsia" w:ascii="Times New Roman" w:hAnsi="Times New Roman" w:eastAsia="Times New Roman" w:cs="Times New Roman"/>
-        </w:rPr>
-        <w:t>”</w:t>
-      </w:r>
-      <w:r>
-        <w:rPr>
-          <w:rFonts w:ascii="Times New Roman" w:hAnsi="Times New Roman" w:eastAsia="Times New Roman" w:cs="Times New Roman"/>
-        </w:rPr>
-        <w:t xml:space="preserve"> </w:t>
-      </w:r>
-      <w:r>
-        <w:rPr>
-          <w:rFonts w:ascii="Times New Roman" w:hAnsi="Times New Roman" w:eastAsia="Times New Roman" w:cs="Times New Roman"/>
-        </w:rPr>
-        <w:t xml:space="preserve">___</w:t>
-      </w:r>
-      <w:r>
-        <w:rPr>
-          <w:rFonts w:ascii="Times New Roman" w:hAnsi="Times New Roman" w:eastAsia="Times New Roman" w:cs="Times New Roman"/>
-        </w:rPr>
-        <w:t xml:space="preserve"> </w:t>
-      </w:r>
-      <w:r>
-        <w:rPr>
           <w:rFonts w:hint="eastAsia" w:ascii="Times New Roman" w:hAnsi="Times New Roman" w:eastAsia="FangSong" w:cs="Times New Roman"/>
           <w:i/>
           <w:iCs/>
@@ -29698,8 +28749,8 @@
         <w:t>：2026-05-20</w:t>
       </w:r>
     </w:p>
-    <w:bookmarkEnd w:id="55"/>
-    <w:bookmarkStart w:id="56" w:name="第-14-题"/>
+    <w:bookmarkEnd w:id="56"/>
+    <w:bookmarkStart w:id="57" w:name="第-14-题"/>
     <w:p>
       <w:pPr>
         <w:pStyle w:val="Heading2"/>
@@ -29928,66 +28979,6 @@
       </w:pPr>
       <w:r>
         <w:rPr>
-          <w:rFonts w:ascii="Times New Roman" w:hAnsi="Times New Roman" w:eastAsia="Times New Roman" w:cs="Times New Roman"/>
-        </w:rPr>
-        <w:t xml:space="preserve">used_in:</w:t>
-      </w:r>
-      <w:r>
-        <w:rPr>
-          <w:rFonts w:ascii="Times New Roman" w:hAnsi="Times New Roman" w:eastAsia="Times New Roman" w:cs="Times New Roman"/>
-        </w:rPr>
-        <w:t xml:space="preserve"> </w:t>
-      </w:r>
-      <w:r>
-        <w:rPr>
-          <w:rFonts w:hint="eastAsia" w:ascii="Times New Roman" w:hAnsi="Times New Roman" w:eastAsia="Times New Roman" w:cs="Times New Roman"/>
-        </w:rPr>
-        <w:t>“</w:t>
-      </w:r>
-      <w:r>
-        <w:rPr>
-          <w:rFonts w:hint="eastAsia" w:ascii="Times New Roman" w:hAnsi="Times New Roman" w:eastAsia="FangSong" w:cs="Times New Roman"/>
-        </w:rPr>
-        <w:t>第二轮习题集</w:t>
-      </w:r>
-      <w:r>
-        <w:rPr>
-          <w:rFonts w:hint="eastAsia" w:ascii="Times New Roman" w:hAnsi="Times New Roman" w:eastAsia="Times New Roman" w:cs="Times New Roman"/>
-        </w:rPr>
-        <w:t>-</w:t>
-      </w:r>
-      <w:r>
-        <w:rPr>
-          <w:rFonts w:hint="eastAsia" w:ascii="Times New Roman" w:hAnsi="Times New Roman" w:eastAsia="FangSong" w:cs="Times New Roman"/>
-        </w:rPr>
-        <w:t>元素与分析一</w:t>
-      </w:r>
-      <w:r>
-        <w:rPr>
-          <w:rFonts w:hint="eastAsia" w:ascii="Times New Roman" w:hAnsi="Times New Roman" w:eastAsia="Times New Roman" w:cs="Times New Roman"/>
-        </w:rPr>
-        <w:t>”</w:t>
-      </w:r>
-      <w:r>
-        <w:rPr>
-          <w:rFonts w:ascii="Times New Roman" w:hAnsi="Times New Roman" w:eastAsia="Times New Roman" w:cs="Times New Roman"/>
-        </w:rPr>
-        <w:t xml:space="preserve"> </w:t>
-      </w:r>
-      <w:r>
-        <w:rPr>
-          <w:rFonts w:ascii="Times New Roman" w:hAnsi="Times New Roman" w:eastAsia="Times New Roman" w:cs="Times New Roman"/>
-        </w:rPr>
-        <w:t xml:space="preserve">___</w:t>
-      </w:r>
-      <w:r>
-        <w:rPr>
-          <w:rFonts w:ascii="Times New Roman" w:hAnsi="Times New Roman" w:eastAsia="Times New Roman" w:cs="Times New Roman"/>
-        </w:rPr>
-        <w:t xml:space="preserve"> </w:t>
-      </w:r>
-      <w:r>
-        <w:rPr>
           <w:rFonts w:hint="eastAsia" w:ascii="Times New Roman" w:hAnsi="Times New Roman" w:eastAsia="FangSong" w:cs="Times New Roman"/>
           <w:b/>
           <w:bCs/>
@@ -29995,8 +28986,8 @@
         <w:t xml:space="preserve">参考答案</w:t>
       </w:r>
     </w:p>
-    <w:bookmarkEnd w:id="56"/>
-    <w:bookmarkStart w:id="57" w:name="参考答案-11"/>
+    <w:bookmarkEnd w:id="57"/>
+    <w:bookmarkStart w:id="58" w:name="参考答案-11"/>
     <w:p>
       <w:pPr>
         <w:pStyle w:val="Heading2"/>
@@ -30347,8 +29338,8 @@
         </m:oMath>
       </m:oMathPara>
     </w:p>
-    <w:bookmarkEnd w:id="57"/>
-    <w:bookmarkStart w:id="58" w:name="第-15-题"/>
+    <w:bookmarkEnd w:id="58"/>
+    <w:bookmarkStart w:id="59" w:name="第-15-题"/>
     <w:p>
       <w:pPr>
         <w:pStyle w:val="Heading2"/>
@@ -30464,8 +29455,8 @@
         <w:t xml:space="preserve">参考答案</w:t>
       </w:r>
     </w:p>
-    <w:bookmarkEnd w:id="58"/>
-    <w:bookmarkStart w:id="60" w:name="题目与答案-1"/>
+    <w:bookmarkEnd w:id="59"/>
+    <w:bookmarkStart w:id="61" w:name="题目与答案-1"/>
     <w:p>
       <w:pPr>
         <w:pStyle w:val="Heading2"/>
@@ -30478,7 +29469,7 @@
         <w:t xml:space="preserve">题目与答案</w:t>
       </w:r>
     </w:p>
-    <w:bookmarkStart w:id="59" w:name="X593b8212b27663551f4c9b0a8e9210552cffca3"/>
+    <w:bookmarkStart w:id="60" w:name="X593b8212b27663551f4c9b0a8e9210552cffca3"/>
     <w:p>
       <w:pPr>
         <w:pStyle w:val="Heading3"/>
@@ -30527,9 +29518,9 @@
         <w:t>？</w:t>
       </w:r>
     </w:p>
-    <w:bookmarkEnd w:id="59"/>
     <w:bookmarkEnd w:id="60"/>
-    <w:bookmarkStart w:id="68" w:name="参考答案-12"/>
+    <w:bookmarkEnd w:id="61"/>
+    <w:bookmarkStart w:id="70" w:name="参考答案-12"/>
     <w:p>
       <w:pPr>
         <w:pStyle w:val="Heading2"/>
@@ -32652,7 +31643,7 @@
         </w:pict>
       </w:r>
     </w:p>
-    <w:bookmarkStart w:id="61" w:name="为什么铝板氧化层用极稀的-cono32-溶液处理后灼烧即显蓝色"/>
+    <w:bookmarkStart w:id="62" w:name="为什么铝板氧化层用极稀的-cono32-溶液处理后灼烧即显蓝色"/>
     <w:p>
       <w:pPr>
         <w:pStyle w:val="Heading3"/>
@@ -33358,8 +32349,8 @@
         </w:pict>
       </w:r>
     </w:p>
-    <w:bookmarkEnd w:id="61"/>
-    <w:bookmarkStart w:id="62" w:name="Xd27ae30616dacb9eda5b62ec93007226f2f6d6a"/>
+    <w:bookmarkEnd w:id="62"/>
+    <w:bookmarkStart w:id="63" w:name="Xd27ae30616dacb9eda5b62ec93007226f2f6d6a"/>
     <w:p>
       <w:pPr>
         <w:pStyle w:val="Heading3"/>
@@ -34506,8 +33497,8 @@
         </w:pict>
       </w:r>
     </w:p>
-    <w:bookmarkEnd w:id="62"/>
-    <w:bookmarkStart w:id="63" w:name="X1bc3688d4a47868728a7c48e00ddd4117279970"/>
+    <w:bookmarkEnd w:id="63"/>
+    <w:bookmarkStart w:id="64" w:name="X1bc3688d4a47868728a7c48e00ddd4117279970"/>
     <w:p>
       <w:pPr>
         <w:pStyle w:val="Heading3"/>
@@ -35392,8 +34383,8 @@
         </w:pict>
       </w:r>
     </w:p>
-    <w:bookmarkEnd w:id="63"/>
-    <w:bookmarkStart w:id="64" w:name="Xa7734f1546241bb051dc438b2104256f52b1afd"/>
+    <w:bookmarkEnd w:id="64"/>
+    <w:bookmarkStart w:id="65" w:name="Xa7734f1546241bb051dc438b2104256f52b1afd"/>
     <w:p>
       <w:pPr>
         <w:pStyle w:val="Heading3"/>
@@ -36273,8 +35264,8 @@
         </w:pict>
       </w:r>
     </w:p>
-    <w:bookmarkEnd w:id="64"/>
-    <w:bookmarkStart w:id="65" w:name="写出与下述实验现象有关的化学反应方程式"/>
+    <w:bookmarkEnd w:id="65"/>
+    <w:bookmarkStart w:id="66" w:name="写出与下述实验现象有关的化学反应方程式"/>
     <w:p>
       <w:pPr>
         <w:pStyle w:val="Heading3"/>
@@ -38101,8 +37092,8 @@
         </w:pict>
       </w:r>
     </w:p>
-    <w:bookmarkEnd w:id="65"/>
-    <w:bookmarkStart w:id="66" w:name="给出下列实验的现象和化学反应方程式"/>
+    <w:bookmarkEnd w:id="66"/>
+    <w:bookmarkStart w:id="67" w:name="给出下列实验的现象和化学反应方程式"/>
     <w:p>
       <w:pPr>
         <w:pStyle w:val="Heading3"/>
@@ -40920,8 +39911,8 @@
         </w:pict>
       </w:r>
     </w:p>
-    <w:bookmarkEnd w:id="66"/>
-    <w:bookmarkStart w:id="67" w:name="解释实验现象"/>
+    <w:bookmarkEnd w:id="67"/>
+    <w:bookmarkStart w:id="68" w:name="解释实验现象"/>
     <w:p>
       <w:pPr>
         <w:pStyle w:val="Heading3"/>
@@ -45013,77 +44004,30 @@
     </w:p>
     <w:p>
       <w:pPr>
-        <w:pStyle w:val="BodyText"/>
+        <w:spacing w:before="160" w:after="80"/>
       </w:pPr>
       <w:r>
-        <w:rPr>
-          <w:rFonts w:ascii="Times New Roman" w:hAnsi="Times New Roman" w:eastAsia="Times New Roman" w:cs="Times New Roman"/>
-        </w:rPr>
-        <w:t xml:space="preserve">used_in:</w:t>
-      </w:r>
-      <w:r>
-        <w:rPr>
-          <w:rFonts w:ascii="Times New Roman" w:hAnsi="Times New Roman" w:eastAsia="Times New Roman" w:cs="Times New Roman"/>
-        </w:rPr>
-        <w:t xml:space="preserve"> </w:t>
-      </w:r>
-      <w:r>
-        <w:rPr>
-          <w:rFonts w:hint="eastAsia" w:ascii="Times New Roman" w:hAnsi="Times New Roman" w:eastAsia="Times New Roman" w:cs="Times New Roman"/>
-        </w:rPr>
-        <w:t>“</w:t>
-      </w:r>
-      <w:r>
-        <w:rPr>
-          <w:rFonts w:hint="eastAsia" w:ascii="Times New Roman" w:hAnsi="Times New Roman" w:eastAsia="FangSong" w:cs="Times New Roman"/>
-        </w:rPr>
-        <w:t>第二轮习题集</w:t>
-      </w:r>
-      <w:r>
-        <w:rPr>
-          <w:rFonts w:hint="eastAsia" w:ascii="Times New Roman" w:hAnsi="Times New Roman" w:eastAsia="Times New Roman" w:cs="Times New Roman"/>
-        </w:rPr>
-        <w:t>-</w:t>
-      </w:r>
-      <w:r>
-        <w:rPr>
-          <w:rFonts w:hint="eastAsia" w:ascii="Times New Roman" w:hAnsi="Times New Roman" w:eastAsia="FangSong" w:cs="Times New Roman"/>
-        </w:rPr>
-        <w:t>元素与分析一</w:t>
-      </w:r>
-      <w:r>
-        <w:rPr>
-          <w:rFonts w:hint="eastAsia" w:ascii="Times New Roman" w:hAnsi="Times New Roman" w:eastAsia="Times New Roman" w:cs="Times New Roman"/>
-        </w:rPr>
-        <w:t>”</w:t>
-      </w:r>
-      <w:r>
-        <w:rPr>
-          <w:rFonts w:ascii="Times New Roman" w:hAnsi="Times New Roman" w:eastAsia="Times New Roman" w:cs="Times New Roman"/>
-        </w:rPr>
-        <w:t xml:space="preserve"> </w:t>
-      </w:r>
-      <w:r>
-        <w:rPr>
-          <w:rFonts w:ascii="Times New Roman" w:hAnsi="Times New Roman" w:eastAsia="Times New Roman" w:cs="Times New Roman"/>
-        </w:rPr>
-        <w:t xml:space="preserve">___</w:t>
-      </w:r>
-      <w:r>
-        <w:rPr>
-          <w:rFonts w:ascii="Times New Roman" w:hAnsi="Times New Roman" w:eastAsia="Times New Roman" w:cs="Times New Roman"/>
-        </w:rPr>
-        <w:t xml:space="preserve"> </w:t>
-      </w:r>
-      <w:r>
-        <w:rPr>
-          <w:rFonts w:ascii="Times New Roman" w:hAnsi="Times New Roman" w:eastAsia="Times New Roman" w:cs="Times New Roman"/>
-        </w:rPr>
-        <w:t xml:space="preserve">### 22.55 </w:t>
-      </w:r>
-      <w:r>
-        <w:rPr>
-          <w:rFonts w:hint="eastAsia" w:ascii="Times New Roman" w:hAnsi="Times New Roman" w:eastAsia="FangSong" w:cs="Times New Roman"/>
+        <w:pict>
+          <v:rect style="width:0;height:1.5pt" o:hralign="center" o:hrstd="t" o:hr="t"/>
+        </w:pict>
+      </w:r>
+    </w:p>
+    <w:bookmarkEnd w:id="68"/>
+    <w:bookmarkStart w:id="69" w:name="推断题紫红色混合溶液"/>
+    <w:p>
+      <w:pPr>
+        <w:pStyle w:val="Heading3"/>
+        <w:spacing w:before="280" w:after="120"/>
+      </w:pPr>
+      <w:r>
+        <w:rPr>
+          <w:rFonts w:ascii="Times New Roman" w:hAnsi="Times New Roman" w:eastAsia="Times New Roman" w:cs="Times New Roman"/>
+        </w:rPr>
+        <w:t xml:space="preserve">22.55 </w:t>
+      </w:r>
+      <w:r>
+        <w:rPr>
+          <w:rFonts w:hint="eastAsia" w:ascii="Times New Roman" w:hAnsi="Times New Roman" w:eastAsia="SimHei" w:cs="Times New Roman"/>
         </w:rPr>
         <w:t>推断题</w:t>
       </w:r>
@@ -45095,7 +44039,7 @@
       </w:r>
       <w:r>
         <w:rPr>
-          <w:rFonts w:hint="eastAsia" w:ascii="Times New Roman" w:hAnsi="Times New Roman" w:eastAsia="FangSong" w:cs="Times New Roman"/>
+          <w:rFonts w:hint="eastAsia" w:ascii="Times New Roman" w:hAnsi="Times New Roman" w:eastAsia="SimHei" w:cs="Times New Roman"/>
         </w:rPr>
         <w:t>紫红色混合溶液</w:t>
       </w:r>
@@ -45108,7 +44052,7 @@
     </w:p>
     <w:p>
       <w:pPr>
-        <w:pStyle w:val="BodyText"/>
+        <w:pStyle w:val="FirstParagraph"/>
       </w:pPr>
       <w:r>
         <w:rPr>
@@ -46064,9 +45008,9 @@
         </m:sSup>
       </m:oMath>
     </w:p>
-    <w:bookmarkEnd w:id="67"/>
-    <w:bookmarkEnd w:id="68"/>
-    <w:bookmarkStart w:id="69" w:name="第-16-题"/>
+    <w:bookmarkEnd w:id="69"/>
+    <w:bookmarkEnd w:id="70"/>
+    <w:bookmarkStart w:id="71" w:name="第-16-题"/>
     <w:p>
       <w:pPr>
         <w:pStyle w:val="Heading2"/>
@@ -46299,8 +45243,8 @@
         <w:t xml:space="preserve">参考答案</w:t>
       </w:r>
     </w:p>
-    <w:bookmarkEnd w:id="69"/>
-    <w:bookmarkStart w:id="70" w:name="参考答案提炼版供参考"/>
+    <w:bookmarkEnd w:id="71"/>
+    <w:bookmarkStart w:id="72" w:name="参考答案提炼版供参考"/>
     <w:p>
       <w:pPr>
         <w:pStyle w:val="Heading2"/>
@@ -46520,8 +45464,8 @@
         <w:t>。</w:t>
       </w:r>
     </w:p>
-    <w:bookmarkEnd w:id="70"/>
-    <w:bookmarkStart w:id="72" w:name="第-17-题"/>
+    <w:bookmarkEnd w:id="72"/>
+    <w:bookmarkStart w:id="74" w:name="第-17-题"/>
     <w:p>
       <w:pPr>
         <w:pStyle w:val="Heading2"/>
@@ -46670,7 +45614,7 @@
         <w:t>）</w:t>
       </w:r>
     </w:p>
-    <w:bookmarkStart w:id="71" w:name="氯化铵受热分解体系总压"/>
+    <w:bookmarkStart w:id="73" w:name="氯化铵受热分解体系总压"/>
     <w:p>
       <w:pPr>
         <w:pStyle w:val="Heading3"/>
@@ -47248,9 +46192,9 @@
         <w:t xml:space="preserve">参考答案</w:t>
       </w:r>
     </w:p>
-    <w:bookmarkEnd w:id="71"/>
-    <w:bookmarkEnd w:id="72"/>
-    <w:bookmarkStart w:id="73" w:name="参考答案-13"/>
+    <w:bookmarkEnd w:id="73"/>
+    <w:bookmarkEnd w:id="74"/>
+    <w:bookmarkStart w:id="75" w:name="参考答案-13"/>
     <w:p>
       <w:pPr>
         <w:pStyle w:val="Heading2"/>
@@ -48346,8 +47290,8 @@
         </m:r>
       </m:oMath>
     </w:p>
-    <w:bookmarkEnd w:id="73"/>
-    <w:bookmarkStart w:id="74" w:name="第-18-题"/>
+    <w:bookmarkEnd w:id="75"/>
+    <w:bookmarkStart w:id="76" w:name="第-18-题"/>
     <w:p>
       <w:pPr>
         <w:pStyle w:val="Heading2"/>
@@ -50398,17 +49342,7 @@
     </w:p>
     <w:p>
       <w:pPr>
-        <w:spacing w:before="160" w:after="80"/>
-      </w:pPr>
-      <w:r>
-        <w:pict>
-          <v:rect style="width:0;height:1.5pt" o:hralign="center" o:hrstd="t" o:hr="t"/>
-        </w:pict>
-      </w:r>
-    </w:p>
-    <w:p>
-      <w:pPr>
-        <w:pStyle w:val="FirstParagraph"/>
+        <w:pStyle w:val="BodyText"/>
       </w:pPr>
       <w:r>
         <w:rPr>
@@ -50419,8 +49353,8 @@
         <w:t xml:space="preserve">参考答案</w:t>
       </w:r>
     </w:p>
-    <w:bookmarkEnd w:id="74"/>
-    <w:bookmarkStart w:id="75" w:name="参考答案-14"/>
+    <w:bookmarkEnd w:id="76"/>
+    <w:bookmarkStart w:id="77" w:name="参考答案-14"/>
     <w:p>
       <w:pPr>
         <w:pStyle w:val="Heading2"/>
@@ -53164,8 +52098,8 @@
         </w:pict>
       </w:r>
     </w:p>
-    <w:bookmarkEnd w:id="75"/>
-    <w:bookmarkStart w:id="76" w:name="解题思路-3"/>
+    <w:bookmarkEnd w:id="77"/>
+    <w:bookmarkStart w:id="78" w:name="解题思路-3"/>
     <w:p>
       <w:pPr>
         <w:pStyle w:val="Heading2"/>
@@ -53199,8 +52133,8 @@
         </w:pict>
       </w:r>
     </w:p>
-    <w:bookmarkEnd w:id="76"/>
-    <w:bookmarkStart w:id="77" w:name="知识点-1"/>
+    <w:bookmarkEnd w:id="78"/>
+    <w:bookmarkStart w:id="79" w:name="知识点-1"/>
     <w:p>
       <w:pPr>
         <w:pStyle w:val="Heading2"/>
@@ -53290,77 +52224,24 @@
     </w:p>
     <w:p>
       <w:pPr>
-        <w:pStyle w:val="FirstParagraph"/>
+        <w:spacing w:before="160" w:after="80"/>
       </w:pPr>
       <w:r>
-        <w:rPr>
-          <w:rFonts w:ascii="Times New Roman" w:hAnsi="Times New Roman" w:eastAsia="Times New Roman" w:cs="Times New Roman"/>
-        </w:rPr>
-        <w:t xml:space="preserve">used_in:</w:t>
-      </w:r>
-      <w:r>
-        <w:rPr>
-          <w:rFonts w:ascii="Times New Roman" w:hAnsi="Times New Roman" w:eastAsia="Times New Roman" w:cs="Times New Roman"/>
-        </w:rPr>
-        <w:t xml:space="preserve"> </w:t>
-      </w:r>
-      <w:r>
-        <w:rPr>
-          <w:rFonts w:hint="eastAsia" w:ascii="Times New Roman" w:hAnsi="Times New Roman" w:eastAsia="Times New Roman" w:cs="Times New Roman"/>
-        </w:rPr>
-        <w:t>“</w:t>
-      </w:r>
-      <w:r>
-        <w:rPr>
-          <w:rFonts w:hint="eastAsia" w:ascii="Times New Roman" w:hAnsi="Times New Roman" w:eastAsia="FangSong" w:cs="Times New Roman"/>
-        </w:rPr>
-        <w:t>第二轮习题集</w:t>
-      </w:r>
-      <w:r>
-        <w:rPr>
-          <w:rFonts w:hint="eastAsia" w:ascii="Times New Roman" w:hAnsi="Times New Roman" w:eastAsia="Times New Roman" w:cs="Times New Roman"/>
-        </w:rPr>
-        <w:t>-</w:t>
-      </w:r>
-      <w:r>
-        <w:rPr>
-          <w:rFonts w:hint="eastAsia" w:ascii="Times New Roman" w:hAnsi="Times New Roman" w:eastAsia="FangSong" w:cs="Times New Roman"/>
-        </w:rPr>
-        <w:t>元素与分析一</w:t>
-      </w:r>
-      <w:r>
-        <w:rPr>
-          <w:rFonts w:hint="eastAsia" w:ascii="Times New Roman" w:hAnsi="Times New Roman" w:eastAsia="Times New Roman" w:cs="Times New Roman"/>
-        </w:rPr>
-        <w:t>”</w:t>
-      </w:r>
-      <w:r>
-        <w:rPr>
-          <w:rFonts w:ascii="Times New Roman" w:hAnsi="Times New Roman" w:eastAsia="Times New Roman" w:cs="Times New Roman"/>
-        </w:rPr>
-        <w:t xml:space="preserve"> </w:t>
-      </w:r>
-      <w:r>
-        <w:rPr>
-          <w:rFonts w:ascii="Times New Roman" w:hAnsi="Times New Roman" w:eastAsia="Times New Roman" w:cs="Times New Roman"/>
-        </w:rPr>
-        <w:t xml:space="preserve">___</w:t>
-      </w:r>
-      <w:r>
-        <w:rPr>
-          <w:rFonts w:ascii="Times New Roman" w:hAnsi="Times New Roman" w:eastAsia="Times New Roman" w:cs="Times New Roman"/>
-        </w:rPr>
-        <w:t xml:space="preserve"> </w:t>
-      </w:r>
-      <w:r>
-        <w:rPr>
-          <w:rFonts w:ascii="Times New Roman" w:hAnsi="Times New Roman" w:eastAsia="Times New Roman" w:cs="Times New Roman"/>
-        </w:rPr>
-        <w:t xml:space="preserve">## </w:t>
-      </w:r>
-      <w:r>
-        <w:rPr>
-          <w:rFonts w:hint="eastAsia" w:ascii="Times New Roman" w:hAnsi="Times New Roman" w:eastAsia="FangSong" w:cs="Times New Roman"/>
+        <w:pict>
+          <v:rect style="width:0;height:1.5pt" o:hralign="center" o:hrstd="t" o:hr="t"/>
+        </w:pict>
+      </w:r>
+    </w:p>
+    <w:bookmarkEnd w:id="79"/>
+    <w:bookmarkStart w:id="80" w:name="相关题目-1"/>
+    <w:p>
+      <w:pPr>
+        <w:pStyle w:val="Heading2"/>
+        <w:spacing w:before="280" w:after="120"/>
+      </w:pPr>
+      <w:r>
+        <w:rPr>
+          <w:rFonts w:hint="eastAsia" w:ascii="Times New Roman" w:hAnsi="Times New Roman" w:eastAsia="SimHei" w:cs="Times New Roman"/>
         </w:rPr>
         <w:t xml:space="preserve">相关题目</w:t>
       </w:r>
@@ -53422,8 +52303,8 @@
         <w:t>1</w:t>
       </w:r>
     </w:p>
-    <w:bookmarkEnd w:id="77"/>
-    <w:bookmarkStart w:id="78" w:name="第-19-题"/>
+    <w:bookmarkEnd w:id="80"/>
+    <w:bookmarkStart w:id="81" w:name="第-19-题"/>
     <w:p>
       <w:pPr>
         <w:pStyle w:val="Heading2"/>
@@ -56854,8 +55735,8 @@
         <w:t xml:space="preserve">(A)</w:t>
       </w:r>
     </w:p>
-    <w:bookmarkEnd w:id="78"/>
-    <w:bookmarkStart w:id="80" w:name="第-20-题"/>
+    <w:bookmarkEnd w:id="81"/>
+    <w:bookmarkStart w:id="83" w:name="第-20-题"/>
     <w:p>
       <w:pPr>
         <w:pStyle w:val="Heading2"/>
@@ -57004,7 +55885,7 @@
         <w:t>）</w:t>
       </w:r>
     </w:p>
-    <w:bookmarkStart w:id="79" w:name="cus在盐酸中溶解判断"/>
+    <w:bookmarkStart w:id="82" w:name="cus在盐酸中溶解判断"/>
     <w:p>
       <w:pPr>
         <w:pStyle w:val="Heading3"/>
@@ -57230,9 +56111,9 @@
         <w:t xml:space="preserve">参考答案</w:t>
       </w:r>
     </w:p>
-    <w:bookmarkEnd w:id="79"/>
-    <w:bookmarkEnd w:id="80"/>
-    <w:bookmarkStart w:id="81" w:name="参考答案-15"/>
+    <w:bookmarkEnd w:id="82"/>
+    <w:bookmarkEnd w:id="83"/>
+    <w:bookmarkStart w:id="84" w:name="参考答案-15"/>
     <w:p>
       <w:pPr>
         <w:pStyle w:val="Heading2"/>
@@ -57629,8 +56510,8 @@
         <w:t>。</w:t>
       </w:r>
     </w:p>
-    <w:bookmarkEnd w:id="81"/>
-    <w:bookmarkEnd w:id="82"/>
+    <w:bookmarkEnd w:id="84"/>
+    <w:bookmarkEnd w:id="85"/>
     <w:sectPr>
       <w:footerReference w:type="default" r:id="rId9"/>
       <w:footnotePr>

--- a/00-首页/题组Word/第二轮习题集/第二轮习题集-元素与分析一-教师版.docx
+++ b/00-首页/题组Word/第二轮习题集/第二轮习题集-元素与分析一-教师版.docx
@@ -103,6 +103,8 @@
           <w:ilvl w:val="0"/>
           <w:numId w:val="1001"/>
         </w:numPr>
+        <w:ind w:left="480" w:hanging="480"/>
+        <w:spacing w:after="0"/>
       </w:pPr>
       <w:r>
         <w:rPr>
@@ -152,11 +154,73 @@
         </w:rPr>
         <w:t xml:space="preserve"> </w:t>
       </w:r>
-      <w:r>
-        <w:rPr>
-          <w:rFonts w:ascii="Times New Roman" w:hAnsi="Times New Roman" w:eastAsia="Times New Roman" w:cs="Times New Roman"/>
-        </w:rPr>
-        <w:t xml:space="preserve">A. 36% B. 36.4% C. 36.41% D. 36.410% E. 36.4103%</w:t>
+    </w:p>
+    <w:p>
+      <w:pPr>
+        <w:pStyle w:val="Compact"/>
+        <w:numPr>
+          <w:ilvl w:val="0"/>
+          <w:numId w:val="1001"/>
+        </w:numPr>
+        <w:ind w:left="480" w:hanging="480"/>
+        <w:spacing w:before="0" w:after="0"/>
+      </w:pPr>
+      <w:r>
+        <w:rPr>
+          <w:rFonts w:ascii="Times New Roman" w:hAnsi="Times New Roman" w:eastAsia="Times New Roman" w:cs="Times New Roman"/>
+        </w:rPr>
+        <w:t xml:space="preserve">A. 36% </w:t>
+      </w:r>
+    </w:p>
+    <w:p>
+      <w:pPr>
+        <w:pStyle w:val="Compact"/>
+        <w:numPr>
+          <w:ilvl w:val="0"/>
+          <w:numId w:val="1001"/>
+        </w:numPr>
+        <w:ind w:left="480" w:hanging="480"/>
+        <w:spacing w:before="0" w:after="0"/>
+      </w:pPr>
+      <w:r>
+        <w:rPr>
+          <w:rFonts w:ascii="Times New Roman" w:hAnsi="Times New Roman" w:eastAsia="Times New Roman" w:cs="Times New Roman"/>
+        </w:rPr>
+        <w:t xml:space="preserve">B. 36.4% </w:t>
+      </w:r>
+    </w:p>
+    <w:p>
+      <w:pPr>
+        <w:pStyle w:val="Compact"/>
+        <w:numPr>
+          <w:ilvl w:val="0"/>
+          <w:numId w:val="1001"/>
+        </w:numPr>
+        <w:ind w:left="480" w:hanging="480"/>
+        <w:spacing w:before="0" w:after="0"/>
+      </w:pPr>
+      <w:r>
+        <w:rPr>
+          <w:rFonts w:ascii="Times New Roman" w:hAnsi="Times New Roman" w:eastAsia="Times New Roman" w:cs="Times New Roman"/>
+        </w:rPr>
+        <w:t xml:space="preserve">C. 36.41% </w:t>
+      </w:r>
+    </w:p>
+    <w:p>
+      <w:pPr>
+        <w:pStyle w:val="Compact"/>
+        <w:numPr>
+          <w:ilvl w:val="0"/>
+          <w:numId w:val="1001"/>
+        </w:numPr>
+        <w:ind w:left="480" w:hanging="480"/>
+        <w:spacing w:before="0" w:after="36"/>
+      </w:pPr>
+      <w:r>
+        <w:rPr>
+          <w:rFonts w:ascii="Times New Roman" w:hAnsi="Times New Roman" w:eastAsia="Times New Roman" w:cs="Times New Roman"/>
+        </w:rPr>
+        <w:t xml:space="preserve">D. 36.410% E. 36.4103%</w:t>
       </w:r>
     </w:p>
     <w:p>
@@ -468,7 +532,7 @@
         </w:rPr>
         <w:drawing>
           <wp:inline>
-            <wp:extent cx="3240000" cy="4584609"/>
+            <wp:extent cx="3116189" cy="4584609"/>
             <wp:effectExtent b="0" l="0" r="0" t="0"/>
             <wp:docPr descr="" title="" id="13" name="Picture"/>
             <a:graphic>
@@ -489,7 +553,7 @@
                   <pic:spPr bwMode="auto">
                     <a:xfrm>
                       <a:off x="0" y="0"/>
-                      <a:ext cx="3240000" cy="4584609"/>
+                      <a:ext cx="3116189" cy="4584609"/>
                     </a:xfrm>
                     <a:prstGeom prst="rect">
                       <a:avLst/>
@@ -511,10 +575,6 @@
     <w:p>
       <w:pPr>
         <w:pStyle w:val="Compact"/>
-        <w:numPr>
-          <w:ilvl w:val="0"/>
-          <w:numId w:val="1002"/>
-        </w:numPr>
       </w:pPr>
       <w:r>
         <w:rPr>
@@ -550,10 +610,6 @@
     <w:p>
       <w:pPr>
         <w:pStyle w:val="Compact"/>
-        <w:numPr>
-          <w:ilvl w:val="0"/>
-          <w:numId w:val="1002"/>
-        </w:numPr>
       </w:pPr>
       <w:r>
         <w:rPr>
@@ -608,10 +664,6 @@
     <w:p>
       <w:pPr>
         <w:pStyle w:val="Compact"/>
-        <w:numPr>
-          <w:ilvl w:val="0"/>
-          <w:numId w:val="1002"/>
-        </w:numPr>
       </w:pPr>
       <w:r>
         <w:rPr>
@@ -629,10 +681,6 @@
     <w:p>
       <w:pPr>
         <w:pStyle w:val="Compact"/>
-        <w:numPr>
-          <w:ilvl w:val="0"/>
-          <w:numId w:val="1002"/>
-        </w:numPr>
       </w:pPr>
       <w:r>
         <w:rPr>
@@ -3145,6 +3193,8 @@
     <w:p>
       <w:pPr>
         <w:pStyle w:val="BodyText"/>
+        <w:ind w:left="480" w:hanging="480"/>
+        <w:spacing w:after="0"/>
       </w:pPr>
       <w:r>
         <w:rPr>
@@ -3225,6 +3275,13 @@
         </w:rPr>
         <w:t xml:space="preserve"> </w:t>
       </w:r>
+    </w:p>
+    <w:p>
+      <w:pPr>
+        <w:pStyle w:val="BodyText"/>
+        <w:ind w:left="480" w:hanging="480"/>
+        <w:spacing w:before="0" w:after="0"/>
+      </w:pPr>
       <w:r>
         <w:rPr>
           <w:rFonts w:ascii="Times New Roman" w:hAnsi="Times New Roman" w:eastAsia="Times New Roman" w:cs="Times New Roman"/>
@@ -3276,7 +3333,20 @@
         <w:rPr>
           <w:rFonts w:hint="eastAsia" w:ascii="Times New Roman" w:hAnsi="Times New Roman" w:eastAsia="Times New Roman" w:cs="Times New Roman"/>
         </w:rPr>
-        <w:t>；(B)</w:t>
+        <w:t>；</w:t>
+      </w:r>
+    </w:p>
+    <w:p>
+      <w:pPr>
+        <w:pStyle w:val="BodyText"/>
+        <w:ind w:left="480" w:hanging="480"/>
+        <w:spacing w:before="0" w:after="0"/>
+      </w:pPr>
+      <w:r>
+        <w:rPr>
+          <w:rFonts w:hint="eastAsia" w:ascii="Times New Roman" w:hAnsi="Times New Roman" w:eastAsia="Times New Roman" w:cs="Times New Roman"/>
+        </w:rPr>
+        <w:t>(B)</w:t>
       </w:r>
       <w:r>
         <w:rPr>
@@ -3323,7 +3393,20 @@
         <w:rPr>
           <w:rFonts w:hint="eastAsia" w:ascii="Times New Roman" w:hAnsi="Times New Roman" w:eastAsia="Times New Roman" w:cs="Times New Roman"/>
         </w:rPr>
-        <w:t>；(C)</w:t>
+        <w:t>；</w:t>
+      </w:r>
+    </w:p>
+    <w:p>
+      <w:pPr>
+        <w:pStyle w:val="BodyText"/>
+        <w:ind w:left="480" w:hanging="480"/>
+        <w:spacing w:before="0" w:after="0"/>
+      </w:pPr>
+      <w:r>
+        <w:rPr>
+          <w:rFonts w:hint="eastAsia" w:ascii="Times New Roman" w:hAnsi="Times New Roman" w:eastAsia="Times New Roman" w:cs="Times New Roman"/>
+        </w:rPr>
+        <w:t>(C)</w:t>
       </w:r>
       <w:r>
         <w:rPr>
@@ -3370,7 +3453,20 @@
         <w:rPr>
           <w:rFonts w:hint="eastAsia" w:ascii="Times New Roman" w:hAnsi="Times New Roman" w:eastAsia="Times New Roman" w:cs="Times New Roman"/>
         </w:rPr>
-        <w:t>；(D)</w:t>
+        <w:t>；</w:t>
+      </w:r>
+    </w:p>
+    <w:p>
+      <w:pPr>
+        <w:pStyle w:val="BodyText"/>
+        <w:ind w:left="480" w:hanging="480"/>
+        <w:spacing w:before="0" w:after="180"/>
+      </w:pPr>
+      <w:r>
+        <w:rPr>
+          <w:rFonts w:hint="eastAsia" w:ascii="Times New Roman" w:hAnsi="Times New Roman" w:eastAsia="Times New Roman" w:cs="Times New Roman"/>
+        </w:rPr>
+        <w:t>(D)</w:t>
       </w:r>
       <w:r>
         <w:rPr>
@@ -3720,6 +3816,8 @@
     <w:p>
       <w:pPr>
         <w:pStyle w:val="FirstParagraph"/>
+        <w:ind w:left="480" w:hanging="480"/>
+        <w:spacing w:after="0"/>
       </w:pPr>
       <w:r>
         <w:rPr>
@@ -3759,6 +3857,13 @@
         </w:rPr>
         <w:t xml:space="preserve"> </w:t>
       </w:r>
+    </w:p>
+    <w:p>
+      <w:pPr>
+        <w:pStyle w:val="FirstParagraph"/>
+        <w:ind w:left="480" w:hanging="480"/>
+        <w:spacing w:before="0" w:after="0"/>
+      </w:pPr>
       <w:r>
         <w:rPr>
           <w:rFonts w:ascii="Times New Roman" w:hAnsi="Times New Roman" w:eastAsia="Times New Roman" w:cs="Times New Roman"/>
@@ -3769,31 +3874,70 @@
         <w:rPr>
           <w:rFonts w:hint="eastAsia" w:ascii="Times New Roman" w:hAnsi="Times New Roman" w:eastAsia="Times New Roman" w:cs="Times New Roman"/>
         </w:rPr>
-        <w:t xml:space="preserve">Cu；(B)</w:t>
-      </w:r>
-      <w:r>
-        <w:rPr>
-          <w:rFonts w:ascii="Times New Roman" w:hAnsi="Times New Roman" w:eastAsia="Times New Roman" w:cs="Times New Roman"/>
-        </w:rPr>
-        <w:t xml:space="preserve"> </w:t>
-      </w:r>
-      <w:r>
-        <w:rPr>
-          <w:rFonts w:hint="eastAsia" w:ascii="Times New Roman" w:hAnsi="Times New Roman" w:eastAsia="Times New Roman" w:cs="Times New Roman"/>
-        </w:rPr>
-        <w:t xml:space="preserve">Zn；(C)</w:t>
-      </w:r>
-      <w:r>
-        <w:rPr>
-          <w:rFonts w:ascii="Times New Roman" w:hAnsi="Times New Roman" w:eastAsia="Times New Roman" w:cs="Times New Roman"/>
-        </w:rPr>
-        <w:t xml:space="preserve"> </w:t>
-      </w:r>
-      <w:r>
-        <w:rPr>
-          <w:rFonts w:hint="eastAsia" w:ascii="Times New Roman" w:hAnsi="Times New Roman" w:eastAsia="Times New Roman" w:cs="Times New Roman"/>
-        </w:rPr>
-        <w:t xml:space="preserve">Na；(D)</w:t>
+        <w:t xml:space="preserve">Cu；</w:t>
+      </w:r>
+    </w:p>
+    <w:p>
+      <w:pPr>
+        <w:pStyle w:val="FirstParagraph"/>
+        <w:ind w:left="480" w:hanging="480"/>
+        <w:spacing w:before="0" w:after="0"/>
+      </w:pPr>
+      <w:r>
+        <w:rPr>
+          <w:rFonts w:hint="eastAsia" w:ascii="Times New Roman" w:hAnsi="Times New Roman" w:eastAsia="Times New Roman" w:cs="Times New Roman"/>
+        </w:rPr>
+        <w:t xml:space="preserve">(B)</w:t>
+      </w:r>
+      <w:r>
+        <w:rPr>
+          <w:rFonts w:ascii="Times New Roman" w:hAnsi="Times New Roman" w:eastAsia="Times New Roman" w:cs="Times New Roman"/>
+        </w:rPr>
+        <w:t xml:space="preserve"> </w:t>
+      </w:r>
+      <w:r>
+        <w:rPr>
+          <w:rFonts w:hint="eastAsia" w:ascii="Times New Roman" w:hAnsi="Times New Roman" w:eastAsia="Times New Roman" w:cs="Times New Roman"/>
+        </w:rPr>
+        <w:t xml:space="preserve">Zn；</w:t>
+      </w:r>
+    </w:p>
+    <w:p>
+      <w:pPr>
+        <w:pStyle w:val="FirstParagraph"/>
+        <w:ind w:left="480" w:hanging="480"/>
+        <w:spacing w:before="0" w:after="0"/>
+      </w:pPr>
+      <w:r>
+        <w:rPr>
+          <w:rFonts w:hint="eastAsia" w:ascii="Times New Roman" w:hAnsi="Times New Roman" w:eastAsia="Times New Roman" w:cs="Times New Roman"/>
+        </w:rPr>
+        <w:t xml:space="preserve">(C)</w:t>
+      </w:r>
+      <w:r>
+        <w:rPr>
+          <w:rFonts w:ascii="Times New Roman" w:hAnsi="Times New Roman" w:eastAsia="Times New Roman" w:cs="Times New Roman"/>
+        </w:rPr>
+        <w:t xml:space="preserve"> </w:t>
+      </w:r>
+      <w:r>
+        <w:rPr>
+          <w:rFonts w:hint="eastAsia" w:ascii="Times New Roman" w:hAnsi="Times New Roman" w:eastAsia="Times New Roman" w:cs="Times New Roman"/>
+        </w:rPr>
+        <w:t xml:space="preserve">Na；</w:t>
+      </w:r>
+    </w:p>
+    <w:p>
+      <w:pPr>
+        <w:pStyle w:val="FirstParagraph"/>
+        <w:ind w:left="480" w:hanging="480"/>
+        <w:spacing w:before="0" w:after="180"/>
+      </w:pPr>
+      <w:r>
+        <w:rPr>
+          <w:rFonts w:hint="eastAsia" w:ascii="Times New Roman" w:hAnsi="Times New Roman" w:eastAsia="Times New Roman" w:cs="Times New Roman"/>
+        </w:rPr>
+        <w:t xml:space="preserve">(D)</w:t>
       </w:r>
       <w:r>
         <w:rPr>
@@ -3912,6 +4056,8 @@
     <w:p>
       <w:pPr>
         <w:pStyle w:val="FirstParagraph"/>
+        <w:ind w:left="480" w:hanging="480"/>
+        <w:spacing w:after="0"/>
       </w:pPr>
       <w:r>
         <w:rPr>
@@ -3951,6 +4097,13 @@
         </w:rPr>
         <w:t xml:space="preserve"> </w:t>
       </w:r>
+    </w:p>
+    <w:p>
+      <w:pPr>
+        <w:pStyle w:val="FirstParagraph"/>
+        <w:ind w:left="480" w:hanging="480"/>
+        <w:spacing w:before="0" w:after="0"/>
+      </w:pPr>
       <w:r>
         <w:rPr>
           <w:rFonts w:ascii="Times New Roman" w:hAnsi="Times New Roman" w:eastAsia="Times New Roman" w:cs="Times New Roman"/>
@@ -3996,7 +4149,20 @@
         <w:rPr>
           <w:rFonts w:hint="eastAsia" w:ascii="Times New Roman" w:hAnsi="Times New Roman" w:eastAsia="Times New Roman" w:cs="Times New Roman"/>
         </w:rPr>
-        <w:t xml:space="preserve">；(B)</w:t>
+        <w:t xml:space="preserve">；</w:t>
+      </w:r>
+    </w:p>
+    <w:p>
+      <w:pPr>
+        <w:pStyle w:val="FirstParagraph"/>
+        <w:ind w:left="480" w:hanging="480"/>
+        <w:spacing w:before="0" w:after="0"/>
+      </w:pPr>
+      <w:r>
+        <w:rPr>
+          <w:rFonts w:hint="eastAsia" w:ascii="Times New Roman" w:hAnsi="Times New Roman" w:eastAsia="Times New Roman" w:cs="Times New Roman"/>
+        </w:rPr>
+        <w:t xml:space="preserve">(B)</w:t>
       </w:r>
       <w:r>
         <w:rPr>
@@ -4037,7 +4203,20 @@
         <w:rPr>
           <w:rFonts w:hint="eastAsia" w:ascii="Times New Roman" w:hAnsi="Times New Roman" w:eastAsia="Times New Roman" w:cs="Times New Roman"/>
         </w:rPr>
-        <w:t xml:space="preserve">；(C)</w:t>
+        <w:t xml:space="preserve">；</w:t>
+      </w:r>
+    </w:p>
+    <w:p>
+      <w:pPr>
+        <w:pStyle w:val="FirstParagraph"/>
+        <w:ind w:left="480" w:hanging="480"/>
+        <w:spacing w:before="0" w:after="0"/>
+      </w:pPr>
+      <w:r>
+        <w:rPr>
+          <w:rFonts w:hint="eastAsia" w:ascii="Times New Roman" w:hAnsi="Times New Roman" w:eastAsia="Times New Roman" w:cs="Times New Roman"/>
+        </w:rPr>
+        <w:t xml:space="preserve">(C)</w:t>
       </w:r>
       <w:r>
         <w:rPr>
@@ -4084,7 +4263,20 @@
         <w:rPr>
           <w:rFonts w:hint="eastAsia" w:ascii="Times New Roman" w:hAnsi="Times New Roman" w:eastAsia="Times New Roman" w:cs="Times New Roman"/>
         </w:rPr>
-        <w:t xml:space="preserve">；(D)</w:t>
+        <w:t xml:space="preserve">；</w:t>
+      </w:r>
+    </w:p>
+    <w:p>
+      <w:pPr>
+        <w:pStyle w:val="FirstParagraph"/>
+        <w:ind w:left="480" w:hanging="480"/>
+        <w:spacing w:before="0" w:after="180"/>
+      </w:pPr>
+      <w:r>
+        <w:rPr>
+          <w:rFonts w:hint="eastAsia" w:ascii="Times New Roman" w:hAnsi="Times New Roman" w:eastAsia="Times New Roman" w:cs="Times New Roman"/>
+        </w:rPr>
+        <w:t xml:space="preserve">(D)</w:t>
       </w:r>
       <w:r>
         <w:rPr>
@@ -4267,6 +4459,8 @@
     <w:p>
       <w:pPr>
         <w:pStyle w:val="FirstParagraph"/>
+        <w:ind w:left="480" w:hanging="480"/>
+        <w:spacing w:after="0"/>
       </w:pPr>
       <w:r>
         <w:rPr>
@@ -4341,6 +4535,13 @@
         </w:rPr>
         <w:t xml:space="preserve"> </w:t>
       </w:r>
+    </w:p>
+    <w:p>
+      <w:pPr>
+        <w:pStyle w:val="FirstParagraph"/>
+        <w:ind w:left="480" w:hanging="480"/>
+        <w:spacing w:before="0" w:after="0"/>
+      </w:pPr>
       <w:r>
         <w:rPr>
           <w:rFonts w:ascii="Times New Roman" w:hAnsi="Times New Roman" w:eastAsia="Times New Roman" w:cs="Times New Roman"/>
@@ -4389,7 +4590,20 @@
         <w:rPr>
           <w:rFonts w:hint="eastAsia" w:ascii="Times New Roman" w:hAnsi="Times New Roman" w:eastAsia="Times New Roman" w:cs="Times New Roman"/>
         </w:rPr>
-        <w:t xml:space="preserve">；(B)</w:t>
+        <w:t xml:space="preserve">；</w:t>
+      </w:r>
+    </w:p>
+    <w:p>
+      <w:pPr>
+        <w:pStyle w:val="FirstParagraph"/>
+        <w:ind w:left="480" w:hanging="480"/>
+        <w:spacing w:before="0" w:after="0"/>
+      </w:pPr>
+      <w:r>
+        <w:rPr>
+          <w:rFonts w:hint="eastAsia" w:ascii="Times New Roman" w:hAnsi="Times New Roman" w:eastAsia="Times New Roman" w:cs="Times New Roman"/>
+        </w:rPr>
+        <w:t xml:space="preserve">(B)</w:t>
       </w:r>
       <w:r>
         <w:rPr>
@@ -4433,7 +4647,20 @@
         <w:rPr>
           <w:rFonts w:hint="eastAsia" w:ascii="Times New Roman" w:hAnsi="Times New Roman" w:eastAsia="Times New Roman" w:cs="Times New Roman"/>
         </w:rPr>
-        <w:t xml:space="preserve">；(C)</w:t>
+        <w:t xml:space="preserve">；</w:t>
+      </w:r>
+    </w:p>
+    <w:p>
+      <w:pPr>
+        <w:pStyle w:val="FirstParagraph"/>
+        <w:ind w:left="480" w:hanging="480"/>
+        <w:spacing w:before="0" w:after="0"/>
+      </w:pPr>
+      <w:r>
+        <w:rPr>
+          <w:rFonts w:hint="eastAsia" w:ascii="Times New Roman" w:hAnsi="Times New Roman" w:eastAsia="Times New Roman" w:cs="Times New Roman"/>
+        </w:rPr>
+        <w:t xml:space="preserve">(C)</w:t>
       </w:r>
       <w:r>
         <w:rPr>
@@ -4468,7 +4695,20 @@
         <w:rPr>
           <w:rFonts w:hint="eastAsia" w:ascii="Times New Roman" w:hAnsi="Times New Roman" w:eastAsia="Times New Roman" w:cs="Times New Roman"/>
         </w:rPr>
-        <w:t xml:space="preserve">；(D)</w:t>
+        <w:t xml:space="preserve">；</w:t>
+      </w:r>
+    </w:p>
+    <w:p>
+      <w:pPr>
+        <w:pStyle w:val="FirstParagraph"/>
+        <w:ind w:left="480" w:hanging="480"/>
+        <w:spacing w:before="0" w:after="180"/>
+      </w:pPr>
+      <w:r>
+        <w:rPr>
+          <w:rFonts w:hint="eastAsia" w:ascii="Times New Roman" w:hAnsi="Times New Roman" w:eastAsia="Times New Roman" w:cs="Times New Roman"/>
+        </w:rPr>
+        <w:t xml:space="preserve">(D)</w:t>
       </w:r>
       <w:r>
         <w:rPr>
@@ -4796,6 +5036,8 @@
     <w:p>
       <w:pPr>
         <w:pStyle w:val="FirstParagraph"/>
+        <w:ind w:left="480" w:hanging="480"/>
+        <w:spacing w:after="0"/>
       </w:pPr>
       <w:r>
         <w:rPr>
@@ -4835,6 +5077,13 @@
         </w:rPr>
         <w:t xml:space="preserve"> </w:t>
       </w:r>
+    </w:p>
+    <w:p>
+      <w:pPr>
+        <w:pStyle w:val="FirstParagraph"/>
+        <w:ind w:left="480" w:hanging="480"/>
+        <w:spacing w:before="0" w:after="0"/>
+      </w:pPr>
       <w:r>
         <w:rPr>
           <w:rFonts w:ascii="Times New Roman" w:hAnsi="Times New Roman" w:eastAsia="Times New Roman" w:cs="Times New Roman"/>
@@ -4903,7 +5152,20 @@
         <w:rPr>
           <w:rFonts w:hint="eastAsia" w:ascii="Times New Roman" w:hAnsi="Times New Roman" w:eastAsia="Times New Roman" w:cs="Times New Roman"/>
         </w:rPr>
-        <w:t xml:space="preserve">；(B)</w:t>
+        <w:t xml:space="preserve">；</w:t>
+      </w:r>
+    </w:p>
+    <w:p>
+      <w:pPr>
+        <w:pStyle w:val="FirstParagraph"/>
+        <w:ind w:left="480" w:hanging="480"/>
+        <w:spacing w:before="0" w:after="0"/>
+      </w:pPr>
+      <w:r>
+        <w:rPr>
+          <w:rFonts w:hint="eastAsia" w:ascii="Times New Roman" w:hAnsi="Times New Roman" w:eastAsia="Times New Roman" w:cs="Times New Roman"/>
+        </w:rPr>
+        <w:t xml:space="preserve">(B)</w:t>
       </w:r>
       <w:r>
         <w:rPr>
@@ -4953,7 +5215,20 @@
         <w:rPr>
           <w:rFonts w:hint="eastAsia" w:ascii="Times New Roman" w:hAnsi="Times New Roman" w:eastAsia="Times New Roman" w:cs="Times New Roman"/>
         </w:rPr>
-        <w:t xml:space="preserve">；(C)</w:t>
+        <w:t xml:space="preserve">；</w:t>
+      </w:r>
+    </w:p>
+    <w:p>
+      <w:pPr>
+        <w:pStyle w:val="FirstParagraph"/>
+        <w:ind w:left="480" w:hanging="480"/>
+        <w:spacing w:before="0" w:after="0"/>
+      </w:pPr>
+      <w:r>
+        <w:rPr>
+          <w:rFonts w:hint="eastAsia" w:ascii="Times New Roman" w:hAnsi="Times New Roman" w:eastAsia="Times New Roman" w:cs="Times New Roman"/>
+        </w:rPr>
+        <w:t xml:space="preserve">(C)</w:t>
       </w:r>
       <w:r>
         <w:rPr>
@@ -5003,7 +5278,20 @@
         <w:rPr>
           <w:rFonts w:hint="eastAsia" w:ascii="Times New Roman" w:hAnsi="Times New Roman" w:eastAsia="Times New Roman" w:cs="Times New Roman"/>
         </w:rPr>
-        <w:t xml:space="preserve">；(D)</w:t>
+        <w:t xml:space="preserve">；</w:t>
+      </w:r>
+    </w:p>
+    <w:p>
+      <w:pPr>
+        <w:pStyle w:val="FirstParagraph"/>
+        <w:ind w:left="480" w:hanging="480"/>
+        <w:spacing w:before="0" w:after="180"/>
+      </w:pPr>
+      <w:r>
+        <w:rPr>
+          <w:rFonts w:hint="eastAsia" w:ascii="Times New Roman" w:hAnsi="Times New Roman" w:eastAsia="Times New Roman" w:cs="Times New Roman"/>
+        </w:rPr>
+        <w:t xml:space="preserve">(D)</w:t>
       </w:r>
       <w:r>
         <w:rPr>
@@ -5306,6 +5594,8 @@
     <w:p>
       <w:pPr>
         <w:pStyle w:val="FirstParagraph"/>
+        <w:ind w:left="480" w:hanging="480"/>
+        <w:spacing w:after="0"/>
       </w:pPr>
       <w:r>
         <w:rPr>
@@ -5345,6 +5635,13 @@
         </w:rPr>
         <w:t xml:space="preserve"> </w:t>
       </w:r>
+    </w:p>
+    <w:p>
+      <w:pPr>
+        <w:pStyle w:val="FirstParagraph"/>
+        <w:ind w:left="480" w:hanging="480"/>
+        <w:spacing w:before="0" w:after="0"/>
+      </w:pPr>
       <w:r>
         <w:rPr>
           <w:rFonts w:ascii="Times New Roman" w:hAnsi="Times New Roman" w:eastAsia="Times New Roman" w:cs="Times New Roman"/>
@@ -5399,7 +5696,20 @@
         <w:rPr>
           <w:rFonts w:hint="eastAsia" w:ascii="Times New Roman" w:hAnsi="Times New Roman" w:eastAsia="Times New Roman" w:cs="Times New Roman"/>
         </w:rPr>
-        <w:t xml:space="preserve">；(B)</w:t>
+        <w:t xml:space="preserve">；</w:t>
+      </w:r>
+    </w:p>
+    <w:p>
+      <w:pPr>
+        <w:pStyle w:val="FirstParagraph"/>
+        <w:ind w:left="480" w:hanging="480"/>
+        <w:spacing w:before="0" w:after="0"/>
+      </w:pPr>
+      <w:r>
+        <w:rPr>
+          <w:rFonts w:hint="eastAsia" w:ascii="Times New Roman" w:hAnsi="Times New Roman" w:eastAsia="Times New Roman" w:cs="Times New Roman"/>
+        </w:rPr>
+        <w:t xml:space="preserve">(B)</w:t>
       </w:r>
       <w:r>
         <w:rPr>
@@ -5434,7 +5744,20 @@
         <w:rPr>
           <w:rFonts w:hint="eastAsia" w:ascii="Times New Roman" w:hAnsi="Times New Roman" w:eastAsia="Times New Roman" w:cs="Times New Roman"/>
         </w:rPr>
-        <w:t xml:space="preserve">；(C)</w:t>
+        <w:t xml:space="preserve">；</w:t>
+      </w:r>
+    </w:p>
+    <w:p>
+      <w:pPr>
+        <w:pStyle w:val="FirstParagraph"/>
+        <w:ind w:left="480" w:hanging="480"/>
+        <w:spacing w:before="0" w:after="0"/>
+      </w:pPr>
+      <w:r>
+        <w:rPr>
+          <w:rFonts w:hint="eastAsia" w:ascii="Times New Roman" w:hAnsi="Times New Roman" w:eastAsia="Times New Roman" w:cs="Times New Roman"/>
+        </w:rPr>
+        <w:t xml:space="preserve">(C)</w:t>
       </w:r>
       <w:r>
         <w:rPr>
@@ -5484,7 +5807,20 @@
         <w:rPr>
           <w:rFonts w:hint="eastAsia" w:ascii="Times New Roman" w:hAnsi="Times New Roman" w:eastAsia="Times New Roman" w:cs="Times New Roman"/>
         </w:rPr>
-        <w:t xml:space="preserve">；(D)</w:t>
+        <w:t xml:space="preserve">；</w:t>
+      </w:r>
+    </w:p>
+    <w:p>
+      <w:pPr>
+        <w:pStyle w:val="FirstParagraph"/>
+        <w:ind w:left="480" w:hanging="480"/>
+        <w:spacing w:before="0" w:after="180"/>
+      </w:pPr>
+      <w:r>
+        <w:rPr>
+          <w:rFonts w:hint="eastAsia" w:ascii="Times New Roman" w:hAnsi="Times New Roman" w:eastAsia="Times New Roman" w:cs="Times New Roman"/>
+        </w:rPr>
+        <w:t xml:space="preserve">(D)</w:t>
       </w:r>
       <w:r>
         <w:rPr>
@@ -5692,6 +6028,8 @@
     <w:p>
       <w:pPr>
         <w:pStyle w:val="FirstParagraph"/>
+        <w:ind w:left="480" w:hanging="480"/>
+        <w:spacing w:after="0"/>
       </w:pPr>
       <w:r>
         <w:rPr>
@@ -5731,6 +6069,13 @@
         </w:rPr>
         <w:t xml:space="preserve"> </w:t>
       </w:r>
+    </w:p>
+    <w:p>
+      <w:pPr>
+        <w:pStyle w:val="FirstParagraph"/>
+        <w:ind w:left="480" w:hanging="480"/>
+        <w:spacing w:before="0" w:after="0"/>
+      </w:pPr>
       <w:r>
         <w:rPr>
           <w:rFonts w:ascii="Times New Roman" w:hAnsi="Times New Roman" w:eastAsia="Times New Roman" w:cs="Times New Roman"/>
@@ -5741,31 +6086,70 @@
         <w:rPr>
           <w:rFonts w:hint="eastAsia" w:ascii="Times New Roman" w:hAnsi="Times New Roman" w:eastAsia="Times New Roman" w:cs="Times New Roman"/>
         </w:rPr>
-        <w:t xml:space="preserve">In；(B)</w:t>
-      </w:r>
-      <w:r>
-        <w:rPr>
-          <w:rFonts w:ascii="Times New Roman" w:hAnsi="Times New Roman" w:eastAsia="Times New Roman" w:cs="Times New Roman"/>
-        </w:rPr>
-        <w:t xml:space="preserve"> </w:t>
-      </w:r>
-      <w:r>
-        <w:rPr>
-          <w:rFonts w:hint="eastAsia" w:ascii="Times New Roman" w:hAnsi="Times New Roman" w:eastAsia="Times New Roman" w:cs="Times New Roman"/>
-        </w:rPr>
-        <w:t xml:space="preserve">Tl；(C)</w:t>
-      </w:r>
-      <w:r>
-        <w:rPr>
-          <w:rFonts w:ascii="Times New Roman" w:hAnsi="Times New Roman" w:eastAsia="Times New Roman" w:cs="Times New Roman"/>
-        </w:rPr>
-        <w:t xml:space="preserve"> </w:t>
-      </w:r>
-      <w:r>
-        <w:rPr>
-          <w:rFonts w:hint="eastAsia" w:ascii="Times New Roman" w:hAnsi="Times New Roman" w:eastAsia="Times New Roman" w:cs="Times New Roman"/>
-        </w:rPr>
-        <w:t xml:space="preserve">Fe；(D)</w:t>
+        <w:t xml:space="preserve">In；</w:t>
+      </w:r>
+    </w:p>
+    <w:p>
+      <w:pPr>
+        <w:pStyle w:val="FirstParagraph"/>
+        <w:ind w:left="480" w:hanging="480"/>
+        <w:spacing w:before="0" w:after="0"/>
+      </w:pPr>
+      <w:r>
+        <w:rPr>
+          <w:rFonts w:hint="eastAsia" w:ascii="Times New Roman" w:hAnsi="Times New Roman" w:eastAsia="Times New Roman" w:cs="Times New Roman"/>
+        </w:rPr>
+        <w:t xml:space="preserve">(B)</w:t>
+      </w:r>
+      <w:r>
+        <w:rPr>
+          <w:rFonts w:ascii="Times New Roman" w:hAnsi="Times New Roman" w:eastAsia="Times New Roman" w:cs="Times New Roman"/>
+        </w:rPr>
+        <w:t xml:space="preserve"> </w:t>
+      </w:r>
+      <w:r>
+        <w:rPr>
+          <w:rFonts w:hint="eastAsia" w:ascii="Times New Roman" w:hAnsi="Times New Roman" w:eastAsia="Times New Roman" w:cs="Times New Roman"/>
+        </w:rPr>
+        <w:t xml:space="preserve">Tl；</w:t>
+      </w:r>
+    </w:p>
+    <w:p>
+      <w:pPr>
+        <w:pStyle w:val="FirstParagraph"/>
+        <w:ind w:left="480" w:hanging="480"/>
+        <w:spacing w:before="0" w:after="0"/>
+      </w:pPr>
+      <w:r>
+        <w:rPr>
+          <w:rFonts w:hint="eastAsia" w:ascii="Times New Roman" w:hAnsi="Times New Roman" w:eastAsia="Times New Roman" w:cs="Times New Roman"/>
+        </w:rPr>
+        <w:t xml:space="preserve">(C)</w:t>
+      </w:r>
+      <w:r>
+        <w:rPr>
+          <w:rFonts w:ascii="Times New Roman" w:hAnsi="Times New Roman" w:eastAsia="Times New Roman" w:cs="Times New Roman"/>
+        </w:rPr>
+        <w:t xml:space="preserve"> </w:t>
+      </w:r>
+      <w:r>
+        <w:rPr>
+          <w:rFonts w:hint="eastAsia" w:ascii="Times New Roman" w:hAnsi="Times New Roman" w:eastAsia="Times New Roman" w:cs="Times New Roman"/>
+        </w:rPr>
+        <w:t xml:space="preserve">Fe；</w:t>
+      </w:r>
+    </w:p>
+    <w:p>
+      <w:pPr>
+        <w:pStyle w:val="FirstParagraph"/>
+        <w:ind w:left="480" w:hanging="480"/>
+        <w:spacing w:before="0" w:after="180"/>
+      </w:pPr>
+      <w:r>
+        <w:rPr>
+          <w:rFonts w:hint="eastAsia" w:ascii="Times New Roman" w:hAnsi="Times New Roman" w:eastAsia="Times New Roman" w:cs="Times New Roman"/>
+        </w:rPr>
+        <w:t xml:space="preserve">(D)</w:t>
       </w:r>
       <w:r>
         <w:rPr>
@@ -5949,6 +6333,8 @@
     <w:p>
       <w:pPr>
         <w:pStyle w:val="FirstParagraph"/>
+        <w:ind w:left="480" w:hanging="480"/>
+        <w:spacing w:after="0"/>
       </w:pPr>
       <w:r>
         <w:rPr>
@@ -6093,6 +6479,13 @@
         </w:rPr>
         <w:t xml:space="preserve"> </w:t>
       </w:r>
+    </w:p>
+    <w:p>
+      <w:pPr>
+        <w:pStyle w:val="FirstParagraph"/>
+        <w:ind w:left="480" w:hanging="480"/>
+        <w:spacing w:before="0" w:after="0"/>
+      </w:pPr>
       <w:r>
         <w:rPr>
           <w:rFonts w:ascii="Times New Roman" w:hAnsi="Times New Roman" w:eastAsia="Times New Roman" w:cs="Times New Roman"/>
@@ -6153,7 +6546,20 @@
         <w:rPr>
           <w:rFonts w:hint="eastAsia" w:ascii="Times New Roman" w:hAnsi="Times New Roman" w:eastAsia="Times New Roman" w:cs="Times New Roman"/>
         </w:rPr>
-        <w:t xml:space="preserve">；(B)</w:t>
+        <w:t xml:space="preserve">；</w:t>
+      </w:r>
+    </w:p>
+    <w:p>
+      <w:pPr>
+        <w:pStyle w:val="FirstParagraph"/>
+        <w:ind w:left="480" w:hanging="480"/>
+        <w:spacing w:before="0" w:after="0"/>
+      </w:pPr>
+      <w:r>
+        <w:rPr>
+          <w:rFonts w:hint="eastAsia" w:ascii="Times New Roman" w:hAnsi="Times New Roman" w:eastAsia="Times New Roman" w:cs="Times New Roman"/>
+        </w:rPr>
+        <w:t xml:space="preserve">(B)</w:t>
       </w:r>
       <w:r>
         <w:rPr>
@@ -6250,7 +6656,20 @@
         <w:rPr>
           <w:rFonts w:hint="eastAsia" w:ascii="Times New Roman" w:hAnsi="Times New Roman" w:eastAsia="Times New Roman" w:cs="Times New Roman"/>
         </w:rPr>
-        <w:t xml:space="preserve">；(C)</w:t>
+        <w:t xml:space="preserve">；</w:t>
+      </w:r>
+    </w:p>
+    <w:p>
+      <w:pPr>
+        <w:pStyle w:val="FirstParagraph"/>
+        <w:ind w:left="480" w:hanging="480"/>
+        <w:spacing w:before="0" w:after="0"/>
+      </w:pPr>
+      <w:r>
+        <w:rPr>
+          <w:rFonts w:hint="eastAsia" w:ascii="Times New Roman" w:hAnsi="Times New Roman" w:eastAsia="Times New Roman" w:cs="Times New Roman"/>
+        </w:rPr>
+        <w:t xml:space="preserve">(C)</w:t>
       </w:r>
       <w:r>
         <w:rPr>
@@ -6376,7 +6795,20 @@
         <w:rPr>
           <w:rFonts w:hint="eastAsia" w:ascii="Times New Roman" w:hAnsi="Times New Roman" w:eastAsia="Times New Roman" w:cs="Times New Roman"/>
         </w:rPr>
-        <w:t xml:space="preserve">；(D)</w:t>
+        <w:t xml:space="preserve">；</w:t>
+      </w:r>
+    </w:p>
+    <w:p>
+      <w:pPr>
+        <w:pStyle w:val="FirstParagraph"/>
+        <w:ind w:left="480" w:hanging="480"/>
+        <w:spacing w:before="0" w:after="180"/>
+      </w:pPr>
+      <w:r>
+        <w:rPr>
+          <w:rFonts w:hint="eastAsia" w:ascii="Times New Roman" w:hAnsi="Times New Roman" w:eastAsia="Times New Roman" w:cs="Times New Roman"/>
+        </w:rPr>
+        <w:t xml:space="preserve">(D)</w:t>
       </w:r>
       <w:r>
         <w:rPr>
@@ -6782,6 +7214,8 @@
     <w:p>
       <w:pPr>
         <w:pStyle w:val="FirstParagraph"/>
+        <w:ind w:left="480" w:hanging="480"/>
+        <w:spacing w:after="0"/>
       </w:pPr>
       <w:r>
         <w:rPr>
@@ -6913,6 +7347,13 @@
         </w:rPr>
         <w:t xml:space="preserve"> </w:t>
       </w:r>
+    </w:p>
+    <w:p>
+      <w:pPr>
+        <w:pStyle w:val="FirstParagraph"/>
+        <w:ind w:left="480" w:hanging="480"/>
+        <w:spacing w:before="0" w:after="0"/>
+      </w:pPr>
       <w:r>
         <w:rPr>
           <w:rFonts w:ascii="Times New Roman" w:hAnsi="Times New Roman" w:eastAsia="Times New Roman" w:cs="Times New Roman"/>
@@ -6952,7 +7393,20 @@
         <w:rPr>
           <w:rFonts w:hint="eastAsia" w:ascii="Times New Roman" w:hAnsi="Times New Roman" w:eastAsia="Times New Roman" w:cs="Times New Roman"/>
         </w:rPr>
-        <w:t xml:space="preserve">；(B)</w:t>
+        <w:t xml:space="preserve">；</w:t>
+      </w:r>
+    </w:p>
+    <w:p>
+      <w:pPr>
+        <w:pStyle w:val="FirstParagraph"/>
+        <w:ind w:left="480" w:hanging="480"/>
+        <w:spacing w:before="0" w:after="0"/>
+      </w:pPr>
+      <w:r>
+        <w:rPr>
+          <w:rFonts w:hint="eastAsia" w:ascii="Times New Roman" w:hAnsi="Times New Roman" w:eastAsia="Times New Roman" w:cs="Times New Roman"/>
+        </w:rPr>
+        <w:t xml:space="preserve">(B)</w:t>
       </w:r>
       <w:r>
         <w:rPr>
@@ -6987,7 +7441,20 @@
         <w:rPr>
           <w:rFonts w:hint="eastAsia" w:ascii="Times New Roman" w:hAnsi="Times New Roman" w:eastAsia="Times New Roman" w:cs="Times New Roman"/>
         </w:rPr>
-        <w:t xml:space="preserve">；(C)</w:t>
+        <w:t xml:space="preserve">；</w:t>
+      </w:r>
+    </w:p>
+    <w:p>
+      <w:pPr>
+        <w:pStyle w:val="FirstParagraph"/>
+        <w:ind w:left="480" w:hanging="480"/>
+        <w:spacing w:before="0" w:after="0"/>
+      </w:pPr>
+      <w:r>
+        <w:rPr>
+          <w:rFonts w:hint="eastAsia" w:ascii="Times New Roman" w:hAnsi="Times New Roman" w:eastAsia="Times New Roman" w:cs="Times New Roman"/>
+        </w:rPr>
+        <w:t xml:space="preserve">(C)</w:t>
       </w:r>
       <w:r>
         <w:rPr>
@@ -7028,7 +7495,20 @@
         <w:rPr>
           <w:rFonts w:hint="eastAsia" w:ascii="Times New Roman" w:hAnsi="Times New Roman" w:eastAsia="Times New Roman" w:cs="Times New Roman"/>
         </w:rPr>
-        <w:t xml:space="preserve">；(D)</w:t>
+        <w:t xml:space="preserve">；</w:t>
+      </w:r>
+    </w:p>
+    <w:p>
+      <w:pPr>
+        <w:pStyle w:val="FirstParagraph"/>
+        <w:ind w:left="480" w:hanging="480"/>
+        <w:spacing w:before="0" w:after="180"/>
+      </w:pPr>
+      <w:r>
+        <w:rPr>
+          <w:rFonts w:hint="eastAsia" w:ascii="Times New Roman" w:hAnsi="Times New Roman" w:eastAsia="Times New Roman" w:cs="Times New Roman"/>
+        </w:rPr>
+        <w:t xml:space="preserve">(D)</w:t>
       </w:r>
       <w:r>
         <w:rPr>
@@ -7335,6 +7815,8 @@
     <w:p>
       <w:pPr>
         <w:pStyle w:val="FirstParagraph"/>
+        <w:ind w:left="480" w:hanging="480"/>
+        <w:spacing w:after="0"/>
       </w:pPr>
       <w:r>
         <w:rPr>
@@ -7374,6 +7856,13 @@
         </w:rPr>
         <w:t xml:space="preserve"> </w:t>
       </w:r>
+    </w:p>
+    <w:p>
+      <w:pPr>
+        <w:pStyle w:val="FirstParagraph"/>
+        <w:ind w:left="480" w:hanging="480"/>
+        <w:spacing w:before="0" w:after="0"/>
+      </w:pPr>
       <w:r>
         <w:rPr>
           <w:rFonts w:ascii="Times New Roman" w:hAnsi="Times New Roman" w:eastAsia="Times New Roman" w:cs="Times New Roman"/>
@@ -7422,7 +7911,20 @@
         <w:rPr>
           <w:rFonts w:hint="eastAsia" w:ascii="Times New Roman" w:hAnsi="Times New Roman" w:eastAsia="Times New Roman" w:cs="Times New Roman"/>
         </w:rPr>
-        <w:t xml:space="preserve">；(B)</w:t>
+        <w:t xml:space="preserve">；</w:t>
+      </w:r>
+    </w:p>
+    <w:p>
+      <w:pPr>
+        <w:pStyle w:val="FirstParagraph"/>
+        <w:ind w:left="480" w:hanging="480"/>
+        <w:spacing w:before="0" w:after="0"/>
+      </w:pPr>
+      <w:r>
+        <w:rPr>
+          <w:rFonts w:hint="eastAsia" w:ascii="Times New Roman" w:hAnsi="Times New Roman" w:eastAsia="Times New Roman" w:cs="Times New Roman"/>
+        </w:rPr>
+        <w:t xml:space="preserve">(B)</w:t>
       </w:r>
       <w:r>
         <w:rPr>
@@ -7472,7 +7974,20 @@
         <w:rPr>
           <w:rFonts w:hint="eastAsia" w:ascii="Times New Roman" w:hAnsi="Times New Roman" w:eastAsia="Times New Roman" w:cs="Times New Roman"/>
         </w:rPr>
-        <w:t xml:space="preserve">；(C)</w:t>
+        <w:t xml:space="preserve">；</w:t>
+      </w:r>
+    </w:p>
+    <w:p>
+      <w:pPr>
+        <w:pStyle w:val="FirstParagraph"/>
+        <w:ind w:left="480" w:hanging="480"/>
+        <w:spacing w:before="0" w:after="0"/>
+      </w:pPr>
+      <w:r>
+        <w:rPr>
+          <w:rFonts w:hint="eastAsia" w:ascii="Times New Roman" w:hAnsi="Times New Roman" w:eastAsia="Times New Roman" w:cs="Times New Roman"/>
+        </w:rPr>
+        <w:t xml:space="preserve">(C)</w:t>
       </w:r>
       <w:r>
         <w:rPr>
@@ -7522,7 +8037,20 @@
         <w:rPr>
           <w:rFonts w:hint="eastAsia" w:ascii="Times New Roman" w:hAnsi="Times New Roman" w:eastAsia="Times New Roman" w:cs="Times New Roman"/>
         </w:rPr>
-        <w:t xml:space="preserve">；(D)</w:t>
+        <w:t xml:space="preserve">；</w:t>
+      </w:r>
+    </w:p>
+    <w:p>
+      <w:pPr>
+        <w:pStyle w:val="FirstParagraph"/>
+        <w:ind w:left="480" w:hanging="480"/>
+        <w:spacing w:before="0" w:after="180"/>
+      </w:pPr>
+      <w:r>
+        <w:rPr>
+          <w:rFonts w:hint="eastAsia" w:ascii="Times New Roman" w:hAnsi="Times New Roman" w:eastAsia="Times New Roman" w:cs="Times New Roman"/>
+        </w:rPr>
+        <w:t xml:space="preserve">(D)</w:t>
       </w:r>
       <w:r>
         <w:rPr>
@@ -16617,7 +17145,7 @@
         </w:rPr>
         <w:drawing>
           <wp:inline>
-            <wp:extent cx="3600000" cy="2400000"/>
+            <wp:extent cx="3368421" cy="2400000"/>
             <wp:effectExtent b="0" l="0" r="0" t="0"/>
             <wp:docPr descr="" title="" id="38" name="Picture"/>
             <a:graphic>
@@ -16638,7 +17166,7 @@
                   <pic:spPr bwMode="auto">
                     <a:xfrm>
                       <a:off x="0" y="0"/>
-                      <a:ext cx="3600000" cy="2400000"/>
+                      <a:ext cx="3368421" cy="2400000"/>
                     </a:xfrm>
                     <a:prstGeom prst="rect">
                       <a:avLst/>

--- a/00-首页/题组Word/第二轮习题集/第二轮习题集-元素与分析一-教师版.docx
+++ b/00-首页/题组Word/第二轮习题集/第二轮习题集-元素与分析一-教师版.docx
@@ -22914,7 +22914,7 @@
         <m:sSubSup>
           <m:e>
             <m:r>
-              <m:t>​</m:t>
+              <m:t xml:space="preserve"> </m:t>
             </m:r>
           </m:e>
           <m:sub>
@@ -23018,7 +23018,7 @@
         <m:sSubSup>
           <m:e>
             <m:r>
-              <m:t>​</m:t>
+              <m:t xml:space="preserve"> </m:t>
             </m:r>
           </m:e>
           <m:sub>

--- a/00-首页/题组Word/第二轮习题集/第二轮习题集-元素与分析一-教师版.docx
+++ b/00-首页/题组Word/第二轮习题集/第二轮习题集-元素与分析一-教师版.docx
@@ -103,8 +103,8 @@
           <w:ilvl w:val="0"/>
           <w:numId w:val="1001"/>
         </w:numPr>
+        <w:spacing w:before="0" w:after="0"/>
         <w:ind w:left="480" w:hanging="480"/>
-        <w:spacing w:after="0"/>
       </w:pPr>
       <w:r>
         <w:rPr>
@@ -162,8 +162,8 @@
           <w:ilvl w:val="0"/>
           <w:numId w:val="1001"/>
         </w:numPr>
+        <w:spacing w:before="0" w:after="0"/>
         <w:ind w:left="480" w:hanging="480"/>
-        <w:spacing w:before="0" w:after="0"/>
       </w:pPr>
       <w:r>
         <w:rPr>
@@ -179,8 +179,8 @@
           <w:ilvl w:val="0"/>
           <w:numId w:val="1001"/>
         </w:numPr>
+        <w:spacing w:before="0" w:after="0"/>
         <w:ind w:left="480" w:hanging="480"/>
-        <w:spacing w:before="0" w:after="0"/>
       </w:pPr>
       <w:r>
         <w:rPr>
@@ -196,8 +196,8 @@
           <w:ilvl w:val="0"/>
           <w:numId w:val="1001"/>
         </w:numPr>
+        <w:spacing w:before="0" w:after="0"/>
         <w:ind w:left="480" w:hanging="480"/>
-        <w:spacing w:before="0" w:after="0"/>
       </w:pPr>
       <w:r>
         <w:rPr>
@@ -213,8 +213,8 @@
           <w:ilvl w:val="0"/>
           <w:numId w:val="1001"/>
         </w:numPr>
+        <w:spacing w:before="0" w:after="0"/>
         <w:ind w:left="480" w:hanging="480"/>
-        <w:spacing w:before="0" w:after="36"/>
       </w:pPr>
       <w:r>
         <w:rPr>
@@ -575,6 +575,7 @@
     <w:p>
       <w:pPr>
         <w:pStyle w:val="Compact"/>
+        <w:spacing w:before="0" w:after="0"/>
       </w:pPr>
       <w:r>
         <w:rPr>
@@ -610,6 +611,7 @@
     <w:p>
       <w:pPr>
         <w:pStyle w:val="Compact"/>
+        <w:spacing w:before="0" w:after="0"/>
       </w:pPr>
       <w:r>
         <w:rPr>
@@ -664,6 +666,7 @@
     <w:p>
       <w:pPr>
         <w:pStyle w:val="Compact"/>
+        <w:spacing w:before="0" w:after="0"/>
       </w:pPr>
       <w:r>
         <w:rPr>
@@ -681,6 +684,7 @@
     <w:p>
       <w:pPr>
         <w:pStyle w:val="Compact"/>
+        <w:spacing w:before="0" w:after="0"/>
       </w:pPr>
       <w:r>
         <w:rPr>
@@ -3193,8 +3197,8 @@
     <w:p>
       <w:pPr>
         <w:pStyle w:val="BodyText"/>
+        <w:spacing w:before="0" w:after="0"/>
         <w:ind w:left="480" w:hanging="480"/>
-        <w:spacing w:after="0"/>
       </w:pPr>
       <w:r>
         <w:rPr>
@@ -3279,8 +3283,8 @@
     <w:p>
       <w:pPr>
         <w:pStyle w:val="BodyText"/>
+        <w:spacing w:before="0" w:after="0"/>
         <w:ind w:left="480" w:hanging="480"/>
-        <w:spacing w:before="0" w:after="0"/>
       </w:pPr>
       <w:r>
         <w:rPr>
@@ -3339,8 +3343,8 @@
     <w:p>
       <w:pPr>
         <w:pStyle w:val="BodyText"/>
+        <w:spacing w:before="0" w:after="0"/>
         <w:ind w:left="480" w:hanging="480"/>
-        <w:spacing w:before="0" w:after="0"/>
       </w:pPr>
       <w:r>
         <w:rPr>
@@ -3399,8 +3403,8 @@
     <w:p>
       <w:pPr>
         <w:pStyle w:val="BodyText"/>
+        <w:spacing w:before="0" w:after="0"/>
         <w:ind w:left="480" w:hanging="480"/>
-        <w:spacing w:before="0" w:after="0"/>
       </w:pPr>
       <w:r>
         <w:rPr>
@@ -3459,8 +3463,8 @@
     <w:p>
       <w:pPr>
         <w:pStyle w:val="BodyText"/>
+        <w:spacing w:before="0" w:after="0"/>
         <w:ind w:left="480" w:hanging="480"/>
-        <w:spacing w:before="0" w:after="180"/>
       </w:pPr>
       <w:r>
         <w:rPr>
@@ -3816,8 +3820,8 @@
     <w:p>
       <w:pPr>
         <w:pStyle w:val="FirstParagraph"/>
+        <w:spacing w:before="0" w:after="0"/>
         <w:ind w:left="480" w:hanging="480"/>
-        <w:spacing w:after="0"/>
       </w:pPr>
       <w:r>
         <w:rPr>
@@ -3861,8 +3865,8 @@
     <w:p>
       <w:pPr>
         <w:pStyle w:val="FirstParagraph"/>
+        <w:spacing w:before="0" w:after="0"/>
         <w:ind w:left="480" w:hanging="480"/>
-        <w:spacing w:before="0" w:after="0"/>
       </w:pPr>
       <w:r>
         <w:rPr>
@@ -3880,8 +3884,8 @@
     <w:p>
       <w:pPr>
         <w:pStyle w:val="FirstParagraph"/>
+        <w:spacing w:before="0" w:after="0"/>
         <w:ind w:left="480" w:hanging="480"/>
-        <w:spacing w:before="0" w:after="0"/>
       </w:pPr>
       <w:r>
         <w:rPr>
@@ -3905,8 +3909,8 @@
     <w:p>
       <w:pPr>
         <w:pStyle w:val="FirstParagraph"/>
+        <w:spacing w:before="0" w:after="0"/>
         <w:ind w:left="480" w:hanging="480"/>
-        <w:spacing w:before="0" w:after="0"/>
       </w:pPr>
       <w:r>
         <w:rPr>
@@ -3930,8 +3934,8 @@
     <w:p>
       <w:pPr>
         <w:pStyle w:val="FirstParagraph"/>
+        <w:spacing w:before="0" w:after="0"/>
         <w:ind w:left="480" w:hanging="480"/>
-        <w:spacing w:before="0" w:after="180"/>
       </w:pPr>
       <w:r>
         <w:rPr>
@@ -4056,8 +4060,8 @@
     <w:p>
       <w:pPr>
         <w:pStyle w:val="FirstParagraph"/>
+        <w:spacing w:before="0" w:after="0"/>
         <w:ind w:left="480" w:hanging="480"/>
-        <w:spacing w:after="0"/>
       </w:pPr>
       <w:r>
         <w:rPr>
@@ -4101,8 +4105,8 @@
     <w:p>
       <w:pPr>
         <w:pStyle w:val="FirstParagraph"/>
+        <w:spacing w:before="0" w:after="0"/>
         <w:ind w:left="480" w:hanging="480"/>
-        <w:spacing w:before="0" w:after="0"/>
       </w:pPr>
       <w:r>
         <w:rPr>
@@ -4155,8 +4159,8 @@
     <w:p>
       <w:pPr>
         <w:pStyle w:val="FirstParagraph"/>
+        <w:spacing w:before="0" w:after="0"/>
         <w:ind w:left="480" w:hanging="480"/>
-        <w:spacing w:before="0" w:after="0"/>
       </w:pPr>
       <w:r>
         <w:rPr>
@@ -4209,8 +4213,8 @@
     <w:p>
       <w:pPr>
         <w:pStyle w:val="FirstParagraph"/>
+        <w:spacing w:before="0" w:after="0"/>
         <w:ind w:left="480" w:hanging="480"/>
-        <w:spacing w:before="0" w:after="0"/>
       </w:pPr>
       <w:r>
         <w:rPr>
@@ -4269,8 +4273,8 @@
     <w:p>
       <w:pPr>
         <w:pStyle w:val="FirstParagraph"/>
+        <w:spacing w:before="0" w:after="0"/>
         <w:ind w:left="480" w:hanging="480"/>
-        <w:spacing w:before="0" w:after="180"/>
       </w:pPr>
       <w:r>
         <w:rPr>
@@ -4459,8 +4463,8 @@
     <w:p>
       <w:pPr>
         <w:pStyle w:val="FirstParagraph"/>
+        <w:spacing w:before="0" w:after="0"/>
         <w:ind w:left="480" w:hanging="480"/>
-        <w:spacing w:after="0"/>
       </w:pPr>
       <w:r>
         <w:rPr>
@@ -4539,8 +4543,8 @@
     <w:p>
       <w:pPr>
         <w:pStyle w:val="FirstParagraph"/>
+        <w:spacing w:before="0" w:after="0"/>
         <w:ind w:left="480" w:hanging="480"/>
-        <w:spacing w:before="0" w:after="0"/>
       </w:pPr>
       <w:r>
         <w:rPr>
@@ -4596,8 +4600,8 @@
     <w:p>
       <w:pPr>
         <w:pStyle w:val="FirstParagraph"/>
+        <w:spacing w:before="0" w:after="0"/>
         <w:ind w:left="480" w:hanging="480"/>
-        <w:spacing w:before="0" w:after="0"/>
       </w:pPr>
       <w:r>
         <w:rPr>
@@ -4653,8 +4657,8 @@
     <w:p>
       <w:pPr>
         <w:pStyle w:val="FirstParagraph"/>
+        <w:spacing w:before="0" w:after="0"/>
         <w:ind w:left="480" w:hanging="480"/>
-        <w:spacing w:before="0" w:after="0"/>
       </w:pPr>
       <w:r>
         <w:rPr>
@@ -4701,8 +4705,8 @@
     <w:p>
       <w:pPr>
         <w:pStyle w:val="FirstParagraph"/>
+        <w:spacing w:before="0" w:after="0"/>
         <w:ind w:left="480" w:hanging="480"/>
-        <w:spacing w:before="0" w:after="180"/>
       </w:pPr>
       <w:r>
         <w:rPr>
@@ -5036,8 +5040,8 @@
     <w:p>
       <w:pPr>
         <w:pStyle w:val="FirstParagraph"/>
+        <w:spacing w:before="0" w:after="0"/>
         <w:ind w:left="480" w:hanging="480"/>
-        <w:spacing w:after="0"/>
       </w:pPr>
       <w:r>
         <w:rPr>
@@ -5081,8 +5085,8 @@
     <w:p>
       <w:pPr>
         <w:pStyle w:val="FirstParagraph"/>
+        <w:spacing w:before="0" w:after="0"/>
         <w:ind w:left="480" w:hanging="480"/>
-        <w:spacing w:before="0" w:after="0"/>
       </w:pPr>
       <w:r>
         <w:rPr>
@@ -5158,8 +5162,8 @@
     <w:p>
       <w:pPr>
         <w:pStyle w:val="FirstParagraph"/>
+        <w:spacing w:before="0" w:after="0"/>
         <w:ind w:left="480" w:hanging="480"/>
-        <w:spacing w:before="0" w:after="0"/>
       </w:pPr>
       <w:r>
         <w:rPr>
@@ -5221,8 +5225,8 @@
     <w:p>
       <w:pPr>
         <w:pStyle w:val="FirstParagraph"/>
+        <w:spacing w:before="0" w:after="0"/>
         <w:ind w:left="480" w:hanging="480"/>
-        <w:spacing w:before="0" w:after="0"/>
       </w:pPr>
       <w:r>
         <w:rPr>
@@ -5284,8 +5288,8 @@
     <w:p>
       <w:pPr>
         <w:pStyle w:val="FirstParagraph"/>
+        <w:spacing w:before="0" w:after="0"/>
         <w:ind w:left="480" w:hanging="480"/>
-        <w:spacing w:before="0" w:after="180"/>
       </w:pPr>
       <w:r>
         <w:rPr>
@@ -5594,8 +5598,8 @@
     <w:p>
       <w:pPr>
         <w:pStyle w:val="FirstParagraph"/>
+        <w:spacing w:before="0" w:after="0"/>
         <w:ind w:left="480" w:hanging="480"/>
-        <w:spacing w:after="0"/>
       </w:pPr>
       <w:r>
         <w:rPr>
@@ -5639,8 +5643,8 @@
     <w:p>
       <w:pPr>
         <w:pStyle w:val="FirstParagraph"/>
+        <w:spacing w:before="0" w:after="0"/>
         <w:ind w:left="480" w:hanging="480"/>
-        <w:spacing w:before="0" w:after="0"/>
       </w:pPr>
       <w:r>
         <w:rPr>
@@ -5702,8 +5706,8 @@
     <w:p>
       <w:pPr>
         <w:pStyle w:val="FirstParagraph"/>
+        <w:spacing w:before="0" w:after="0"/>
         <w:ind w:left="480" w:hanging="480"/>
-        <w:spacing w:before="0" w:after="0"/>
       </w:pPr>
       <w:r>
         <w:rPr>
@@ -5750,8 +5754,8 @@
     <w:p>
       <w:pPr>
         <w:pStyle w:val="FirstParagraph"/>
+        <w:spacing w:before="0" w:after="0"/>
         <w:ind w:left="480" w:hanging="480"/>
-        <w:spacing w:before="0" w:after="0"/>
       </w:pPr>
       <w:r>
         <w:rPr>
@@ -5813,8 +5817,8 @@
     <w:p>
       <w:pPr>
         <w:pStyle w:val="FirstParagraph"/>
+        <w:spacing w:before="0" w:after="0"/>
         <w:ind w:left="480" w:hanging="480"/>
-        <w:spacing w:before="0" w:after="180"/>
       </w:pPr>
       <w:r>
         <w:rPr>
@@ -6028,8 +6032,8 @@
     <w:p>
       <w:pPr>
         <w:pStyle w:val="FirstParagraph"/>
+        <w:spacing w:before="0" w:after="0"/>
         <w:ind w:left="480" w:hanging="480"/>
-        <w:spacing w:after="0"/>
       </w:pPr>
       <w:r>
         <w:rPr>
@@ -6073,8 +6077,8 @@
     <w:p>
       <w:pPr>
         <w:pStyle w:val="FirstParagraph"/>
+        <w:spacing w:before="0" w:after="0"/>
         <w:ind w:left="480" w:hanging="480"/>
-        <w:spacing w:before="0" w:after="0"/>
       </w:pPr>
       <w:r>
         <w:rPr>
@@ -6092,8 +6096,8 @@
     <w:p>
       <w:pPr>
         <w:pStyle w:val="FirstParagraph"/>
+        <w:spacing w:before="0" w:after="0"/>
         <w:ind w:left="480" w:hanging="480"/>
-        <w:spacing w:before="0" w:after="0"/>
       </w:pPr>
       <w:r>
         <w:rPr>
@@ -6117,8 +6121,8 @@
     <w:p>
       <w:pPr>
         <w:pStyle w:val="FirstParagraph"/>
+        <w:spacing w:before="0" w:after="0"/>
         <w:ind w:left="480" w:hanging="480"/>
-        <w:spacing w:before="0" w:after="0"/>
       </w:pPr>
       <w:r>
         <w:rPr>
@@ -6142,8 +6146,8 @@
     <w:p>
       <w:pPr>
         <w:pStyle w:val="FirstParagraph"/>
+        <w:spacing w:before="0" w:after="0"/>
         <w:ind w:left="480" w:hanging="480"/>
-        <w:spacing w:before="0" w:after="180"/>
       </w:pPr>
       <w:r>
         <w:rPr>
@@ -6333,8 +6337,8 @@
     <w:p>
       <w:pPr>
         <w:pStyle w:val="FirstParagraph"/>
+        <w:spacing w:before="0" w:after="0"/>
         <w:ind w:left="480" w:hanging="480"/>
-        <w:spacing w:after="0"/>
       </w:pPr>
       <w:r>
         <w:rPr>
@@ -6483,8 +6487,8 @@
     <w:p>
       <w:pPr>
         <w:pStyle w:val="FirstParagraph"/>
+        <w:spacing w:before="0" w:after="0"/>
         <w:ind w:left="480" w:hanging="480"/>
-        <w:spacing w:before="0" w:after="0"/>
       </w:pPr>
       <w:r>
         <w:rPr>
@@ -6552,8 +6556,8 @@
     <w:p>
       <w:pPr>
         <w:pStyle w:val="FirstParagraph"/>
+        <w:spacing w:before="0" w:after="0"/>
         <w:ind w:left="480" w:hanging="480"/>
-        <w:spacing w:before="0" w:after="0"/>
       </w:pPr>
       <w:r>
         <w:rPr>
@@ -6662,8 +6666,8 @@
     <w:p>
       <w:pPr>
         <w:pStyle w:val="FirstParagraph"/>
+        <w:spacing w:before="0" w:after="0"/>
         <w:ind w:left="480" w:hanging="480"/>
-        <w:spacing w:before="0" w:after="0"/>
       </w:pPr>
       <w:r>
         <w:rPr>
@@ -6801,8 +6805,8 @@
     <w:p>
       <w:pPr>
         <w:pStyle w:val="FirstParagraph"/>
+        <w:spacing w:before="0" w:after="0"/>
         <w:ind w:left="480" w:hanging="480"/>
-        <w:spacing w:before="0" w:after="180"/>
       </w:pPr>
       <w:r>
         <w:rPr>
@@ -7214,8 +7218,8 @@
     <w:p>
       <w:pPr>
         <w:pStyle w:val="FirstParagraph"/>
+        <w:spacing w:before="0" w:after="0"/>
         <w:ind w:left="480" w:hanging="480"/>
-        <w:spacing w:after="0"/>
       </w:pPr>
       <w:r>
         <w:rPr>
@@ -7351,8 +7355,8 @@
     <w:p>
       <w:pPr>
         <w:pStyle w:val="FirstParagraph"/>
+        <w:spacing w:before="0" w:after="0"/>
         <w:ind w:left="480" w:hanging="480"/>
-        <w:spacing w:before="0" w:after="0"/>
       </w:pPr>
       <w:r>
         <w:rPr>
@@ -7399,8 +7403,8 @@
     <w:p>
       <w:pPr>
         <w:pStyle w:val="FirstParagraph"/>
+        <w:spacing w:before="0" w:after="0"/>
         <w:ind w:left="480" w:hanging="480"/>
-        <w:spacing w:before="0" w:after="0"/>
       </w:pPr>
       <w:r>
         <w:rPr>
@@ -7447,8 +7451,8 @@
     <w:p>
       <w:pPr>
         <w:pStyle w:val="FirstParagraph"/>
+        <w:spacing w:before="0" w:after="0"/>
         <w:ind w:left="480" w:hanging="480"/>
-        <w:spacing w:before="0" w:after="0"/>
       </w:pPr>
       <w:r>
         <w:rPr>
@@ -7501,8 +7505,8 @@
     <w:p>
       <w:pPr>
         <w:pStyle w:val="FirstParagraph"/>
+        <w:spacing w:before="0" w:after="0"/>
         <w:ind w:left="480" w:hanging="480"/>
-        <w:spacing w:before="0" w:after="180"/>
       </w:pPr>
       <w:r>
         <w:rPr>
@@ -7815,8 +7819,8 @@
     <w:p>
       <w:pPr>
         <w:pStyle w:val="FirstParagraph"/>
+        <w:spacing w:before="0" w:after="0"/>
         <w:ind w:left="480" w:hanging="480"/>
-        <w:spacing w:after="0"/>
       </w:pPr>
       <w:r>
         <w:rPr>
@@ -7860,8 +7864,8 @@
     <w:p>
       <w:pPr>
         <w:pStyle w:val="FirstParagraph"/>
+        <w:spacing w:before="0" w:after="0"/>
         <w:ind w:left="480" w:hanging="480"/>
-        <w:spacing w:before="0" w:after="0"/>
       </w:pPr>
       <w:r>
         <w:rPr>
@@ -7917,8 +7921,8 @@
     <w:p>
       <w:pPr>
         <w:pStyle w:val="FirstParagraph"/>
+        <w:spacing w:before="0" w:after="0"/>
         <w:ind w:left="480" w:hanging="480"/>
-        <w:spacing w:before="0" w:after="0"/>
       </w:pPr>
       <w:r>
         <w:rPr>
@@ -7980,8 +7984,8 @@
     <w:p>
       <w:pPr>
         <w:pStyle w:val="FirstParagraph"/>
+        <w:spacing w:before="0" w:after="0"/>
         <w:ind w:left="480" w:hanging="480"/>
-        <w:spacing w:before="0" w:after="0"/>
       </w:pPr>
       <w:r>
         <w:rPr>
@@ -8043,8 +8047,8 @@
     <w:p>
       <w:pPr>
         <w:pStyle w:val="FirstParagraph"/>
+        <w:spacing w:before="0" w:after="0"/>
         <w:ind w:left="480" w:hanging="480"/>
-        <w:spacing w:before="0" w:after="180"/>
       </w:pPr>
       <w:r>
         <w:rPr>
@@ -15981,6 +15985,14 @@
       <w:tblPr>
         <w:tblStyle w:val="Table"/>
         <w:tblW w:type="auto" w:w="0"/>
+        <w:tblBorders>
+          <w:top w:val="single" w:sz="12" w:space="0" w:color="000000"/>
+          <w:left w:val="none" w:sz="0" w:space="0" w:color="auto"/>
+          <w:bottom w:val="single" w:sz="12" w:space="0" w:color="000000"/>
+          <w:right w:val="none" w:sz="0" w:space="0" w:color="auto"/>
+          <w:insideH w:val="none" w:sz="0" w:space="0" w:color="auto"/>
+          <w:insideV w:val="none" w:sz="0" w:space="0" w:color="auto"/>
+        </w:tblBorders>
         <w:tblLook w:firstRow="1" w:lastRow="0" w:firstColumn="0" w:lastColumn="0" w:noHBand="0" w:noVBand="0" w:val="0020"/>
       </w:tblPr>
       <w:tblGrid>
@@ -15994,7 +16006,11 @@
           <w:tblHeader w:val="on"/>
         </w:trPr>
         <w:tc>
-          <w:tcPr/>
+          <w:tcPr>
+            <w:tcBorders>
+              <w:bottom w:val="single" w:sz="8" w:space="0" w:color="000000"/>
+            </w:tcBorders>
+          </w:tcPr>
           <w:p>
             <w:pPr>
               <w:pStyle w:val="Compact"/>
@@ -16010,7 +16026,11 @@
           </w:p>
         </w:tc>
         <w:tc>
-          <w:tcPr/>
+          <w:tcPr>
+            <w:tcBorders>
+              <w:bottom w:val="single" w:sz="8" w:space="0" w:color="000000"/>
+            </w:tcBorders>
+          </w:tcPr>
           <w:p>
             <w:pPr>
               <w:pStyle w:val="Compact"/>
@@ -16033,7 +16053,11 @@
           </w:p>
         </w:tc>
         <w:tc>
-          <w:tcPr/>
+          <w:tcPr>
+            <w:tcBorders>
+              <w:bottom w:val="single" w:sz="8" w:space="0" w:color="000000"/>
+            </w:tcBorders>
+          </w:tcPr>
           <w:p>
             <w:pPr>
               <w:pStyle w:val="Compact"/>
@@ -16049,7 +16073,11 @@
           </w:p>
         </w:tc>
         <w:tc>
-          <w:tcPr/>
+          <w:tcPr>
+            <w:tcBorders>
+              <w:bottom w:val="single" w:sz="8" w:space="0" w:color="000000"/>
+            </w:tcBorders>
+          </w:tcPr>
           <w:p>
             <w:pPr>
               <w:pStyle w:val="Compact"/>
@@ -17464,15 +17492,7 @@
         </w:rPr>
         <w:t>）</w:t>
       </w:r>
-    </w:p>
-    <w:p>
-      <w:pPr>
-        <w:pStyle w:val="FirstParagraph"/>
-      </w:pPr>
-      <w:r>
-        <w:rPr>
-          <w:rFonts w:ascii="Times New Roman" w:hAnsi="Times New Roman" w:eastAsia="Times New Roman" w:cs="Times New Roman"/>
-        </w:rPr>
+      <w:r>
         <w:t xml:space="preserve">。</w:t>
       </w:r>
     </w:p>
@@ -58466,7 +58486,7 @@
     <ns0:rPr>
       <ns0:rFonts ns0:ascii="Times New Roman" ns0:cs="Times New Roman" ns0:eastAsia="SimHei" ns0:hAnsi="Times New Roman"/>
       <ns0:b/>
-      <ns0:color ns0:val="17324D"/>
+      <ns0:color ns0:val="000000"/>
       <ns0:sz ns0:val="44"/>
       <ns0:szCs ns0:val="56"/>
     </ns0:rPr>
@@ -58608,7 +58628,7 @@
     <ns0:rPr>
       <ns0:rFonts ns0:ascii="Times New Roman" ns0:cs="Times New Roman" ns0:eastAsia="SimHei" ns0:hAnsi="Times New Roman"/>
       <ns0:b/>
-      <ns0:color ns0:val="17324D"/>
+      <ns0:color ns0:val="000000"/>
       <ns0:sz ns0:val="32"/>
       <ns0:szCs ns0:val="40"/>
     </ns0:rPr>
@@ -58632,7 +58652,7 @@
     <ns0:rPr>
       <ns0:rFonts ns0:ascii="Times New Roman" ns0:cs="Times New Roman" ns0:eastAsia="SimHei" ns0:hAnsi="Times New Roman"/>
       <ns0:b/>
-      <ns0:color ns0:val="17324D"/>
+      <ns0:color ns0:val="000000"/>
       <ns0:sz ns0:val="28"/>
       <ns0:szCs ns0:val="32"/>
     </ns0:rPr>
@@ -58656,7 +58676,7 @@
     <ns0:rPr>
       <ns0:rFonts ns0:ascii="Times New Roman" ns0:cs="Times New Roman" ns0:eastAsia="SimHei" ns0:hAnsi="Times New Roman"/>
       <ns0:b/>
-      <ns0:color ns0:val="17324D"/>
+      <ns0:color ns0:val="000000"/>
       <ns0:sz ns0:val="25"/>
       <ns0:szCs ns0:val="28"/>
     </ns0:rPr>
